--- a/5.人员管理/2.运行记录类文件/HXDL-ITSS-0510-人员管理计划 .docx
+++ b/5.人员管理/2.运行记录类文件/HXDL-ITSS-0510-人员管理计划 .docx
@@ -26,7 +26,7 @@
           <w:lang w:val="en-US" w:eastAsia="zh-CN"/>
         </w:rPr>
       </w:pPr>
-      <w:bookmarkStart w:id="0" w:name="_Toc13516"/>
+      <w:bookmarkStart w:id="0" w:name="_Toc32624"/>
       <w:r>
         <w:drawing>
           <wp:anchor distT="0" distB="0" distL="114300" distR="114300" simplePos="0" relativeHeight="251659264" behindDoc="1" locked="0" layoutInCell="1" allowOverlap="1">
@@ -112,13 +112,13 @@
           <w:lang w:val="en-US" w:eastAsia="zh-CN"/>
         </w:rPr>
       </w:pPr>
-      <w:bookmarkStart w:id="1" w:name="_Toc11754"/>
+      <w:bookmarkStart w:id="1" w:name="_Toc31751"/>
       <w:r>
         <w:rPr>
           <w:rFonts w:hint="eastAsia"/>
           <w:lang w:val="en-US" w:eastAsia="zh-CN"/>
         </w:rPr>
-        <w:t>2025年人员管理计划</w:t>
+        <w:t>人员管理计划</w:t>
       </w:r>
       <w:bookmarkEnd w:id="1"/>
     </w:p>
@@ -147,7 +147,7 @@
           <w:lang w:val="en-US" w:eastAsia="zh-CN"/>
         </w:rPr>
       </w:pPr>
-      <w:bookmarkStart w:id="2" w:name="_Toc26637"/>
+      <w:bookmarkStart w:id="2" w:name="_Toc27770"/>
       <w:r>
         <w:rPr>
           <w:rFonts w:hint="eastAsia"/>
@@ -680,7 +680,7 @@
           <w:szCs w:val="30"/>
         </w:rPr>
       </w:pPr>
-      <w:bookmarkStart w:id="3" w:name="_Toc5279"/>
+      <w:bookmarkStart w:id="3" w:name="_Toc20582"/>
       <w:r>
         <w:rPr>
           <w:rFonts w:ascii="宋体" w:hAnsi="宋体" w:eastAsia="宋体" w:cs="宋体"/>
@@ -2233,7 +2233,7 @@
             <w:fldChar w:fldCharType="begin"/>
           </w:r>
           <w:r>
-            <w:instrText xml:space="preserve"> HYPERLINK \l _Toc13516 </w:instrText>
+            <w:instrText xml:space="preserve"> HYPERLINK \l _Toc32624 </w:instrText>
           </w:r>
           <w:r>
             <w:fldChar w:fldCharType="separate"/>
@@ -2252,7 +2252,7 @@
             <w:fldChar w:fldCharType="begin"/>
           </w:r>
           <w:r>
-            <w:instrText xml:space="preserve"> PAGEREF _Toc13516 \h </w:instrText>
+            <w:instrText xml:space="preserve"> PAGEREF _Toc32624 \h </w:instrText>
           </w:r>
           <w:r>
             <w:fldChar w:fldCharType="separate"/>
@@ -2278,7 +2278,7 @@
             <w:fldChar w:fldCharType="begin"/>
           </w:r>
           <w:r>
-            <w:instrText xml:space="preserve"> HYPERLINK \l _Toc11754 </w:instrText>
+            <w:instrText xml:space="preserve"> HYPERLINK \l _Toc31751 </w:instrText>
           </w:r>
           <w:r>
             <w:fldChar w:fldCharType="separate"/>
@@ -2288,7 +2288,7 @@
               <w:rFonts w:hint="eastAsia"/>
               <w:lang w:val="en-US" w:eastAsia="zh-CN"/>
             </w:rPr>
-            <w:t>2025年人员管理计划</w:t>
+            <w:t>人员管理计划</w:t>
           </w:r>
           <w:r>
             <w:tab/>
@@ -2297,7 +2297,7 @@
             <w:fldChar w:fldCharType="begin"/>
           </w:r>
           <w:r>
-            <w:instrText xml:space="preserve"> PAGEREF _Toc11754 \h </w:instrText>
+            <w:instrText xml:space="preserve"> PAGEREF _Toc31751 \h </w:instrText>
           </w:r>
           <w:r>
             <w:fldChar w:fldCharType="separate"/>
@@ -2323,7 +2323,7 @@
             <w:fldChar w:fldCharType="begin"/>
           </w:r>
           <w:r>
-            <w:instrText xml:space="preserve"> HYPERLINK \l _Toc26637 </w:instrText>
+            <w:instrText xml:space="preserve"> HYPERLINK \l _Toc27770 </w:instrText>
           </w:r>
           <w:r>
             <w:fldChar w:fldCharType="separate"/>
@@ -2342,7 +2342,7 @@
             <w:fldChar w:fldCharType="begin"/>
           </w:r>
           <w:r>
-            <w:instrText xml:space="preserve"> PAGEREF _Toc26637 \h </w:instrText>
+            <w:instrText xml:space="preserve"> PAGEREF _Toc27770 \h </w:instrText>
           </w:r>
           <w:r>
             <w:fldChar w:fldCharType="separate"/>
@@ -2368,7 +2368,7 @@
             <w:fldChar w:fldCharType="begin"/>
           </w:r>
           <w:r>
-            <w:instrText xml:space="preserve"> HYPERLINK \l _Toc5279 </w:instrText>
+            <w:instrText xml:space="preserve"> HYPERLINK \l _Toc20582 </w:instrText>
           </w:r>
           <w:r>
             <w:fldChar w:fldCharType="separate"/>
@@ -2389,7 +2389,7 @@
             <w:fldChar w:fldCharType="begin"/>
           </w:r>
           <w:r>
-            <w:instrText xml:space="preserve"> PAGEREF _Toc5279 \h </w:instrText>
+            <w:instrText xml:space="preserve"> PAGEREF _Toc20582 \h </w:instrText>
           </w:r>
           <w:r>
             <w:fldChar w:fldCharType="separate"/>
@@ -2415,7 +2415,7 @@
             <w:fldChar w:fldCharType="begin"/>
           </w:r>
           <w:r>
-            <w:instrText xml:space="preserve"> HYPERLINK \l _Toc23463 </w:instrText>
+            <w:instrText xml:space="preserve"> HYPERLINK \l _Toc3335 </w:instrText>
           </w:r>
           <w:r>
             <w:fldChar w:fldCharType="separate"/>
@@ -2436,7 +2436,7 @@
             <w:fldChar w:fldCharType="begin"/>
           </w:r>
           <w:r>
-            <w:instrText xml:space="preserve"> PAGEREF _Toc23463 \h </w:instrText>
+            <w:instrText xml:space="preserve"> PAGEREF _Toc3335 \h </w:instrText>
           </w:r>
           <w:r>
             <w:fldChar w:fldCharType="separate"/>
@@ -2462,7 +2462,7 @@
             <w:fldChar w:fldCharType="begin"/>
           </w:r>
           <w:r>
-            <w:instrText xml:space="preserve"> HYPERLINK \l _Toc18248 </w:instrText>
+            <w:instrText xml:space="preserve"> HYPERLINK \l _Toc17769 </w:instrText>
           </w:r>
           <w:r>
             <w:fldChar w:fldCharType="separate"/>
@@ -2474,17 +2474,7 @@
             <w:t xml:space="preserve">2. </w:t>
           </w:r>
           <w:r>
-            <w:t>202</w:t>
-          </w:r>
-          <w:r>
-            <w:rPr>
-              <w:rFonts w:hint="eastAsia"/>
-              <w:lang w:val="en-US" w:eastAsia="zh-CN"/>
-            </w:rPr>
-            <w:t>5</w:t>
-          </w:r>
-          <w:r>
-            <w:t>年招聘计划</w:t>
+            <w:t>招聘计划</w:t>
           </w:r>
           <w:r>
             <w:tab/>
@@ -2493,7 +2483,7 @@
             <w:fldChar w:fldCharType="begin"/>
           </w:r>
           <w:r>
-            <w:instrText xml:space="preserve"> PAGEREF _Toc18248 \h </w:instrText>
+            <w:instrText xml:space="preserve"> PAGEREF _Toc17769 \h </w:instrText>
           </w:r>
           <w:r>
             <w:fldChar w:fldCharType="separate"/>
@@ -2519,7 +2509,7 @@
             <w:fldChar w:fldCharType="begin"/>
           </w:r>
           <w:r>
-            <w:instrText xml:space="preserve"> HYPERLINK \l _Toc3433 </w:instrText>
+            <w:instrText xml:space="preserve"> HYPERLINK \l _Toc6944 </w:instrText>
           </w:r>
           <w:r>
             <w:fldChar w:fldCharType="separate"/>
@@ -2537,7 +2527,7 @@
             <w:fldChar w:fldCharType="begin"/>
           </w:r>
           <w:r>
-            <w:instrText xml:space="preserve"> PAGEREF _Toc3433 \h </w:instrText>
+            <w:instrText xml:space="preserve"> PAGEREF _Toc6944 \h </w:instrText>
           </w:r>
           <w:r>
             <w:fldChar w:fldCharType="separate"/>
@@ -2563,7 +2553,7 @@
             <w:fldChar w:fldCharType="begin"/>
           </w:r>
           <w:r>
-            <w:instrText xml:space="preserve"> HYPERLINK \l _Toc32360 </w:instrText>
+            <w:instrText xml:space="preserve"> HYPERLINK \l _Toc87 </w:instrText>
           </w:r>
           <w:r>
             <w:fldChar w:fldCharType="separate"/>
@@ -2589,7 +2579,7 @@
             <w:fldChar w:fldCharType="begin"/>
           </w:r>
           <w:r>
-            <w:instrText xml:space="preserve"> PAGEREF _Toc32360 \h </w:instrText>
+            <w:instrText xml:space="preserve"> PAGEREF _Toc87 \h </w:instrText>
           </w:r>
           <w:r>
             <w:fldChar w:fldCharType="separate"/>
@@ -2615,7 +2605,7 @@
             <w:fldChar w:fldCharType="begin"/>
           </w:r>
           <w:r>
-            <w:instrText xml:space="preserve"> HYPERLINK \l _Toc1526 </w:instrText>
+            <w:instrText xml:space="preserve"> HYPERLINK \l _Toc13517 </w:instrText>
           </w:r>
           <w:r>
             <w:fldChar w:fldCharType="separate"/>
@@ -2641,7 +2631,7 @@
             <w:fldChar w:fldCharType="begin"/>
           </w:r>
           <w:r>
-            <w:instrText xml:space="preserve"> PAGEREF _Toc1526 \h </w:instrText>
+            <w:instrText xml:space="preserve"> PAGEREF _Toc13517 \h </w:instrText>
           </w:r>
           <w:r>
             <w:fldChar w:fldCharType="separate"/>
@@ -2667,7 +2657,7 @@
             <w:fldChar w:fldCharType="begin"/>
           </w:r>
           <w:r>
-            <w:instrText xml:space="preserve"> HYPERLINK \l _Toc12698 </w:instrText>
+            <w:instrText xml:space="preserve"> HYPERLINK \l _Toc25991 </w:instrText>
           </w:r>
           <w:r>
             <w:fldChar w:fldCharType="separate"/>
@@ -2693,7 +2683,7 @@
             <w:fldChar w:fldCharType="begin"/>
           </w:r>
           <w:r>
-            <w:instrText xml:space="preserve"> PAGEREF _Toc12698 \h </w:instrText>
+            <w:instrText xml:space="preserve"> PAGEREF _Toc25991 \h </w:instrText>
           </w:r>
           <w:r>
             <w:fldChar w:fldCharType="separate"/>
@@ -2719,7 +2709,7 @@
             <w:fldChar w:fldCharType="begin"/>
           </w:r>
           <w:r>
-            <w:instrText xml:space="preserve"> HYPERLINK \l _Toc12792 </w:instrText>
+            <w:instrText xml:space="preserve"> HYPERLINK \l _Toc14772 </w:instrText>
           </w:r>
           <w:r>
             <w:fldChar w:fldCharType="separate"/>
@@ -2745,7 +2735,7 @@
             <w:fldChar w:fldCharType="begin"/>
           </w:r>
           <w:r>
-            <w:instrText xml:space="preserve"> PAGEREF _Toc12792 \h </w:instrText>
+            <w:instrText xml:space="preserve"> PAGEREF _Toc14772 \h </w:instrText>
           </w:r>
           <w:r>
             <w:fldChar w:fldCharType="separate"/>
@@ -2771,7 +2761,7 @@
             <w:fldChar w:fldCharType="begin"/>
           </w:r>
           <w:r>
-            <w:instrText xml:space="preserve"> HYPERLINK \l _Toc2160 </w:instrText>
+            <w:instrText xml:space="preserve"> HYPERLINK \l _Toc22542 </w:instrText>
           </w:r>
           <w:r>
             <w:fldChar w:fldCharType="separate"/>
@@ -2792,7 +2782,7 @@
             <w:fldChar w:fldCharType="begin"/>
           </w:r>
           <w:r>
-            <w:instrText xml:space="preserve"> PAGEREF _Toc2160 \h </w:instrText>
+            <w:instrText xml:space="preserve"> PAGEREF _Toc22542 \h </w:instrText>
           </w:r>
           <w:r>
             <w:fldChar w:fldCharType="separate"/>
@@ -2818,7 +2808,7 @@
             <w:fldChar w:fldCharType="begin"/>
           </w:r>
           <w:r>
-            <w:instrText xml:space="preserve"> HYPERLINK \l _Toc6656 </w:instrText>
+            <w:instrText xml:space="preserve"> HYPERLINK \l _Toc657 </w:instrText>
           </w:r>
           <w:r>
             <w:fldChar w:fldCharType="separate"/>
@@ -2843,7 +2833,7 @@
             <w:fldChar w:fldCharType="begin"/>
           </w:r>
           <w:r>
-            <w:instrText xml:space="preserve"> PAGEREF _Toc6656 \h </w:instrText>
+            <w:instrText xml:space="preserve"> PAGEREF _Toc657 \h </w:instrText>
           </w:r>
           <w:r>
             <w:fldChar w:fldCharType="separate"/>
@@ -2869,7 +2859,7 @@
             <w:fldChar w:fldCharType="begin"/>
           </w:r>
           <w:r>
-            <w:instrText xml:space="preserve"> HYPERLINK \l _Toc4956 </w:instrText>
+            <w:instrText xml:space="preserve"> HYPERLINK \l _Toc12228 </w:instrText>
           </w:r>
           <w:r>
             <w:fldChar w:fldCharType="separate"/>
@@ -2881,24 +2871,7 @@
             <w:t xml:space="preserve">3. </w:t>
           </w:r>
           <w:r>
-            <w:rPr>
-              <w:rFonts w:hint="eastAsia"/>
-              <w:lang w:val="en-US" w:eastAsia="zh-CN"/>
-            </w:rPr>
-            <w:t>2</w:t>
-          </w:r>
-          <w:r>
-            <w:t>02</w:t>
-          </w:r>
-          <w:r>
-            <w:rPr>
-              <w:rFonts w:hint="eastAsia"/>
-              <w:lang w:val="en-US" w:eastAsia="zh-CN"/>
-            </w:rPr>
-            <w:t>5</w:t>
-          </w:r>
-          <w:r>
-            <w:t>年储备计划依据</w:t>
+            <w:t>储备计划依据</w:t>
           </w:r>
           <w:r>
             <w:tab/>
@@ -2907,13 +2880,13 @@
             <w:fldChar w:fldCharType="begin"/>
           </w:r>
           <w:r>
-            <w:instrText xml:space="preserve"> PAGEREF _Toc4956 \h </w:instrText>
+            <w:instrText xml:space="preserve"> PAGEREF _Toc12228 \h </w:instrText>
           </w:r>
           <w:r>
             <w:fldChar w:fldCharType="separate"/>
           </w:r>
           <w:r>
-            <w:t>9</w:t>
+            <w:t>8</w:t>
           </w:r>
           <w:r>
             <w:fldChar w:fldCharType="end"/>
@@ -2933,7 +2906,7 @@
             <w:fldChar w:fldCharType="begin"/>
           </w:r>
           <w:r>
-            <w:instrText xml:space="preserve"> HYPERLINK \l _Toc5714 </w:instrText>
+            <w:instrText xml:space="preserve"> HYPERLINK \l _Toc10658 </w:instrText>
           </w:r>
           <w:r>
             <w:fldChar w:fldCharType="separate"/>
@@ -2945,14 +2918,7 @@
             <w:t xml:space="preserve">3.1. </w:t>
           </w:r>
           <w:r>
-            <w:rPr>
-              <w:rFonts w:hint="eastAsia"/>
-              <w:lang w:eastAsia="zh-CN"/>
-            </w:rPr>
-            <w:t>2025</w:t>
-          </w:r>
-          <w:r>
-            <w:t>年运维人员储备计划（外聘）</w:t>
+            <w:t>运维人员储备计划（外聘）</w:t>
           </w:r>
           <w:r>
             <w:tab/>
@@ -2961,7 +2927,7 @@
             <w:fldChar w:fldCharType="begin"/>
           </w:r>
           <w:r>
-            <w:instrText xml:space="preserve"> PAGEREF _Toc5714 \h </w:instrText>
+            <w:instrText xml:space="preserve"> PAGEREF _Toc10658 \h </w:instrText>
           </w:r>
           <w:r>
             <w:fldChar w:fldCharType="separate"/>
@@ -2987,7 +2953,7 @@
             <w:fldChar w:fldCharType="begin"/>
           </w:r>
           <w:r>
-            <w:instrText xml:space="preserve"> HYPERLINK \l _Toc5313 </w:instrText>
+            <w:instrText xml:space="preserve"> HYPERLINK \l _Toc24728 </w:instrText>
           </w:r>
           <w:r>
             <w:fldChar w:fldCharType="separate"/>
@@ -2999,17 +2965,7 @@
             <w:t xml:space="preserve">3.2. </w:t>
           </w:r>
           <w:r>
-            <w:t>202</w:t>
-          </w:r>
-          <w:r>
-            <w:rPr>
-              <w:rFonts w:hint="eastAsia"/>
-              <w:lang w:val="en-US" w:eastAsia="zh-CN"/>
-            </w:rPr>
-            <w:t>5</w:t>
-          </w:r>
-          <w:r>
-            <w:t>年运维人员关键岗位储备计划（内聘）</w:t>
+            <w:t>运维人员关键岗位储备计划（内聘）</w:t>
           </w:r>
           <w:r>
             <w:tab/>
@@ -3018,7 +2974,7 @@
             <w:fldChar w:fldCharType="begin"/>
           </w:r>
           <w:r>
-            <w:instrText xml:space="preserve"> PAGEREF _Toc5313 \h </w:instrText>
+            <w:instrText xml:space="preserve"> PAGEREF _Toc24728 \h </w:instrText>
           </w:r>
           <w:r>
             <w:fldChar w:fldCharType="separate"/>
@@ -3044,7 +3000,7 @@
             <w:fldChar w:fldCharType="begin"/>
           </w:r>
           <w:r>
-            <w:instrText xml:space="preserve"> HYPERLINK \l _Toc17969 </w:instrText>
+            <w:instrText xml:space="preserve"> HYPERLINK \l _Toc4920 </w:instrText>
           </w:r>
           <w:r>
             <w:fldChar w:fldCharType="separate"/>
@@ -3056,17 +3012,7 @@
             <w:t xml:space="preserve">4. </w:t>
           </w:r>
           <w:r>
-            <w:t>202</w:t>
-          </w:r>
-          <w:r>
-            <w:rPr>
-              <w:rFonts w:hint="eastAsia"/>
-              <w:lang w:val="en-US" w:eastAsia="zh-CN"/>
-            </w:rPr>
-            <w:t>5</w:t>
-          </w:r>
-          <w:r>
-            <w:t>年运维人员培训计划</w:t>
+            <w:t>运维人员培训计划</w:t>
           </w:r>
           <w:r>
             <w:tab/>
@@ -3075,13 +3021,13 @@
             <w:fldChar w:fldCharType="begin"/>
           </w:r>
           <w:r>
-            <w:instrText xml:space="preserve"> PAGEREF _Toc17969 \h </w:instrText>
+            <w:instrText xml:space="preserve"> PAGEREF _Toc4920 \h </w:instrText>
           </w:r>
           <w:r>
             <w:fldChar w:fldCharType="separate"/>
           </w:r>
           <w:r>
-            <w:t>10</w:t>
+            <w:t>9</w:t>
           </w:r>
           <w:r>
             <w:fldChar w:fldCharType="end"/>
@@ -3101,7 +3047,7 @@
             <w:fldChar w:fldCharType="begin"/>
           </w:r>
           <w:r>
-            <w:instrText xml:space="preserve"> HYPERLINK \l _Toc9114 </w:instrText>
+            <w:instrText xml:space="preserve"> HYPERLINK \l _Toc25924 </w:instrText>
           </w:r>
           <w:r>
             <w:fldChar w:fldCharType="separate"/>
@@ -3113,17 +3059,7 @@
             <w:t xml:space="preserve">5. </w:t>
           </w:r>
           <w:r>
-            <w:t>202</w:t>
-          </w:r>
-          <w:r>
-            <w:rPr>
-              <w:rFonts w:hint="eastAsia"/>
-              <w:lang w:val="en-US" w:eastAsia="zh-CN"/>
-            </w:rPr>
-            <w:t>5</w:t>
-          </w:r>
-          <w:r>
-            <w:t>年运维人员岗位互备计划（AB角色互备）</w:t>
+            <w:t>运维人员岗位互备计划（AB角色互备）</w:t>
           </w:r>
           <w:r>
             <w:tab/>
@@ -3132,13 +3068,13 @@
             <w:fldChar w:fldCharType="begin"/>
           </w:r>
           <w:r>
-            <w:instrText xml:space="preserve"> PAGEREF _Toc9114 \h </w:instrText>
+            <w:instrText xml:space="preserve"> PAGEREF _Toc25924 \h </w:instrText>
           </w:r>
           <w:r>
             <w:fldChar w:fldCharType="separate"/>
           </w:r>
           <w:r>
-            <w:t>13</w:t>
+            <w:t>12</w:t>
           </w:r>
           <w:r>
             <w:fldChar w:fldCharType="end"/>
@@ -3158,7 +3094,7 @@
             <w:fldChar w:fldCharType="begin"/>
           </w:r>
           <w:r>
-            <w:instrText xml:space="preserve"> HYPERLINK \l _Toc3685 </w:instrText>
+            <w:instrText xml:space="preserve"> HYPERLINK \l _Toc8203 </w:instrText>
           </w:r>
           <w:r>
             <w:fldChar w:fldCharType="separate"/>
@@ -3170,17 +3106,7 @@
             <w:t xml:space="preserve">6. </w:t>
           </w:r>
           <w:r>
-            <w:t>202</w:t>
-          </w:r>
-          <w:r>
-            <w:rPr>
-              <w:rFonts w:hint="eastAsia"/>
-              <w:lang w:val="en-US" w:eastAsia="zh-CN"/>
-            </w:rPr>
-            <w:t>5</w:t>
-          </w:r>
-          <w:r>
-            <w:t>年运维人员绩效考核计划</w:t>
+            <w:t>运维人员绩效考核计划</w:t>
           </w:r>
           <w:r>
             <w:tab/>
@@ -3189,13 +3115,13 @@
             <w:fldChar w:fldCharType="begin"/>
           </w:r>
           <w:r>
-            <w:instrText xml:space="preserve"> PAGEREF _Toc3685 \h </w:instrText>
+            <w:instrText xml:space="preserve"> PAGEREF _Toc8203 \h </w:instrText>
           </w:r>
           <w:r>
             <w:fldChar w:fldCharType="separate"/>
           </w:r>
           <w:r>
-            <w:t>14</w:t>
+            <w:t>13</w:t>
           </w:r>
           <w:r>
             <w:fldChar w:fldCharType="end"/>
@@ -3215,7 +3141,7 @@
             <w:fldChar w:fldCharType="begin"/>
           </w:r>
           <w:r>
-            <w:instrText xml:space="preserve"> HYPERLINK \l _Toc31840 </w:instrText>
+            <w:instrText xml:space="preserve"> HYPERLINK \l _Toc20706 </w:instrText>
           </w:r>
           <w:r>
             <w:fldChar w:fldCharType="separate"/>
@@ -3236,13 +3162,13 @@
             <w:fldChar w:fldCharType="begin"/>
           </w:r>
           <w:r>
-            <w:instrText xml:space="preserve"> PAGEREF _Toc31840 \h </w:instrText>
+            <w:instrText xml:space="preserve"> PAGEREF _Toc20706 \h </w:instrText>
           </w:r>
           <w:r>
             <w:fldChar w:fldCharType="separate"/>
           </w:r>
           <w:r>
-            <w:t>14</w:t>
+            <w:t>13</w:t>
           </w:r>
           <w:r>
             <w:fldChar w:fldCharType="end"/>
@@ -3262,7 +3188,7 @@
             <w:fldChar w:fldCharType="begin"/>
           </w:r>
           <w:r>
-            <w:instrText xml:space="preserve"> HYPERLINK \l _Toc16655 </w:instrText>
+            <w:instrText xml:space="preserve"> HYPERLINK \l _Toc32524 </w:instrText>
           </w:r>
           <w:r>
             <w:fldChar w:fldCharType="separate"/>
@@ -3283,13 +3209,13 @@
             <w:fldChar w:fldCharType="begin"/>
           </w:r>
           <w:r>
-            <w:instrText xml:space="preserve"> PAGEREF _Toc16655 \h </w:instrText>
+            <w:instrText xml:space="preserve"> PAGEREF _Toc32524 \h </w:instrText>
           </w:r>
           <w:r>
             <w:fldChar w:fldCharType="separate"/>
           </w:r>
           <w:r>
-            <w:t>14</w:t>
+            <w:t>13</w:t>
           </w:r>
           <w:r>
             <w:fldChar w:fldCharType="end"/>
@@ -3309,7 +3235,7 @@
             <w:fldChar w:fldCharType="begin"/>
           </w:r>
           <w:r>
-            <w:instrText xml:space="preserve"> HYPERLINK \l _Toc14865 </w:instrText>
+            <w:instrText xml:space="preserve"> HYPERLINK \l _Toc17908 </w:instrText>
           </w:r>
           <w:r>
             <w:fldChar w:fldCharType="separate"/>
@@ -3330,7 +3256,7 @@
             <w:fldChar w:fldCharType="begin"/>
           </w:r>
           <w:r>
-            <w:instrText xml:space="preserve"> PAGEREF _Toc14865 \h </w:instrText>
+            <w:instrText xml:space="preserve"> PAGEREF _Toc17908 \h </w:instrText>
           </w:r>
           <w:r>
             <w:fldChar w:fldCharType="separate"/>
@@ -3356,7 +3282,7 @@
             <w:fldChar w:fldCharType="begin"/>
           </w:r>
           <w:r>
-            <w:instrText xml:space="preserve"> HYPERLINK \l _Toc24844 </w:instrText>
+            <w:instrText xml:space="preserve"> HYPERLINK \l _Toc699 </w:instrText>
           </w:r>
           <w:r>
             <w:fldChar w:fldCharType="separate"/>
@@ -3377,7 +3303,7 @@
             <w:fldChar w:fldCharType="begin"/>
           </w:r>
           <w:r>
-            <w:instrText xml:space="preserve"> PAGEREF _Toc24844 \h </w:instrText>
+            <w:instrText xml:space="preserve"> PAGEREF _Toc699 \h </w:instrText>
           </w:r>
           <w:r>
             <w:fldChar w:fldCharType="separate"/>
@@ -3403,7 +3329,7 @@
             <w:fldChar w:fldCharType="begin"/>
           </w:r>
           <w:r>
-            <w:instrText xml:space="preserve"> HYPERLINK \l _Toc16522 </w:instrText>
+            <w:instrText xml:space="preserve"> HYPERLINK \l _Toc18136 </w:instrText>
           </w:r>
           <w:r>
             <w:fldChar w:fldCharType="separate"/>
@@ -3424,13 +3350,13 @@
             <w:fldChar w:fldCharType="begin"/>
           </w:r>
           <w:r>
-            <w:instrText xml:space="preserve"> PAGEREF _Toc16522 \h </w:instrText>
+            <w:instrText xml:space="preserve"> PAGEREF _Toc18136 \h </w:instrText>
           </w:r>
           <w:r>
             <w:fldChar w:fldCharType="separate"/>
           </w:r>
           <w:r>
-            <w:t>15</w:t>
+            <w:t>14</w:t>
           </w:r>
           <w:r>
             <w:fldChar w:fldCharType="end"/>
@@ -3450,7 +3376,7 @@
             <w:fldChar w:fldCharType="begin"/>
           </w:r>
           <w:r>
-            <w:instrText xml:space="preserve"> HYPERLINK \l _Toc17776 </w:instrText>
+            <w:instrText xml:space="preserve"> HYPERLINK \l _Toc15958 </w:instrText>
           </w:r>
           <w:r>
             <w:fldChar w:fldCharType="separate"/>
@@ -3471,13 +3397,13 @@
             <w:fldChar w:fldCharType="begin"/>
           </w:r>
           <w:r>
-            <w:instrText xml:space="preserve"> PAGEREF _Toc17776 \h </w:instrText>
+            <w:instrText xml:space="preserve"> PAGEREF _Toc15958 \h </w:instrText>
           </w:r>
           <w:r>
             <w:fldChar w:fldCharType="separate"/>
           </w:r>
           <w:r>
-            <w:t>15</w:t>
+            <w:t>14</w:t>
           </w:r>
           <w:r>
             <w:fldChar w:fldCharType="end"/>
@@ -3497,7 +3423,7 @@
             <w:fldChar w:fldCharType="begin"/>
           </w:r>
           <w:r>
-            <w:instrText xml:space="preserve"> HYPERLINK \l _Toc10897 </w:instrText>
+            <w:instrText xml:space="preserve"> HYPERLINK \l _Toc13002 </w:instrText>
           </w:r>
           <w:r>
             <w:fldChar w:fldCharType="separate"/>
@@ -3518,13 +3444,13 @@
             <w:fldChar w:fldCharType="begin"/>
           </w:r>
           <w:r>
-            <w:instrText xml:space="preserve"> PAGEREF _Toc10897 \h </w:instrText>
+            <w:instrText xml:space="preserve"> PAGEREF _Toc13002 \h </w:instrText>
           </w:r>
           <w:r>
             <w:fldChar w:fldCharType="separate"/>
           </w:r>
           <w:r>
-            <w:t>15</w:t>
+            <w:t>14</w:t>
           </w:r>
           <w:r>
             <w:fldChar w:fldCharType="end"/>
@@ -3544,7 +3470,7 @@
             <w:fldChar w:fldCharType="begin"/>
           </w:r>
           <w:r>
-            <w:instrText xml:space="preserve"> HYPERLINK \l _Toc17892 </w:instrText>
+            <w:instrText xml:space="preserve"> HYPERLINK \l _Toc4443 </w:instrText>
           </w:r>
           <w:r>
             <w:fldChar w:fldCharType="separate"/>
@@ -3565,13 +3491,13 @@
             <w:fldChar w:fldCharType="begin"/>
           </w:r>
           <w:r>
-            <w:instrText xml:space="preserve"> PAGEREF _Toc17892 \h </w:instrText>
+            <w:instrText xml:space="preserve"> PAGEREF _Toc4443 \h </w:instrText>
           </w:r>
           <w:r>
             <w:fldChar w:fldCharType="separate"/>
           </w:r>
           <w:r>
-            <w:t>15</w:t>
+            <w:t>14</w:t>
           </w:r>
           <w:r>
             <w:fldChar w:fldCharType="end"/>
@@ -3591,7 +3517,7 @@
             <w:fldChar w:fldCharType="begin"/>
           </w:r>
           <w:r>
-            <w:instrText xml:space="preserve"> HYPERLINK \l _Toc24893 </w:instrText>
+            <w:instrText xml:space="preserve"> HYPERLINK \l _Toc7119 </w:instrText>
           </w:r>
           <w:r>
             <w:fldChar w:fldCharType="separate"/>
@@ -3612,13 +3538,13 @@
             <w:fldChar w:fldCharType="begin"/>
           </w:r>
           <w:r>
-            <w:instrText xml:space="preserve"> PAGEREF _Toc24893 \h </w:instrText>
+            <w:instrText xml:space="preserve"> PAGEREF _Toc7119 \h </w:instrText>
           </w:r>
           <w:r>
             <w:fldChar w:fldCharType="separate"/>
           </w:r>
           <w:r>
-            <w:t>15</w:t>
+            <w:t>14</w:t>
           </w:r>
           <w:r>
             <w:fldChar w:fldCharType="end"/>
@@ -3638,7 +3564,7 @@
             <w:fldChar w:fldCharType="begin"/>
           </w:r>
           <w:r>
-            <w:instrText xml:space="preserve"> HYPERLINK \l _Toc7914 </w:instrText>
+            <w:instrText xml:space="preserve"> HYPERLINK \l _Toc15406 </w:instrText>
           </w:r>
           <w:r>
             <w:fldChar w:fldCharType="separate"/>
@@ -3650,17 +3576,7 @@
             <w:t xml:space="preserve">7. </w:t>
           </w:r>
           <w:r>
-            <w:t>202</w:t>
-          </w:r>
-          <w:r>
-            <w:rPr>
-              <w:rFonts w:hint="eastAsia"/>
-              <w:lang w:val="en-US" w:eastAsia="zh-CN"/>
-            </w:rPr>
-            <w:t>5</w:t>
-          </w:r>
-          <w:r>
-            <w:t>年运维人员岗位技能评价计划</w:t>
+            <w:t>运维人员岗位技能评价计划</w:t>
           </w:r>
           <w:r>
             <w:tab/>
@@ -3669,13 +3585,13 @@
             <w:fldChar w:fldCharType="begin"/>
           </w:r>
           <w:r>
-            <w:instrText xml:space="preserve"> PAGEREF _Toc7914 \h </w:instrText>
+            <w:instrText xml:space="preserve"> PAGEREF _Toc15406 \h </w:instrText>
           </w:r>
           <w:r>
             <w:fldChar w:fldCharType="separate"/>
           </w:r>
           <w:r>
-            <w:t>15</w:t>
+            <w:t>14</w:t>
           </w:r>
           <w:r>
             <w:fldChar w:fldCharType="end"/>
@@ -3695,7 +3611,7 @@
             <w:fldChar w:fldCharType="begin"/>
           </w:r>
           <w:r>
-            <w:instrText xml:space="preserve"> HYPERLINK \l _Toc28581 </w:instrText>
+            <w:instrText xml:space="preserve"> HYPERLINK \l _Toc17742 </w:instrText>
           </w:r>
           <w:r>
             <w:fldChar w:fldCharType="separate"/>
@@ -3716,7 +3632,7 @@
             <w:fldChar w:fldCharType="begin"/>
           </w:r>
           <w:r>
-            <w:instrText xml:space="preserve"> PAGEREF _Toc28581 \h </w:instrText>
+            <w:instrText xml:space="preserve"> PAGEREF _Toc17742 \h </w:instrText>
           </w:r>
           <w:r>
             <w:fldChar w:fldCharType="separate"/>
@@ -3742,7 +3658,7 @@
             <w:fldChar w:fldCharType="begin"/>
           </w:r>
           <w:r>
-            <w:instrText xml:space="preserve"> HYPERLINK \l _Toc30043 </w:instrText>
+            <w:instrText xml:space="preserve"> HYPERLINK \l _Toc12007 </w:instrText>
           </w:r>
           <w:r>
             <w:fldChar w:fldCharType="separate"/>
@@ -3763,13 +3679,13 @@
             <w:fldChar w:fldCharType="begin"/>
           </w:r>
           <w:r>
-            <w:instrText xml:space="preserve"> PAGEREF _Toc30043 \h </w:instrText>
+            <w:instrText xml:space="preserve"> PAGEREF _Toc12007 \h </w:instrText>
           </w:r>
           <w:r>
             <w:fldChar w:fldCharType="separate"/>
           </w:r>
           <w:r>
-            <w:t>16</w:t>
+            <w:t>15</w:t>
           </w:r>
           <w:r>
             <w:fldChar w:fldCharType="end"/>
@@ -3789,7 +3705,7 @@
             <w:fldChar w:fldCharType="begin"/>
           </w:r>
           <w:r>
-            <w:instrText xml:space="preserve"> HYPERLINK \l _Toc31994 </w:instrText>
+            <w:instrText xml:space="preserve"> HYPERLINK \l _Toc22560 </w:instrText>
           </w:r>
           <w:r>
             <w:fldChar w:fldCharType="separate"/>
@@ -3810,13 +3726,13 @@
             <w:fldChar w:fldCharType="begin"/>
           </w:r>
           <w:r>
-            <w:instrText xml:space="preserve"> PAGEREF _Toc31994 \h </w:instrText>
+            <w:instrText xml:space="preserve"> PAGEREF _Toc22560 \h </w:instrText>
           </w:r>
           <w:r>
             <w:fldChar w:fldCharType="separate"/>
           </w:r>
           <w:r>
-            <w:t>16</w:t>
+            <w:t>15</w:t>
           </w:r>
           <w:r>
             <w:fldChar w:fldCharType="end"/>
@@ -3836,7 +3752,7 @@
             <w:fldChar w:fldCharType="begin"/>
           </w:r>
           <w:r>
-            <w:instrText xml:space="preserve"> HYPERLINK \l _Toc23180 </w:instrText>
+            <w:instrText xml:space="preserve"> HYPERLINK \l _Toc2962 </w:instrText>
           </w:r>
           <w:r>
             <w:fldChar w:fldCharType="separate"/>
@@ -3857,13 +3773,13 @@
             <w:fldChar w:fldCharType="begin"/>
           </w:r>
           <w:r>
-            <w:instrText xml:space="preserve"> PAGEREF _Toc23180 \h </w:instrText>
+            <w:instrText xml:space="preserve"> PAGEREF _Toc2962 \h </w:instrText>
           </w:r>
           <w:r>
             <w:fldChar w:fldCharType="separate"/>
           </w:r>
           <w:r>
-            <w:t>16</w:t>
+            <w:t>15</w:t>
           </w:r>
           <w:r>
             <w:fldChar w:fldCharType="end"/>
@@ -3883,7 +3799,7 @@
             <w:fldChar w:fldCharType="begin"/>
           </w:r>
           <w:r>
-            <w:instrText xml:space="preserve"> HYPERLINK \l _Toc26742 </w:instrText>
+            <w:instrText xml:space="preserve"> HYPERLINK \l _Toc89 </w:instrText>
           </w:r>
           <w:r>
             <w:fldChar w:fldCharType="separate"/>
@@ -3904,13 +3820,13 @@
             <w:fldChar w:fldCharType="begin"/>
           </w:r>
           <w:r>
-            <w:instrText xml:space="preserve"> PAGEREF _Toc26742 \h </w:instrText>
+            <w:instrText xml:space="preserve"> PAGEREF _Toc89 \h </w:instrText>
           </w:r>
           <w:r>
             <w:fldChar w:fldCharType="separate"/>
           </w:r>
           <w:r>
-            <w:t>16</w:t>
+            <w:t>15</w:t>
           </w:r>
           <w:r>
             <w:fldChar w:fldCharType="end"/>
@@ -3949,7 +3865,7 @@
         <w:snapToGrid w:val="0"/>
         <w:textAlignment w:val="baseline"/>
       </w:pPr>
-      <w:bookmarkStart w:id="5" w:name="_Toc23463"/>
+      <w:bookmarkStart w:id="5" w:name="_Toc3335"/>
       <w:r>
         <w:t>综述</w:t>
       </w:r>
@@ -4007,7 +3923,7 @@
         <w:textAlignment w:val="baseline"/>
       </w:pPr>
       <w:bookmarkStart w:id="6" w:name="heading_3"/>
-      <w:bookmarkStart w:id="7" w:name="_Toc18248"/>
+      <w:bookmarkStart w:id="7" w:name="_Toc17769"/>
       <w:r>
         <w:t>招聘计划</w:t>
       </w:r>
@@ -4036,7 +3952,7 @@
         <w:outlineLvl w:val="1"/>
       </w:pPr>
       <w:bookmarkStart w:id="8" w:name="heading_4"/>
-      <w:bookmarkStart w:id="9" w:name="_Toc3433"/>
+      <w:bookmarkStart w:id="9" w:name="_Toc6944"/>
       <w:r>
         <w:rPr>
           <w:rFonts w:ascii="Arial" w:hAnsi="Arial" w:eastAsia="等线" w:cs="Arial"/>
@@ -4142,7 +4058,7 @@
           <w:lang w:val="en-US" w:eastAsia="zh-CN"/>
         </w:rPr>
       </w:pPr>
-      <w:bookmarkStart w:id="10" w:name="_Toc32360"/>
+      <w:bookmarkStart w:id="10" w:name="_Toc87"/>
       <w:r>
         <w:rPr>
           <w:rFonts w:hint="eastAsia"/>
@@ -4541,7 +4457,7 @@
                 <w:sz w:val="22"/>
                 <w:lang w:val="en-US" w:eastAsia="zh-CN"/>
               </w:rPr>
-              <w:t>5年1月</w:t>
+              <w:t>5年10月</w:t>
             </w:r>
           </w:p>
         </w:tc>
@@ -4965,7 +4881,7 @@
                 <w:rFonts w:hint="eastAsia"/>
                 <w:lang w:val="en-US" w:eastAsia="zh-CN"/>
               </w:rPr>
-              <w:t>2026年3月</w:t>
+              <w:t>2025年12月</w:t>
             </w:r>
           </w:p>
           <w:p>
@@ -5025,7 +4941,7 @@
           <w:lang w:val="en-US" w:eastAsia="zh-CN"/>
         </w:rPr>
       </w:pPr>
-      <w:bookmarkStart w:id="11" w:name="_Toc1526"/>
+      <w:bookmarkStart w:id="11" w:name="_Toc13517"/>
       <w:r>
         <w:rPr>
           <w:rFonts w:hint="eastAsia"/>
@@ -5071,12 +4987,6 @@
             <w:insideH w:val="single" w:color="auto" w:sz="4" w:space="0"/>
             <w:insideV w:val="single" w:color="auto" w:sz="4" w:space="0"/>
           </w:tblBorders>
-          <w:tblCellMar>
-            <w:top w:w="0" w:type="dxa"/>
-            <w:left w:w="10" w:type="dxa"/>
-            <w:bottom w:w="0" w:type="dxa"/>
-            <w:right w:w="10" w:type="dxa"/>
-          </w:tblCellMar>
         </w:tblPrEx>
         <w:tc>
           <w:tcPr>
@@ -5897,7 +5807,7 @@
           <w:lang w:val="en-US" w:eastAsia="zh-CN"/>
         </w:rPr>
       </w:pPr>
-      <w:bookmarkStart w:id="12" w:name="_Toc12698"/>
+      <w:bookmarkStart w:id="12" w:name="_Toc25991"/>
       <w:r>
         <w:rPr>
           <w:rFonts w:hint="eastAsia"/>
@@ -6238,177 +6148,6 @@
               <w:ind w:left="0"/>
               <w:jc w:val="left"/>
               <w:textAlignment w:val="baseline"/>
-            </w:pPr>
-            <w:r>
-              <w:rPr>
-                <w:rFonts w:hint="eastAsia" w:eastAsia="等线" w:cs="Arial"/>
-                <w:sz w:val="22"/>
-                <w:lang w:val="en-US" w:eastAsia="zh-CN"/>
-              </w:rPr>
-              <w:t>运维部</w:t>
-            </w:r>
-          </w:p>
-        </w:tc>
-        <w:tc>
-          <w:tcPr>
-            <w:tcW w:w="1380" w:type="dxa"/>
-            <w:vMerge w:val="restart"/>
-            <w:tcMar>
-              <w:top w:w="60" w:type="dxa"/>
-              <w:left w:w="120" w:type="dxa"/>
-              <w:bottom w:w="30" w:type="dxa"/>
-              <w:right w:w="120" w:type="dxa"/>
-            </w:tcMar>
-          </w:tcPr>
-          <w:p>
-            <w:pPr>
-              <w:keepNext w:val="0"/>
-              <w:keepLines w:val="0"/>
-              <w:pageBreakBefore w:val="0"/>
-              <w:widowControl w:val="0"/>
-              <w:kinsoku w:val="0"/>
-              <w:wordWrap/>
-              <w:overflowPunct/>
-              <w:topLinePunct w:val="0"/>
-              <w:autoSpaceDE w:val="0"/>
-              <w:autoSpaceDN w:val="0"/>
-              <w:bidi w:val="0"/>
-              <w:adjustRightInd w:val="0"/>
-              <w:snapToGrid w:val="0"/>
-              <w:spacing w:before="120" w:after="120" w:line="288" w:lineRule="auto"/>
-              <w:ind w:left="0"/>
-              <w:jc w:val="left"/>
-              <w:textAlignment w:val="baseline"/>
-              <w:rPr>
-                <w:rFonts w:hint="eastAsia" w:eastAsia="宋体"/>
-                <w:lang w:eastAsia="zh-CN"/>
-              </w:rPr>
-            </w:pPr>
-            <w:r>
-              <w:rPr>
-                <w:rFonts w:hint="eastAsia" w:eastAsia="等线" w:cs="Arial"/>
-                <w:sz w:val="22"/>
-                <w:lang w:eastAsia="zh-CN"/>
-              </w:rPr>
-              <w:t>2025.7</w:t>
-            </w:r>
-          </w:p>
-        </w:tc>
-        <w:tc>
-          <w:tcPr>
-            <w:tcW w:w="1380" w:type="dxa"/>
-            <w:tcMar>
-              <w:top w:w="60" w:type="dxa"/>
-              <w:left w:w="120" w:type="dxa"/>
-              <w:bottom w:w="30" w:type="dxa"/>
-              <w:right w:w="120" w:type="dxa"/>
-            </w:tcMar>
-          </w:tcPr>
-          <w:p>
-            <w:pPr>
-              <w:keepNext w:val="0"/>
-              <w:keepLines w:val="0"/>
-              <w:pageBreakBefore w:val="0"/>
-              <w:widowControl w:val="0"/>
-              <w:kinsoku w:val="0"/>
-              <w:wordWrap/>
-              <w:overflowPunct/>
-              <w:topLinePunct w:val="0"/>
-              <w:autoSpaceDE w:val="0"/>
-              <w:autoSpaceDN w:val="0"/>
-              <w:bidi w:val="0"/>
-              <w:adjustRightInd w:val="0"/>
-              <w:snapToGrid w:val="0"/>
-              <w:spacing w:before="120" w:after="120" w:line="288" w:lineRule="auto"/>
-              <w:ind w:left="0"/>
-              <w:jc w:val="left"/>
-              <w:textAlignment w:val="baseline"/>
-            </w:pPr>
-            <w:r>
-              <w:rPr>
-                <w:rFonts w:hint="eastAsia" w:eastAsia="等线" w:cs="Arial"/>
-                <w:sz w:val="22"/>
-                <w:lang w:val="en-US" w:eastAsia="zh-CN"/>
-              </w:rPr>
-              <w:t>会议电视</w:t>
-            </w:r>
-            <w:r>
-              <w:rPr>
-                <w:rFonts w:ascii="Arial" w:hAnsi="Arial" w:eastAsia="等线" w:cs="Arial"/>
-                <w:sz w:val="22"/>
-              </w:rPr>
-              <w:t>运维工程师</w:t>
-            </w:r>
-          </w:p>
-        </w:tc>
-        <w:tc>
-          <w:tcPr>
-            <w:tcW w:w="1380" w:type="dxa"/>
-            <w:tcMar>
-              <w:top w:w="60" w:type="dxa"/>
-              <w:left w:w="120" w:type="dxa"/>
-              <w:bottom w:w="30" w:type="dxa"/>
-              <w:right w:w="120" w:type="dxa"/>
-            </w:tcMar>
-          </w:tcPr>
-          <w:p>
-            <w:pPr>
-              <w:keepNext w:val="0"/>
-              <w:keepLines w:val="0"/>
-              <w:pageBreakBefore w:val="0"/>
-              <w:widowControl w:val="0"/>
-              <w:kinsoku w:val="0"/>
-              <w:wordWrap/>
-              <w:overflowPunct/>
-              <w:topLinePunct w:val="0"/>
-              <w:autoSpaceDE w:val="0"/>
-              <w:autoSpaceDN w:val="0"/>
-              <w:bidi w:val="0"/>
-              <w:adjustRightInd w:val="0"/>
-              <w:snapToGrid w:val="0"/>
-              <w:spacing w:before="120" w:after="120" w:line="288" w:lineRule="auto"/>
-              <w:ind w:left="0"/>
-              <w:jc w:val="left"/>
-              <w:textAlignment w:val="baseline"/>
-            </w:pPr>
-            <w:r>
-              <w:rPr>
-                <w:rFonts w:ascii="Arial" w:hAnsi="Arial" w:eastAsia="等线" w:cs="Arial"/>
-                <w:sz w:val="22"/>
-              </w:rPr>
-              <w:t>18W-24W</w:t>
-            </w:r>
-          </w:p>
-        </w:tc>
-        <w:tc>
-          <w:tcPr>
-            <w:tcW w:w="1380" w:type="dxa"/>
-            <w:tcMar>
-              <w:top w:w="60" w:type="dxa"/>
-              <w:left w:w="120" w:type="dxa"/>
-              <w:bottom w:w="30" w:type="dxa"/>
-              <w:right w:w="120" w:type="dxa"/>
-            </w:tcMar>
-          </w:tcPr>
-          <w:p>
-            <w:pPr>
-              <w:keepNext w:val="0"/>
-              <w:keepLines w:val="0"/>
-              <w:pageBreakBefore w:val="0"/>
-              <w:widowControl w:val="0"/>
-              <w:kinsoku w:val="0"/>
-              <w:wordWrap/>
-              <w:overflowPunct/>
-              <w:topLinePunct w:val="0"/>
-              <w:autoSpaceDE w:val="0"/>
-              <w:autoSpaceDN w:val="0"/>
-              <w:bidi w:val="0"/>
-              <w:adjustRightInd w:val="0"/>
-              <w:snapToGrid w:val="0"/>
-              <w:spacing w:before="120" w:after="120" w:line="288" w:lineRule="auto"/>
-              <w:ind w:left="0"/>
-              <w:jc w:val="left"/>
-              <w:textAlignment w:val="baseline"/>
               <w:rPr>
                 <w:rFonts w:hint="eastAsia" w:eastAsia="宋体"/>
                 <w:lang w:val="en-US" w:eastAsia="zh-CN"/>
@@ -6419,7 +6158,172 @@
                 <w:rFonts w:hint="eastAsia"/>
                 <w:lang w:val="en-US" w:eastAsia="zh-CN"/>
               </w:rPr>
-              <w:t>1</w:t>
+              <w:t>运维部</w:t>
+            </w:r>
+          </w:p>
+        </w:tc>
+        <w:tc>
+          <w:tcPr>
+            <w:tcW w:w="1380" w:type="dxa"/>
+            <w:tcMar>
+              <w:top w:w="60" w:type="dxa"/>
+              <w:left w:w="120" w:type="dxa"/>
+              <w:bottom w:w="30" w:type="dxa"/>
+              <w:right w:w="120" w:type="dxa"/>
+            </w:tcMar>
+          </w:tcPr>
+          <w:p>
+            <w:pPr>
+              <w:keepNext w:val="0"/>
+              <w:keepLines w:val="0"/>
+              <w:pageBreakBefore w:val="0"/>
+              <w:widowControl w:val="0"/>
+              <w:kinsoku w:val="0"/>
+              <w:wordWrap/>
+              <w:overflowPunct/>
+              <w:topLinePunct w:val="0"/>
+              <w:autoSpaceDE w:val="0"/>
+              <w:autoSpaceDN w:val="0"/>
+              <w:bidi w:val="0"/>
+              <w:adjustRightInd w:val="0"/>
+              <w:snapToGrid w:val="0"/>
+              <w:spacing w:before="120" w:after="120" w:line="288" w:lineRule="auto"/>
+              <w:ind w:left="0"/>
+              <w:jc w:val="left"/>
+              <w:textAlignment w:val="baseline"/>
+            </w:pPr>
+            <w:r>
+              <w:rPr>
+                <w:rFonts w:hint="eastAsia" w:eastAsia="等线" w:cs="Arial"/>
+                <w:sz w:val="22"/>
+                <w:lang w:eastAsia="zh-CN"/>
+              </w:rPr>
+              <w:t>2025.7</w:t>
+            </w:r>
+          </w:p>
+        </w:tc>
+        <w:tc>
+          <w:tcPr>
+            <w:tcW w:w="1380" w:type="dxa"/>
+            <w:tcMar>
+              <w:top w:w="60" w:type="dxa"/>
+              <w:left w:w="120" w:type="dxa"/>
+              <w:bottom w:w="30" w:type="dxa"/>
+              <w:right w:w="120" w:type="dxa"/>
+            </w:tcMar>
+          </w:tcPr>
+          <w:p>
+            <w:pPr>
+              <w:keepNext w:val="0"/>
+              <w:keepLines w:val="0"/>
+              <w:pageBreakBefore w:val="0"/>
+              <w:widowControl w:val="0"/>
+              <w:kinsoku w:val="0"/>
+              <w:wordWrap/>
+              <w:overflowPunct/>
+              <w:topLinePunct w:val="0"/>
+              <w:autoSpaceDE w:val="0"/>
+              <w:autoSpaceDN w:val="0"/>
+              <w:bidi w:val="0"/>
+              <w:adjustRightInd w:val="0"/>
+              <w:snapToGrid w:val="0"/>
+              <w:spacing w:before="120" w:after="120" w:line="288" w:lineRule="auto"/>
+              <w:ind w:left="0"/>
+              <w:jc w:val="left"/>
+              <w:textAlignment w:val="baseline"/>
+              <w:rPr>
+                <w:rFonts w:hint="default" w:eastAsia="宋体"/>
+                <w:lang w:val="en-US" w:eastAsia="zh-CN"/>
+              </w:rPr>
+            </w:pPr>
+            <w:r>
+              <w:rPr>
+                <w:rFonts w:hint="eastAsia"/>
+                <w:lang w:val="en-US" w:eastAsia="zh-CN"/>
+              </w:rPr>
+              <w:t>数据库运维工程师</w:t>
+            </w:r>
+          </w:p>
+        </w:tc>
+        <w:tc>
+          <w:tcPr>
+            <w:tcW w:w="1380" w:type="dxa"/>
+            <w:tcMar>
+              <w:top w:w="60" w:type="dxa"/>
+              <w:left w:w="120" w:type="dxa"/>
+              <w:bottom w:w="30" w:type="dxa"/>
+              <w:right w:w="120" w:type="dxa"/>
+            </w:tcMar>
+          </w:tcPr>
+          <w:p>
+            <w:pPr>
+              <w:keepNext w:val="0"/>
+              <w:keepLines w:val="0"/>
+              <w:pageBreakBefore w:val="0"/>
+              <w:widowControl w:val="0"/>
+              <w:kinsoku w:val="0"/>
+              <w:wordWrap/>
+              <w:overflowPunct/>
+              <w:topLinePunct w:val="0"/>
+              <w:autoSpaceDE w:val="0"/>
+              <w:autoSpaceDN w:val="0"/>
+              <w:bidi w:val="0"/>
+              <w:adjustRightInd w:val="0"/>
+              <w:snapToGrid w:val="0"/>
+              <w:spacing w:before="120" w:after="120" w:line="288" w:lineRule="auto"/>
+              <w:ind w:left="0"/>
+              <w:jc w:val="left"/>
+              <w:textAlignment w:val="baseline"/>
+            </w:pPr>
+            <w:r>
+              <w:rPr>
+                <w:rFonts w:ascii="Arial" w:hAnsi="Arial" w:eastAsia="等线" w:cs="Arial"/>
+                <w:sz w:val="22"/>
+              </w:rPr>
+              <w:t>18W-24W</w:t>
+            </w:r>
+          </w:p>
+        </w:tc>
+        <w:tc>
+          <w:tcPr>
+            <w:tcW w:w="1380" w:type="dxa"/>
+            <w:tcMar>
+              <w:top w:w="60" w:type="dxa"/>
+              <w:left w:w="120" w:type="dxa"/>
+              <w:bottom w:w="30" w:type="dxa"/>
+              <w:right w:w="120" w:type="dxa"/>
+            </w:tcMar>
+          </w:tcPr>
+          <w:p>
+            <w:pPr>
+              <w:keepNext w:val="0"/>
+              <w:keepLines w:val="0"/>
+              <w:pageBreakBefore w:val="0"/>
+              <w:widowControl w:val="0"/>
+              <w:kinsoku w:val="0"/>
+              <w:wordWrap/>
+              <w:overflowPunct/>
+              <w:topLinePunct w:val="0"/>
+              <w:autoSpaceDE w:val="0"/>
+              <w:autoSpaceDN w:val="0"/>
+              <w:bidi w:val="0"/>
+              <w:adjustRightInd w:val="0"/>
+              <w:snapToGrid w:val="0"/>
+              <w:spacing w:before="120" w:after="120" w:line="288" w:lineRule="auto"/>
+              <w:ind w:left="0"/>
+              <w:jc w:val="left"/>
+              <w:textAlignment w:val="baseline"/>
+              <w:rPr>
+                <w:rFonts w:hint="eastAsia" w:eastAsia="宋体"/>
+                <w:lang w:val="en-US" w:eastAsia="zh-CN"/>
+              </w:rPr>
+            </w:pPr>
+            <w:r>
+              <w:rPr>
+                <w:rFonts w:hint="eastAsia"/>
+                <w:lang w:val="en-US" w:eastAsia="zh-CN"/>
+              </w:rPr>
+              <w:t>2</w:t>
             </w:r>
           </w:p>
         </w:tc>
@@ -6453,52 +6357,18 @@
               <w:jc w:val="left"/>
               <w:textAlignment w:val="baseline"/>
               <w:rPr>
+                <w:rFonts w:hint="default" w:eastAsia="等线" w:cs="Arial"/>
+                <w:sz w:val="22"/>
+                <w:lang w:val="en-US" w:eastAsia="zh-CN"/>
+              </w:rPr>
+            </w:pPr>
+            <w:r>
+              <w:rPr>
                 <w:rFonts w:hint="eastAsia" w:eastAsia="等线" w:cs="Arial"/>
                 <w:sz w:val="22"/>
                 <w:lang w:val="en-US" w:eastAsia="zh-CN"/>
               </w:rPr>
-            </w:pPr>
-            <w:r>
-              <w:rPr>
-                <w:rFonts w:hint="eastAsia" w:eastAsia="等线" w:cs="Arial"/>
-                <w:sz w:val="22"/>
-                <w:lang w:val="en-US" w:eastAsia="zh-CN"/>
-              </w:rPr>
-              <w:t>2025年10月</w:t>
-            </w:r>
-          </w:p>
-          <w:p>
-            <w:pPr>
-              <w:keepNext w:val="0"/>
-              <w:keepLines w:val="0"/>
-              <w:pageBreakBefore w:val="0"/>
-              <w:widowControl w:val="0"/>
-              <w:kinsoku w:val="0"/>
-              <w:wordWrap/>
-              <w:overflowPunct/>
-              <w:topLinePunct w:val="0"/>
-              <w:autoSpaceDE w:val="0"/>
-              <w:autoSpaceDN w:val="0"/>
-              <w:bidi w:val="0"/>
-              <w:adjustRightInd w:val="0"/>
-              <w:snapToGrid w:val="0"/>
-              <w:spacing w:before="120" w:after="120" w:line="288" w:lineRule="auto"/>
-              <w:ind w:left="0"/>
-              <w:jc w:val="left"/>
-              <w:textAlignment w:val="baseline"/>
-              <w:rPr>
-                <w:rFonts w:hint="default" w:eastAsia="等线" w:cs="Arial"/>
-                <w:sz w:val="22"/>
-                <w:lang w:val="en-US" w:eastAsia="zh-CN"/>
-              </w:rPr>
-            </w:pPr>
-            <w:r>
-              <w:rPr>
-                <w:rFonts w:hint="eastAsia" w:eastAsia="等线" w:cs="Arial"/>
-                <w:sz w:val="22"/>
-                <w:lang w:val="en-US" w:eastAsia="zh-CN"/>
-              </w:rPr>
-              <w:t>1人</w:t>
+              <w:t>2025年7月</w:t>
             </w:r>
           </w:p>
         </w:tc>
@@ -6527,6 +6397,7 @@
           <w:tcPr>
             <w:tcW w:w="1380" w:type="dxa"/>
             <w:vMerge w:val="continue"/>
+            <w:tcBorders/>
             <w:tcMar>
               <w:top w:w="60" w:type="dxa"/>
               <w:left w:w="120" w:type="dxa"/>
@@ -6559,7 +6430,6 @@
         <w:tc>
           <w:tcPr>
             <w:tcW w:w="1380" w:type="dxa"/>
-            <w:vMerge w:val="continue"/>
             <w:tcMar>
               <w:top w:w="60" w:type="dxa"/>
               <w:left w:w="120" w:type="dxa"/>
@@ -6587,40 +6457,163 @@
               <w:jc w:val="left"/>
               <w:textAlignment w:val="baseline"/>
             </w:pPr>
+            <w:r>
+              <w:rPr>
+                <w:rFonts w:hint="eastAsia" w:eastAsia="等线" w:cs="Arial"/>
+                <w:sz w:val="22"/>
+                <w:lang w:eastAsia="zh-CN"/>
+              </w:rPr>
+              <w:t>2025.7</w:t>
+            </w:r>
           </w:p>
         </w:tc>
         <w:tc>
           <w:tcPr>
             <w:tcW w:w="1380" w:type="dxa"/>
-            <w:tcMar>
-              <w:top w:w="60" w:type="dxa"/>
-              <w:left w:w="120" w:type="dxa"/>
-              <w:bottom w:w="30" w:type="dxa"/>
-              <w:right w:w="120" w:type="dxa"/>
-            </w:tcMar>
-          </w:tcPr>
-          <w:p>
-            <w:pPr>
-              <w:keepNext w:val="0"/>
-              <w:keepLines w:val="0"/>
-              <w:pageBreakBefore w:val="0"/>
-              <w:widowControl w:val="0"/>
-              <w:kinsoku w:val="0"/>
-              <w:wordWrap/>
-              <w:overflowPunct/>
-              <w:topLinePunct w:val="0"/>
-              <w:autoSpaceDE w:val="0"/>
-              <w:autoSpaceDN w:val="0"/>
-              <w:bidi w:val="0"/>
-              <w:adjustRightInd w:val="0"/>
-              <w:snapToGrid w:val="0"/>
-              <w:spacing w:before="120" w:after="120" w:line="288" w:lineRule="auto"/>
-              <w:ind w:left="0"/>
-              <w:jc w:val="left"/>
-              <w:textAlignment w:val="baseline"/>
-              <w:rPr>
-                <w:rFonts w:hint="default" w:eastAsia="宋体"/>
+            <w:shd w:val="clear"/>
+            <w:tcMar>
+              <w:top w:w="60" w:type="dxa"/>
+              <w:left w:w="120" w:type="dxa"/>
+              <w:bottom w:w="30" w:type="dxa"/>
+              <w:right w:w="120" w:type="dxa"/>
+            </w:tcMar>
+            <w:vAlign w:val="top"/>
+          </w:tcPr>
+          <w:p>
+            <w:pPr>
+              <w:keepNext w:val="0"/>
+              <w:keepLines w:val="0"/>
+              <w:pageBreakBefore w:val="0"/>
+              <w:widowControl w:val="0"/>
+              <w:kinsoku w:val="0"/>
+              <w:wordWrap/>
+              <w:overflowPunct/>
+              <w:topLinePunct w:val="0"/>
+              <w:autoSpaceDE w:val="0"/>
+              <w:autoSpaceDN w:val="0"/>
+              <w:bidi w:val="0"/>
+              <w:adjustRightInd w:val="0"/>
+              <w:snapToGrid w:val="0"/>
+              <w:spacing w:before="120" w:after="120" w:line="288" w:lineRule="auto"/>
+              <w:ind w:left="0" w:leftChars="0"/>
+              <w:jc w:val="left"/>
+              <w:textAlignment w:val="baseline"/>
+              <w:rPr>
+                <w:rFonts w:hint="eastAsia" w:ascii="Arial" w:hAnsi="Arial" w:eastAsia="宋体" w:cs="Arial"/>
+                <w:snapToGrid w:val="0"/>
+                <w:color w:val="000000"/>
+                <w:kern w:val="0"/>
+                <w:sz w:val="21"/>
+                <w:szCs w:val="21"/>
+                <w:lang w:val="en-US" w:eastAsia="zh-CN" w:bidi="ar-SA"/>
+              </w:rPr>
+            </w:pPr>
+            <w:r>
+              <w:rPr>
+                <w:rFonts w:hint="eastAsia" w:eastAsia="等线" w:cs="Arial"/>
+                <w:sz w:val="22"/>
                 <w:lang w:val="en-US" w:eastAsia="zh-CN"/>
+              </w:rPr>
+              <w:t>会议电视</w:t>
+            </w:r>
+            <w:r>
+              <w:rPr>
+                <w:rFonts w:ascii="Arial" w:hAnsi="Arial" w:eastAsia="等线" w:cs="Arial"/>
+                <w:sz w:val="22"/>
+              </w:rPr>
+              <w:t>运维工程师</w:t>
+            </w:r>
+          </w:p>
+        </w:tc>
+        <w:tc>
+          <w:tcPr>
+            <w:tcW w:w="1380" w:type="dxa"/>
+            <w:shd w:val="clear"/>
+            <w:tcMar>
+              <w:top w:w="60" w:type="dxa"/>
+              <w:left w:w="120" w:type="dxa"/>
+              <w:bottom w:w="30" w:type="dxa"/>
+              <w:right w:w="120" w:type="dxa"/>
+            </w:tcMar>
+            <w:vAlign w:val="top"/>
+          </w:tcPr>
+          <w:p>
+            <w:pPr>
+              <w:keepNext w:val="0"/>
+              <w:keepLines w:val="0"/>
+              <w:pageBreakBefore w:val="0"/>
+              <w:widowControl w:val="0"/>
+              <w:kinsoku w:val="0"/>
+              <w:wordWrap/>
+              <w:overflowPunct/>
+              <w:topLinePunct w:val="0"/>
+              <w:autoSpaceDE w:val="0"/>
+              <w:autoSpaceDN w:val="0"/>
+              <w:bidi w:val="0"/>
+              <w:adjustRightInd w:val="0"/>
+              <w:snapToGrid w:val="0"/>
+              <w:spacing w:before="120" w:after="120" w:line="288" w:lineRule="auto"/>
+              <w:ind w:left="0" w:leftChars="0"/>
+              <w:jc w:val="left"/>
+              <w:textAlignment w:val="baseline"/>
+              <w:rPr>
+                <w:rFonts w:ascii="Arial" w:hAnsi="Arial" w:eastAsia="宋体" w:cs="Arial"/>
+                <w:snapToGrid w:val="0"/>
+                <w:color w:val="000000"/>
+                <w:kern w:val="0"/>
+                <w:sz w:val="21"/>
+                <w:szCs w:val="21"/>
+                <w:lang w:val="en-US" w:eastAsia="en-US" w:bidi="ar-SA"/>
+              </w:rPr>
+            </w:pPr>
+            <w:r>
+              <w:rPr>
+                <w:rFonts w:ascii="Arial" w:hAnsi="Arial" w:eastAsia="等线" w:cs="Arial"/>
+                <w:sz w:val="22"/>
+              </w:rPr>
+              <w:t>18W-24W</w:t>
+            </w:r>
+          </w:p>
+        </w:tc>
+        <w:tc>
+          <w:tcPr>
+            <w:tcW w:w="1380" w:type="dxa"/>
+            <w:shd w:val="clear"/>
+            <w:tcMar>
+              <w:top w:w="60" w:type="dxa"/>
+              <w:left w:w="120" w:type="dxa"/>
+              <w:bottom w:w="30" w:type="dxa"/>
+              <w:right w:w="120" w:type="dxa"/>
+            </w:tcMar>
+            <w:vAlign w:val="top"/>
+          </w:tcPr>
+          <w:p>
+            <w:pPr>
+              <w:keepNext w:val="0"/>
+              <w:keepLines w:val="0"/>
+              <w:pageBreakBefore w:val="0"/>
+              <w:widowControl w:val="0"/>
+              <w:kinsoku w:val="0"/>
+              <w:wordWrap/>
+              <w:overflowPunct/>
+              <w:topLinePunct w:val="0"/>
+              <w:autoSpaceDE w:val="0"/>
+              <w:autoSpaceDN w:val="0"/>
+              <w:bidi w:val="0"/>
+              <w:adjustRightInd w:val="0"/>
+              <w:snapToGrid w:val="0"/>
+              <w:spacing w:before="120" w:after="120" w:line="288" w:lineRule="auto"/>
+              <w:ind w:left="0" w:leftChars="0"/>
+              <w:jc w:val="left"/>
+              <w:textAlignment w:val="baseline"/>
+              <w:rPr>
+                <w:rFonts w:hint="eastAsia" w:ascii="Arial" w:hAnsi="Arial" w:eastAsia="宋体" w:cs="Arial"/>
+                <w:snapToGrid w:val="0"/>
+                <w:color w:val="000000"/>
+                <w:kern w:val="0"/>
+                <w:sz w:val="21"/>
+                <w:szCs w:val="21"/>
+                <w:lang w:val="en-US" w:eastAsia="zh-CN" w:bidi="ar-SA"/>
               </w:rPr>
             </w:pPr>
             <w:r>
@@ -6628,19 +6621,21 @@
                 <w:rFonts w:hint="eastAsia"/>
                 <w:lang w:val="en-US" w:eastAsia="zh-CN"/>
               </w:rPr>
-              <w:t>数据库运维工程师</w:t>
-            </w:r>
-          </w:p>
-        </w:tc>
-        <w:tc>
-          <w:tcPr>
-            <w:tcW w:w="1380" w:type="dxa"/>
-            <w:tcMar>
-              <w:top w:w="60" w:type="dxa"/>
-              <w:left w:w="120" w:type="dxa"/>
-              <w:bottom w:w="30" w:type="dxa"/>
-              <w:right w:w="120" w:type="dxa"/>
-            </w:tcMar>
+              <w:t>1</w:t>
+            </w:r>
+          </w:p>
+        </w:tc>
+        <w:tc>
+          <w:tcPr>
+            <w:tcW w:w="1585" w:type="dxa"/>
+            <w:shd w:val="clear"/>
+            <w:tcMar>
+              <w:top w:w="60" w:type="dxa"/>
+              <w:left w:w="120" w:type="dxa"/>
+              <w:bottom w:w="30" w:type="dxa"/>
+              <w:right w:w="120" w:type="dxa"/>
+            </w:tcMar>
+            <w:vAlign w:val="top"/>
           </w:tcPr>
           <w:p>
             <w:pPr>
@@ -6661,135 +6656,23 @@
               <w:ind w:left="0"/>
               <w:jc w:val="left"/>
               <w:textAlignment w:val="baseline"/>
-            </w:pPr>
-            <w:r>
-              <w:rPr>
-                <w:rFonts w:ascii="Arial" w:hAnsi="Arial" w:eastAsia="等线" w:cs="Arial"/>
-                <w:sz w:val="22"/>
-              </w:rPr>
-              <w:t>18W-24W</w:t>
-            </w:r>
-          </w:p>
-        </w:tc>
-        <w:tc>
-          <w:tcPr>
-            <w:tcW w:w="1380" w:type="dxa"/>
-            <w:tcMar>
-              <w:top w:w="60" w:type="dxa"/>
-              <w:left w:w="120" w:type="dxa"/>
-              <w:bottom w:w="30" w:type="dxa"/>
-              <w:right w:w="120" w:type="dxa"/>
-            </w:tcMar>
-          </w:tcPr>
-          <w:p>
-            <w:pPr>
-              <w:keepNext w:val="0"/>
-              <w:keepLines w:val="0"/>
-              <w:pageBreakBefore w:val="0"/>
-              <w:widowControl w:val="0"/>
-              <w:kinsoku w:val="0"/>
-              <w:wordWrap/>
-              <w:overflowPunct/>
-              <w:topLinePunct w:val="0"/>
-              <w:autoSpaceDE w:val="0"/>
-              <w:autoSpaceDN w:val="0"/>
-              <w:bidi w:val="0"/>
-              <w:adjustRightInd w:val="0"/>
-              <w:snapToGrid w:val="0"/>
-              <w:spacing w:before="120" w:after="120" w:line="288" w:lineRule="auto"/>
-              <w:ind w:left="0"/>
-              <w:jc w:val="left"/>
-              <w:textAlignment w:val="baseline"/>
-              <w:rPr>
-                <w:rFonts w:hint="eastAsia" w:eastAsia="宋体"/>
+              <w:rPr>
+                <w:rFonts w:hint="eastAsia" w:ascii="Arial" w:hAnsi="Arial" w:eastAsia="等线" w:cs="Arial"/>
+                <w:snapToGrid w:val="0"/>
+                <w:color w:val="000000"/>
+                <w:kern w:val="0"/>
+                <w:sz w:val="22"/>
+                <w:szCs w:val="21"/>
+                <w:lang w:val="en-US" w:eastAsia="zh-CN" w:bidi="ar-SA"/>
+              </w:rPr>
+            </w:pPr>
+            <w:r>
+              <w:rPr>
+                <w:rFonts w:hint="eastAsia" w:eastAsia="等线" w:cs="Arial"/>
+                <w:sz w:val="22"/>
                 <w:lang w:val="en-US" w:eastAsia="zh-CN"/>
               </w:rPr>
-            </w:pPr>
-            <w:r>
-              <w:rPr>
-                <w:rFonts w:hint="eastAsia"/>
-                <w:lang w:val="en-US" w:eastAsia="zh-CN"/>
-              </w:rPr>
-              <w:t>2</w:t>
-            </w:r>
-          </w:p>
-        </w:tc>
-        <w:tc>
-          <w:tcPr>
-            <w:tcW w:w="1585" w:type="dxa"/>
-            <w:tcMar>
-              <w:top w:w="60" w:type="dxa"/>
-              <w:left w:w="120" w:type="dxa"/>
-              <w:bottom w:w="30" w:type="dxa"/>
-              <w:right w:w="120" w:type="dxa"/>
-            </w:tcMar>
-          </w:tcPr>
-          <w:p>
-            <w:pPr>
-              <w:keepNext w:val="0"/>
-              <w:keepLines w:val="0"/>
-              <w:pageBreakBefore w:val="0"/>
-              <w:widowControl w:val="0"/>
-              <w:kinsoku w:val="0"/>
-              <w:wordWrap/>
-              <w:overflowPunct/>
-              <w:topLinePunct w:val="0"/>
-              <w:autoSpaceDE w:val="0"/>
-              <w:autoSpaceDN w:val="0"/>
-              <w:bidi w:val="0"/>
-              <w:adjustRightInd w:val="0"/>
-              <w:snapToGrid w:val="0"/>
-              <w:spacing w:before="120" w:after="120" w:line="288" w:lineRule="auto"/>
-              <w:ind w:left="0"/>
-              <w:jc w:val="left"/>
-              <w:textAlignment w:val="baseline"/>
-              <w:rPr>
-                <w:rFonts w:hint="eastAsia" w:eastAsia="等线" w:cs="Arial"/>
-                <w:sz w:val="22"/>
-                <w:lang w:val="en-US" w:eastAsia="zh-CN"/>
-              </w:rPr>
-            </w:pPr>
-            <w:r>
-              <w:rPr>
-                <w:rFonts w:hint="eastAsia" w:eastAsia="等线" w:cs="Arial"/>
-                <w:sz w:val="22"/>
-                <w:lang w:val="en-US" w:eastAsia="zh-CN"/>
-              </w:rPr>
-              <w:t>2026年4月</w:t>
-            </w:r>
-          </w:p>
-          <w:p>
-            <w:pPr>
-              <w:keepNext w:val="0"/>
-              <w:keepLines w:val="0"/>
-              <w:pageBreakBefore w:val="0"/>
-              <w:widowControl w:val="0"/>
-              <w:kinsoku w:val="0"/>
-              <w:wordWrap/>
-              <w:overflowPunct/>
-              <w:topLinePunct w:val="0"/>
-              <w:autoSpaceDE w:val="0"/>
-              <w:autoSpaceDN w:val="0"/>
-              <w:bidi w:val="0"/>
-              <w:adjustRightInd w:val="0"/>
-              <w:snapToGrid w:val="0"/>
-              <w:spacing w:before="120" w:after="120" w:line="288" w:lineRule="auto"/>
-              <w:ind w:left="0"/>
-              <w:jc w:val="left"/>
-              <w:textAlignment w:val="baseline"/>
-              <w:rPr>
-                <w:rFonts w:hint="default" w:eastAsia="等线" w:cs="Arial"/>
-                <w:sz w:val="22"/>
-                <w:lang w:val="en-US" w:eastAsia="zh-CN"/>
-              </w:rPr>
-            </w:pPr>
-            <w:r>
-              <w:rPr>
-                <w:rFonts w:hint="eastAsia" w:eastAsia="等线" w:cs="Arial"/>
-                <w:sz w:val="22"/>
-                <w:lang w:val="en-US" w:eastAsia="zh-CN"/>
-              </w:rPr>
-              <w:t>2人</w:t>
+              <w:t>2025年8月</w:t>
             </w:r>
           </w:p>
         </w:tc>
@@ -6815,6 +6698,7 @@
           <w:tcPr>
             <w:tcW w:w="1380" w:type="dxa"/>
             <w:vMerge w:val="continue"/>
+            <w:tcBorders/>
             <w:tcMar>
               <w:top w:w="60" w:type="dxa"/>
               <w:left w:w="120" w:type="dxa"/>
@@ -7041,7 +6925,7 @@
                 <w:sz w:val="22"/>
                 <w:lang w:val="en-US" w:eastAsia="zh-CN"/>
               </w:rPr>
-              <w:t>2026年4</w:t>
+              <w:t>2025年10</w:t>
             </w:r>
             <w:r>
               <w:rPr>
@@ -7076,7 +6960,7 @@
           <w:lang w:val="en-US" w:eastAsia="zh-CN"/>
         </w:rPr>
       </w:pPr>
-      <w:bookmarkStart w:id="13" w:name="_Toc12792"/>
+      <w:bookmarkStart w:id="13" w:name="_Toc14772"/>
       <w:r>
         <w:rPr>
           <w:rFonts w:hint="eastAsia"/>
@@ -8543,7 +8427,7 @@
         <w:textAlignment w:val="baseline"/>
       </w:pPr>
       <w:bookmarkStart w:id="14" w:name="heading_8"/>
-      <w:bookmarkStart w:id="15" w:name="_Toc2160"/>
+      <w:bookmarkStart w:id="15" w:name="_Toc22542"/>
       <w:r>
         <w:t>公司年度计划</w:t>
       </w:r>
@@ -8584,7 +8468,7 @@
         <w:pStyle w:val="30"/>
         <w:bidi w:val="0"/>
       </w:pPr>
-      <w:bookmarkStart w:id="16" w:name="_Toc6656"/>
+      <w:bookmarkStart w:id="16" w:name="_Toc657"/>
       <w:r>
         <w:rPr>
           <w:rFonts w:hint="eastAsia"/>
@@ -11012,7 +10896,7 @@
         <w:textAlignment w:val="baseline"/>
       </w:pPr>
       <w:bookmarkStart w:id="17" w:name="heading_10"/>
-      <w:bookmarkStart w:id="18" w:name="_Toc4956"/>
+      <w:bookmarkStart w:id="18" w:name="_Toc12228"/>
       <w:r>
         <w:t>储备计划依据</w:t>
       </w:r>
@@ -11038,12 +10922,7 @@
         <w:textAlignment w:val="baseline"/>
       </w:pPr>
       <w:r>
-        <w:t>公司根据在职人</w:t>
-      </w:r>
-      <w:bookmarkStart w:id="49" w:name="_GoBack"/>
-      <w:bookmarkEnd w:id="49"/>
-      <w:r>
-        <w:t>员情况、业务发展需求，结合人力资源市场状况及各部门需求缺口，制定人员储备计划，作为人员储备工作的实施依据。计划</w:t>
+        <w:t>公司根据在职人员情况、业务发展需求，结合人力资源市场状况及各部门需求缺口，制定人员储备计划，作为人员储备工作的实施依据。计划</w:t>
       </w:r>
       <w:r>
         <w:rPr>
@@ -11075,7 +10954,7 @@
         <w:textAlignment w:val="baseline"/>
       </w:pPr>
       <w:bookmarkStart w:id="19" w:name="heading_11"/>
-      <w:bookmarkStart w:id="20" w:name="_Toc5714"/>
+      <w:bookmarkStart w:id="20" w:name="_Toc10658"/>
       <w:r>
         <w:t>运维人员储备计划（外聘）</w:t>
       </w:r>
@@ -11173,7 +11052,7 @@
         <w:textAlignment w:val="baseline"/>
       </w:pPr>
       <w:bookmarkStart w:id="21" w:name="heading_12"/>
-      <w:bookmarkStart w:id="22" w:name="_Toc5313"/>
+      <w:bookmarkStart w:id="22" w:name="_Toc24728"/>
       <w:r>
         <w:t>运维人员关键岗位储备计划（内聘）</w:t>
       </w:r>
@@ -12585,7 +12464,7 @@
         <w:tc>
           <w:tcPr>
             <w:tcW w:w="1160" w:type="dxa"/>
-            <w:shd w:val="clear"/>
+            <w:shd w:val="clear" w:color="auto" w:fill="auto"/>
             <w:tcMar>
               <w:top w:w="60" w:type="dxa"/>
               <w:left w:w="120" w:type="dxa"/>
@@ -12635,7 +12514,7 @@
         <w:tc>
           <w:tcPr>
             <w:tcW w:w="1173" w:type="dxa"/>
-            <w:shd w:val="clear"/>
+            <w:shd w:val="clear" w:color="auto" w:fill="auto"/>
             <w:tcMar>
               <w:top w:w="60" w:type="dxa"/>
               <w:left w:w="120" w:type="dxa"/>
@@ -12686,7 +12565,7 @@
         <w:tc>
           <w:tcPr>
             <w:tcW w:w="1414" w:type="dxa"/>
-            <w:shd w:val="clear"/>
+            <w:shd w:val="clear" w:color="auto" w:fill="auto"/>
             <w:tcMar>
               <w:top w:w="60" w:type="dxa"/>
               <w:left w:w="120" w:type="dxa"/>
@@ -12736,7 +12615,7 @@
         <w:tc>
           <w:tcPr>
             <w:tcW w:w="1626" w:type="dxa"/>
-            <w:shd w:val="clear"/>
+            <w:shd w:val="clear" w:color="auto" w:fill="auto"/>
             <w:tcMar>
               <w:top w:w="60" w:type="dxa"/>
               <w:left w:w="120" w:type="dxa"/>
@@ -12786,7 +12665,7 @@
         <w:tc>
           <w:tcPr>
             <w:tcW w:w="1694" w:type="dxa"/>
-            <w:shd w:val="clear"/>
+            <w:shd w:val="clear" w:color="auto" w:fill="auto"/>
             <w:tcMar>
               <w:top w:w="60" w:type="dxa"/>
               <w:left w:w="120" w:type="dxa"/>
@@ -12844,7 +12723,7 @@
         <w:tc>
           <w:tcPr>
             <w:tcW w:w="1213" w:type="dxa"/>
-            <w:shd w:val="clear"/>
+            <w:shd w:val="clear" w:color="auto" w:fill="auto"/>
             <w:tcMar>
               <w:top w:w="60" w:type="dxa"/>
               <w:left w:w="120" w:type="dxa"/>
@@ -12912,7 +12791,7 @@
         <w:tc>
           <w:tcPr>
             <w:tcW w:w="1160" w:type="dxa"/>
-            <w:shd w:val="clear"/>
+            <w:shd w:val="clear" w:color="auto" w:fill="auto"/>
             <w:tcMar>
               <w:top w:w="60" w:type="dxa"/>
               <w:left w:w="120" w:type="dxa"/>
@@ -12962,7 +12841,7 @@
         <w:tc>
           <w:tcPr>
             <w:tcW w:w="1173" w:type="dxa"/>
-            <w:shd w:val="clear"/>
+            <w:shd w:val="clear" w:color="auto" w:fill="auto"/>
             <w:tcMar>
               <w:top w:w="60" w:type="dxa"/>
               <w:left w:w="120" w:type="dxa"/>
@@ -13013,7 +12892,7 @@
         <w:tc>
           <w:tcPr>
             <w:tcW w:w="1414" w:type="dxa"/>
-            <w:shd w:val="clear"/>
+            <w:shd w:val="clear" w:color="auto" w:fill="auto"/>
             <w:tcMar>
               <w:top w:w="60" w:type="dxa"/>
               <w:left w:w="120" w:type="dxa"/>
@@ -13063,7 +12942,7 @@
         <w:tc>
           <w:tcPr>
             <w:tcW w:w="1626" w:type="dxa"/>
-            <w:shd w:val="clear"/>
+            <w:shd w:val="clear" w:color="auto" w:fill="auto"/>
             <w:tcMar>
               <w:top w:w="60" w:type="dxa"/>
               <w:left w:w="120" w:type="dxa"/>
@@ -13113,7 +12992,7 @@
         <w:tc>
           <w:tcPr>
             <w:tcW w:w="1694" w:type="dxa"/>
-            <w:shd w:val="clear"/>
+            <w:shd w:val="clear" w:color="auto" w:fill="auto"/>
             <w:tcMar>
               <w:top w:w="60" w:type="dxa"/>
               <w:left w:w="120" w:type="dxa"/>
@@ -13171,7 +13050,7 @@
         <w:tc>
           <w:tcPr>
             <w:tcW w:w="1213" w:type="dxa"/>
-            <w:shd w:val="clear"/>
+            <w:shd w:val="clear" w:color="auto" w:fill="auto"/>
             <w:tcMar>
               <w:top w:w="60" w:type="dxa"/>
               <w:left w:w="120" w:type="dxa"/>
@@ -13744,7 +13623,7 @@
         <w:textAlignment w:val="baseline"/>
       </w:pPr>
       <w:bookmarkStart w:id="23" w:name="heading_15"/>
-      <w:bookmarkStart w:id="24" w:name="_Toc17969"/>
+      <w:bookmarkStart w:id="24" w:name="_Toc4920"/>
       <w:bookmarkStart w:id="25" w:name="heading_13"/>
       <w:r>
         <w:t>运维人员培训计划</w:t>
@@ -14260,32 +14139,43 @@
         <w:tc>
           <w:tcPr>
             <w:tcW w:w="900" w:type="dxa"/>
-            <w:tcMar>
-              <w:top w:w="60" w:type="dxa"/>
-              <w:left w:w="120" w:type="dxa"/>
-              <w:bottom w:w="30" w:type="dxa"/>
-              <w:right w:w="120" w:type="dxa"/>
-            </w:tcMar>
-          </w:tcPr>
-          <w:p>
-            <w:pPr>
-              <w:keepNext w:val="0"/>
-              <w:keepLines w:val="0"/>
-              <w:pageBreakBefore w:val="0"/>
-              <w:widowControl w:val="0"/>
-              <w:kinsoku w:val="0"/>
-              <w:wordWrap/>
-              <w:overflowPunct/>
-              <w:topLinePunct w:val="0"/>
-              <w:autoSpaceDE w:val="0"/>
-              <w:autoSpaceDN w:val="0"/>
-              <w:bidi w:val="0"/>
-              <w:adjustRightInd w:val="0"/>
-              <w:snapToGrid w:val="0"/>
-              <w:spacing w:before="120" w:after="120" w:line="288" w:lineRule="auto"/>
-              <w:ind w:left="0"/>
-              <w:jc w:val="left"/>
-              <w:textAlignment w:val="baseline"/>
+            <w:shd w:val="clear" w:color="auto" w:fill="auto"/>
+            <w:tcMar>
+              <w:top w:w="60" w:type="dxa"/>
+              <w:left w:w="120" w:type="dxa"/>
+              <w:bottom w:w="30" w:type="dxa"/>
+              <w:right w:w="120" w:type="dxa"/>
+            </w:tcMar>
+            <w:vAlign w:val="top"/>
+          </w:tcPr>
+          <w:p>
+            <w:pPr>
+              <w:keepNext w:val="0"/>
+              <w:keepLines w:val="0"/>
+              <w:pageBreakBefore w:val="0"/>
+              <w:widowControl w:val="0"/>
+              <w:kinsoku w:val="0"/>
+              <w:wordWrap/>
+              <w:overflowPunct/>
+              <w:topLinePunct w:val="0"/>
+              <w:autoSpaceDE w:val="0"/>
+              <w:autoSpaceDN w:val="0"/>
+              <w:bidi w:val="0"/>
+              <w:adjustRightInd w:val="0"/>
+              <w:snapToGrid w:val="0"/>
+              <w:spacing w:before="120" w:after="120" w:line="288" w:lineRule="auto"/>
+              <w:ind w:left="0" w:leftChars="0"/>
+              <w:jc w:val="left"/>
+              <w:textAlignment w:val="baseline"/>
+              <w:rPr>
+                <w:rFonts w:ascii="Arial" w:hAnsi="Arial" w:eastAsia="宋体" w:cs="Arial"/>
+                <w:snapToGrid w:val="0"/>
+                <w:color w:val="000000"/>
+                <w:kern w:val="0"/>
+                <w:sz w:val="21"/>
+                <w:szCs w:val="21"/>
+                <w:lang w:val="en-US" w:eastAsia="en-US" w:bidi="ar-SA"/>
+              </w:rPr>
             </w:pPr>
             <w:r>
               <w:rPr>
@@ -14299,110 +14189,143 @@
         <w:tc>
           <w:tcPr>
             <w:tcW w:w="1761" w:type="dxa"/>
-            <w:tcMar>
-              <w:top w:w="60" w:type="dxa"/>
-              <w:left w:w="120" w:type="dxa"/>
-              <w:bottom w:w="30" w:type="dxa"/>
-              <w:right w:w="120" w:type="dxa"/>
-            </w:tcMar>
-          </w:tcPr>
-          <w:p>
-            <w:pPr>
-              <w:keepNext w:val="0"/>
-              <w:keepLines w:val="0"/>
-              <w:pageBreakBefore w:val="0"/>
-              <w:widowControl w:val="0"/>
-              <w:kinsoku w:val="0"/>
-              <w:wordWrap/>
-              <w:overflowPunct/>
-              <w:topLinePunct w:val="0"/>
-              <w:autoSpaceDE w:val="0"/>
-              <w:autoSpaceDN w:val="0"/>
-              <w:bidi w:val="0"/>
-              <w:adjustRightInd w:val="0"/>
-              <w:snapToGrid w:val="0"/>
-              <w:spacing w:before="120" w:after="120" w:line="288" w:lineRule="auto"/>
-              <w:ind w:left="0"/>
-              <w:jc w:val="left"/>
-              <w:textAlignment w:val="baseline"/>
-            </w:pPr>
-            <w:r>
-              <w:rPr>
-                <w:rFonts w:ascii="Arial" w:hAnsi="Arial" w:eastAsia="等线" w:cs="Arial"/>
-                <w:sz w:val="22"/>
-              </w:rPr>
-              <w:t>高效能人士时间管理</w:t>
+            <w:shd w:val="clear" w:color="auto" w:fill="auto"/>
+            <w:tcMar>
+              <w:top w:w="60" w:type="dxa"/>
+              <w:left w:w="120" w:type="dxa"/>
+              <w:bottom w:w="30" w:type="dxa"/>
+              <w:right w:w="120" w:type="dxa"/>
+            </w:tcMar>
+            <w:vAlign w:val="top"/>
+          </w:tcPr>
+          <w:p>
+            <w:pPr>
+              <w:keepNext w:val="0"/>
+              <w:keepLines w:val="0"/>
+              <w:pageBreakBefore w:val="0"/>
+              <w:widowControl w:val="0"/>
+              <w:kinsoku w:val="0"/>
+              <w:wordWrap/>
+              <w:overflowPunct/>
+              <w:topLinePunct w:val="0"/>
+              <w:autoSpaceDE w:val="0"/>
+              <w:autoSpaceDN w:val="0"/>
+              <w:bidi w:val="0"/>
+              <w:adjustRightInd w:val="0"/>
+              <w:snapToGrid w:val="0"/>
+              <w:spacing w:before="120" w:after="120" w:line="288" w:lineRule="auto"/>
+              <w:ind w:left="0" w:leftChars="0"/>
+              <w:jc w:val="left"/>
+              <w:textAlignment w:val="baseline"/>
+              <w:rPr>
+                <w:rFonts w:ascii="Arial" w:hAnsi="Arial" w:eastAsia="宋体" w:cs="Arial"/>
+                <w:snapToGrid w:val="0"/>
+                <w:color w:val="000000"/>
+                <w:kern w:val="0"/>
+                <w:sz w:val="21"/>
+                <w:szCs w:val="21"/>
+                <w:lang w:val="en-US" w:eastAsia="en-US" w:bidi="ar-SA"/>
+              </w:rPr>
+            </w:pPr>
+            <w:r>
+              <w:rPr>
+                <w:rFonts w:ascii="Arial" w:hAnsi="Arial" w:eastAsia="等线" w:cs="Arial"/>
+                <w:sz w:val="22"/>
+              </w:rPr>
+              <w:t>教练型管理</w:t>
             </w:r>
           </w:p>
         </w:tc>
         <w:tc>
           <w:tcPr>
             <w:tcW w:w="1209" w:type="dxa"/>
-            <w:tcMar>
-              <w:top w:w="60" w:type="dxa"/>
-              <w:left w:w="120" w:type="dxa"/>
-              <w:bottom w:w="30" w:type="dxa"/>
-              <w:right w:w="120" w:type="dxa"/>
-            </w:tcMar>
-          </w:tcPr>
-          <w:p>
-            <w:pPr>
-              <w:keepNext w:val="0"/>
-              <w:keepLines w:val="0"/>
-              <w:pageBreakBefore w:val="0"/>
-              <w:widowControl w:val="0"/>
-              <w:kinsoku w:val="0"/>
-              <w:wordWrap/>
-              <w:overflowPunct/>
-              <w:topLinePunct w:val="0"/>
-              <w:autoSpaceDE w:val="0"/>
-              <w:autoSpaceDN w:val="0"/>
-              <w:bidi w:val="0"/>
-              <w:adjustRightInd w:val="0"/>
-              <w:snapToGrid w:val="0"/>
-              <w:spacing w:before="120" w:after="120" w:line="288" w:lineRule="auto"/>
-              <w:ind w:left="0"/>
-              <w:jc w:val="left"/>
-              <w:textAlignment w:val="baseline"/>
-            </w:pPr>
-            <w:r>
-              <w:rPr>
-                <w:rFonts w:ascii="Arial" w:hAnsi="Arial" w:eastAsia="等线" w:cs="Arial"/>
-                <w:sz w:val="22"/>
-              </w:rPr>
-              <w:t>全员</w:t>
+            <w:shd w:val="clear" w:color="auto" w:fill="auto"/>
+            <w:tcMar>
+              <w:top w:w="60" w:type="dxa"/>
+              <w:left w:w="120" w:type="dxa"/>
+              <w:bottom w:w="30" w:type="dxa"/>
+              <w:right w:w="120" w:type="dxa"/>
+            </w:tcMar>
+            <w:vAlign w:val="top"/>
+          </w:tcPr>
+          <w:p>
+            <w:pPr>
+              <w:keepNext w:val="0"/>
+              <w:keepLines w:val="0"/>
+              <w:pageBreakBefore w:val="0"/>
+              <w:widowControl w:val="0"/>
+              <w:kinsoku w:val="0"/>
+              <w:wordWrap/>
+              <w:overflowPunct/>
+              <w:topLinePunct w:val="0"/>
+              <w:autoSpaceDE w:val="0"/>
+              <w:autoSpaceDN w:val="0"/>
+              <w:bidi w:val="0"/>
+              <w:adjustRightInd w:val="0"/>
+              <w:snapToGrid w:val="0"/>
+              <w:spacing w:before="120" w:after="120" w:line="288" w:lineRule="auto"/>
+              <w:ind w:left="0" w:leftChars="0"/>
+              <w:jc w:val="left"/>
+              <w:textAlignment w:val="baseline"/>
+              <w:rPr>
+                <w:rFonts w:ascii="Arial" w:hAnsi="Arial" w:eastAsia="宋体" w:cs="Arial"/>
+                <w:snapToGrid w:val="0"/>
+                <w:color w:val="000000"/>
+                <w:kern w:val="0"/>
+                <w:sz w:val="21"/>
+                <w:szCs w:val="21"/>
+                <w:lang w:val="en-US" w:eastAsia="en-US" w:bidi="ar-SA"/>
+              </w:rPr>
+            </w:pPr>
+            <w:r>
+              <w:rPr>
+                <w:rFonts w:ascii="Arial" w:hAnsi="Arial" w:eastAsia="等线" w:cs="Arial"/>
+                <w:sz w:val="22"/>
+              </w:rPr>
+              <w:t>管理&amp;储备人员</w:t>
             </w:r>
           </w:p>
         </w:tc>
         <w:tc>
           <w:tcPr>
             <w:tcW w:w="1635" w:type="dxa"/>
-            <w:tcMar>
-              <w:top w:w="60" w:type="dxa"/>
-              <w:left w:w="120" w:type="dxa"/>
-              <w:bottom w:w="30" w:type="dxa"/>
-              <w:right w:w="120" w:type="dxa"/>
-            </w:tcMar>
-          </w:tcPr>
-          <w:p>
-            <w:pPr>
-              <w:keepNext w:val="0"/>
-              <w:keepLines w:val="0"/>
-              <w:pageBreakBefore w:val="0"/>
-              <w:widowControl w:val="0"/>
-              <w:kinsoku w:val="0"/>
-              <w:wordWrap/>
-              <w:overflowPunct/>
-              <w:topLinePunct w:val="0"/>
-              <w:autoSpaceDE w:val="0"/>
-              <w:autoSpaceDN w:val="0"/>
-              <w:bidi w:val="0"/>
-              <w:adjustRightInd w:val="0"/>
-              <w:snapToGrid w:val="0"/>
-              <w:spacing w:before="120" w:after="120" w:line="288" w:lineRule="auto"/>
-              <w:ind w:left="0"/>
-              <w:jc w:val="left"/>
-              <w:textAlignment w:val="baseline"/>
+            <w:shd w:val="clear" w:color="auto" w:fill="auto"/>
+            <w:tcMar>
+              <w:top w:w="60" w:type="dxa"/>
+              <w:left w:w="120" w:type="dxa"/>
+              <w:bottom w:w="30" w:type="dxa"/>
+              <w:right w:w="120" w:type="dxa"/>
+            </w:tcMar>
+            <w:vAlign w:val="top"/>
+          </w:tcPr>
+          <w:p>
+            <w:pPr>
+              <w:keepNext w:val="0"/>
+              <w:keepLines w:val="0"/>
+              <w:pageBreakBefore w:val="0"/>
+              <w:widowControl w:val="0"/>
+              <w:kinsoku w:val="0"/>
+              <w:wordWrap/>
+              <w:overflowPunct/>
+              <w:topLinePunct w:val="0"/>
+              <w:autoSpaceDE w:val="0"/>
+              <w:autoSpaceDN w:val="0"/>
+              <w:bidi w:val="0"/>
+              <w:adjustRightInd w:val="0"/>
+              <w:snapToGrid w:val="0"/>
+              <w:spacing w:before="120" w:after="120" w:line="288" w:lineRule="auto"/>
+              <w:ind w:left="0" w:leftChars="0"/>
+              <w:jc w:val="left"/>
+              <w:textAlignment w:val="baseline"/>
+              <w:rPr>
+                <w:rFonts w:hint="eastAsia" w:ascii="Arial" w:hAnsi="Arial" w:eastAsia="宋体" w:cs="Arial"/>
+                <w:snapToGrid w:val="0"/>
+                <w:color w:val="000000"/>
+                <w:kern w:val="0"/>
+                <w:sz w:val="21"/>
+                <w:szCs w:val="21"/>
+                <w:lang w:val="en-US" w:eastAsia="zh-CN" w:bidi="ar-SA"/>
+              </w:rPr>
             </w:pPr>
             <w:r>
               <w:rPr>
@@ -14417,39 +14340,50 @@
                 <w:rFonts w:ascii="Arial" w:hAnsi="Arial" w:eastAsia="等线" w:cs="Arial"/>
                 <w:sz w:val="22"/>
               </w:rPr>
-              <w:t>8月</w:t>
+              <w:t>7月</w:t>
             </w:r>
           </w:p>
         </w:tc>
         <w:tc>
           <w:tcPr>
             <w:tcW w:w="711" w:type="dxa"/>
-            <w:tcMar>
-              <w:top w:w="60" w:type="dxa"/>
-              <w:left w:w="120" w:type="dxa"/>
-              <w:bottom w:w="30" w:type="dxa"/>
-              <w:right w:w="120" w:type="dxa"/>
-            </w:tcMar>
-          </w:tcPr>
-          <w:p>
-            <w:pPr>
-              <w:keepNext w:val="0"/>
-              <w:keepLines w:val="0"/>
-              <w:pageBreakBefore w:val="0"/>
-              <w:widowControl w:val="0"/>
-              <w:kinsoku w:val="0"/>
-              <w:wordWrap/>
-              <w:overflowPunct/>
-              <w:topLinePunct w:val="0"/>
-              <w:autoSpaceDE w:val="0"/>
-              <w:autoSpaceDN w:val="0"/>
-              <w:bidi w:val="0"/>
-              <w:adjustRightInd w:val="0"/>
-              <w:snapToGrid w:val="0"/>
-              <w:spacing w:before="120" w:after="120" w:line="288" w:lineRule="auto"/>
-              <w:ind w:left="0"/>
-              <w:jc w:val="left"/>
-              <w:textAlignment w:val="baseline"/>
+            <w:shd w:val="clear" w:color="auto" w:fill="auto"/>
+            <w:tcMar>
+              <w:top w:w="60" w:type="dxa"/>
+              <w:left w:w="120" w:type="dxa"/>
+              <w:bottom w:w="30" w:type="dxa"/>
+              <w:right w:w="120" w:type="dxa"/>
+            </w:tcMar>
+            <w:vAlign w:val="top"/>
+          </w:tcPr>
+          <w:p>
+            <w:pPr>
+              <w:keepNext w:val="0"/>
+              <w:keepLines w:val="0"/>
+              <w:pageBreakBefore w:val="0"/>
+              <w:widowControl w:val="0"/>
+              <w:kinsoku w:val="0"/>
+              <w:wordWrap/>
+              <w:overflowPunct/>
+              <w:topLinePunct w:val="0"/>
+              <w:autoSpaceDE w:val="0"/>
+              <w:autoSpaceDN w:val="0"/>
+              <w:bidi w:val="0"/>
+              <w:adjustRightInd w:val="0"/>
+              <w:snapToGrid w:val="0"/>
+              <w:spacing w:before="120" w:after="120" w:line="288" w:lineRule="auto"/>
+              <w:ind w:left="0" w:leftChars="0"/>
+              <w:jc w:val="left"/>
+              <w:textAlignment w:val="baseline"/>
+              <w:rPr>
+                <w:rFonts w:ascii="Arial" w:hAnsi="Arial" w:eastAsia="宋体" w:cs="Arial"/>
+                <w:snapToGrid w:val="0"/>
+                <w:color w:val="000000"/>
+                <w:kern w:val="0"/>
+                <w:sz w:val="21"/>
+                <w:szCs w:val="21"/>
+                <w:lang w:val="en-US" w:eastAsia="en-US" w:bidi="ar-SA"/>
+              </w:rPr>
             </w:pPr>
             <w:r>
               <w:rPr>
@@ -14463,39 +14397,50 @@
         <w:tc>
           <w:tcPr>
             <w:tcW w:w="759" w:type="dxa"/>
-            <w:tcMar>
-              <w:top w:w="60" w:type="dxa"/>
-              <w:left w:w="120" w:type="dxa"/>
-              <w:bottom w:w="30" w:type="dxa"/>
-              <w:right w:w="120" w:type="dxa"/>
-            </w:tcMar>
-          </w:tcPr>
-          <w:p>
-            <w:pPr>
-              <w:keepNext w:val="0"/>
-              <w:keepLines w:val="0"/>
-              <w:pageBreakBefore w:val="0"/>
-              <w:widowControl w:val="0"/>
-              <w:kinsoku w:val="0"/>
-              <w:wordWrap/>
-              <w:overflowPunct/>
-              <w:topLinePunct w:val="0"/>
-              <w:autoSpaceDE w:val="0"/>
-              <w:autoSpaceDN w:val="0"/>
-              <w:bidi w:val="0"/>
-              <w:adjustRightInd w:val="0"/>
-              <w:snapToGrid w:val="0"/>
-              <w:spacing w:before="120" w:after="120" w:line="288" w:lineRule="auto"/>
-              <w:ind w:left="0"/>
-              <w:jc w:val="left"/>
-              <w:textAlignment w:val="baseline"/>
-            </w:pPr>
-            <w:r>
-              <w:rPr>
-                <w:rFonts w:ascii="Arial" w:hAnsi="Arial" w:eastAsia="等线" w:cs="Arial"/>
-                <w:sz w:val="22"/>
-              </w:rPr>
-              <w:t>2</w:t>
+            <w:shd w:val="clear" w:color="auto" w:fill="auto"/>
+            <w:tcMar>
+              <w:top w:w="60" w:type="dxa"/>
+              <w:left w:w="120" w:type="dxa"/>
+              <w:bottom w:w="30" w:type="dxa"/>
+              <w:right w:w="120" w:type="dxa"/>
+            </w:tcMar>
+            <w:vAlign w:val="top"/>
+          </w:tcPr>
+          <w:p>
+            <w:pPr>
+              <w:keepNext w:val="0"/>
+              <w:keepLines w:val="0"/>
+              <w:pageBreakBefore w:val="0"/>
+              <w:widowControl w:val="0"/>
+              <w:kinsoku w:val="0"/>
+              <w:wordWrap/>
+              <w:overflowPunct/>
+              <w:topLinePunct w:val="0"/>
+              <w:autoSpaceDE w:val="0"/>
+              <w:autoSpaceDN w:val="0"/>
+              <w:bidi w:val="0"/>
+              <w:adjustRightInd w:val="0"/>
+              <w:snapToGrid w:val="0"/>
+              <w:spacing w:before="120" w:after="120" w:line="288" w:lineRule="auto"/>
+              <w:ind w:left="0" w:leftChars="0"/>
+              <w:jc w:val="left"/>
+              <w:textAlignment w:val="baseline"/>
+              <w:rPr>
+                <w:rFonts w:ascii="Arial" w:hAnsi="Arial" w:eastAsia="宋体" w:cs="Arial"/>
+                <w:snapToGrid w:val="0"/>
+                <w:color w:val="000000"/>
+                <w:kern w:val="0"/>
+                <w:sz w:val="21"/>
+                <w:szCs w:val="21"/>
+                <w:lang w:val="en-US" w:eastAsia="en-US" w:bidi="ar-SA"/>
+              </w:rPr>
+            </w:pPr>
+            <w:r>
+              <w:rPr>
+                <w:rFonts w:ascii="Arial" w:hAnsi="Arial" w:eastAsia="等线" w:cs="Arial"/>
+                <w:sz w:val="22"/>
+              </w:rPr>
+              <w:t>3</w:t>
             </w:r>
           </w:p>
         </w:tc>
@@ -14627,7 +14572,7 @@
                 <w:rFonts w:ascii="Arial" w:hAnsi="Arial" w:eastAsia="等线" w:cs="Arial"/>
                 <w:sz w:val="22"/>
               </w:rPr>
-              <w:t>沟通_影响技术</w:t>
+              <w:t>高效能人士时间管理</w:t>
             </w:r>
           </w:p>
         </w:tc>
@@ -14713,7 +14658,7 @@
                 <w:rFonts w:ascii="Arial" w:hAnsi="Arial" w:eastAsia="等线" w:cs="Arial"/>
                 <w:sz w:val="22"/>
               </w:rPr>
-              <w:t>9月</w:t>
+              <w:t>8月</w:t>
             </w:r>
           </w:p>
         </w:tc>
@@ -14846,52 +14791,38 @@
               <w:ind w:left="425" w:leftChars="0" w:hanging="425" w:firstLineChars="0"/>
               <w:jc w:val="left"/>
               <w:textAlignment w:val="baseline"/>
-              <w:rPr>
-                <w:rFonts w:ascii="Arial" w:hAnsi="Arial" w:eastAsia="等线" w:cs="Arial"/>
-                <w:sz w:val="22"/>
-              </w:rPr>
             </w:pPr>
           </w:p>
         </w:tc>
         <w:tc>
           <w:tcPr>
             <w:tcW w:w="900" w:type="dxa"/>
-            <w:shd w:val="clear" w:color="auto" w:fill="auto"/>
-            <w:tcMar>
-              <w:top w:w="60" w:type="dxa"/>
-              <w:left w:w="120" w:type="dxa"/>
-              <w:bottom w:w="30" w:type="dxa"/>
-              <w:right w:w="120" w:type="dxa"/>
-            </w:tcMar>
-          </w:tcPr>
-          <w:p>
-            <w:pPr>
-              <w:keepNext w:val="0"/>
-              <w:keepLines w:val="0"/>
-              <w:pageBreakBefore w:val="0"/>
-              <w:widowControl w:val="0"/>
-              <w:kinsoku w:val="0"/>
-              <w:wordWrap/>
-              <w:overflowPunct/>
-              <w:topLinePunct w:val="0"/>
-              <w:autoSpaceDE w:val="0"/>
-              <w:autoSpaceDN w:val="0"/>
-              <w:bidi w:val="0"/>
-              <w:adjustRightInd w:val="0"/>
-              <w:snapToGrid w:val="0"/>
-              <w:spacing w:before="120" w:after="120" w:line="288" w:lineRule="auto"/>
-              <w:ind w:left="0" w:leftChars="0"/>
-              <w:jc w:val="left"/>
-              <w:textAlignment w:val="baseline"/>
-              <w:rPr>
-                <w:rFonts w:ascii="Arial" w:hAnsi="Arial" w:eastAsia="宋体" w:cs="Arial"/>
-                <w:snapToGrid w:val="0"/>
-                <w:color w:val="000000"/>
-                <w:kern w:val="0"/>
-                <w:sz w:val="21"/>
-                <w:szCs w:val="21"/>
-                <w:lang w:val="en-US" w:eastAsia="en-US" w:bidi="ar-SA"/>
-              </w:rPr>
+            <w:tcMar>
+              <w:top w:w="60" w:type="dxa"/>
+              <w:left w:w="120" w:type="dxa"/>
+              <w:bottom w:w="30" w:type="dxa"/>
+              <w:right w:w="120" w:type="dxa"/>
+            </w:tcMar>
+          </w:tcPr>
+          <w:p>
+            <w:pPr>
+              <w:keepNext w:val="0"/>
+              <w:keepLines w:val="0"/>
+              <w:pageBreakBefore w:val="0"/>
+              <w:widowControl w:val="0"/>
+              <w:kinsoku w:val="0"/>
+              <w:wordWrap/>
+              <w:overflowPunct/>
+              <w:topLinePunct w:val="0"/>
+              <w:autoSpaceDE w:val="0"/>
+              <w:autoSpaceDN w:val="0"/>
+              <w:bidi w:val="0"/>
+              <w:adjustRightInd w:val="0"/>
+              <w:snapToGrid w:val="0"/>
+              <w:spacing w:before="120" w:after="120" w:line="288" w:lineRule="auto"/>
+              <w:ind w:left="0"/>
+              <w:jc w:val="left"/>
+              <w:textAlignment w:val="baseline"/>
             </w:pPr>
             <w:r>
               <w:rPr>
@@ -14905,140 +14836,110 @@
         <w:tc>
           <w:tcPr>
             <w:tcW w:w="1761" w:type="dxa"/>
-            <w:shd w:val="clear" w:color="auto" w:fill="auto"/>
-            <w:tcMar>
-              <w:top w:w="60" w:type="dxa"/>
-              <w:left w:w="120" w:type="dxa"/>
-              <w:bottom w:w="30" w:type="dxa"/>
-              <w:right w:w="120" w:type="dxa"/>
-            </w:tcMar>
-          </w:tcPr>
-          <w:p>
-            <w:pPr>
-              <w:keepNext w:val="0"/>
-              <w:keepLines w:val="0"/>
-              <w:pageBreakBefore w:val="0"/>
-              <w:widowControl w:val="0"/>
-              <w:kinsoku w:val="0"/>
-              <w:wordWrap/>
-              <w:overflowPunct/>
-              <w:topLinePunct w:val="0"/>
-              <w:autoSpaceDE w:val="0"/>
-              <w:autoSpaceDN w:val="0"/>
-              <w:bidi w:val="0"/>
-              <w:adjustRightInd w:val="0"/>
-              <w:snapToGrid w:val="0"/>
-              <w:spacing w:before="120" w:after="120" w:line="288" w:lineRule="auto"/>
-              <w:ind w:left="0" w:leftChars="0"/>
-              <w:jc w:val="left"/>
-              <w:textAlignment w:val="baseline"/>
-              <w:rPr>
-                <w:rFonts w:ascii="Arial" w:hAnsi="Arial" w:eastAsia="宋体" w:cs="Arial"/>
-                <w:snapToGrid w:val="0"/>
-                <w:color w:val="000000"/>
-                <w:kern w:val="0"/>
-                <w:sz w:val="21"/>
-                <w:szCs w:val="21"/>
-                <w:lang w:val="en-US" w:eastAsia="en-US" w:bidi="ar-SA"/>
-              </w:rPr>
-            </w:pPr>
-            <w:r>
-              <w:rPr>
-                <w:rFonts w:ascii="Arial" w:hAnsi="Arial" w:eastAsia="等线" w:cs="Arial"/>
-                <w:sz w:val="22"/>
-              </w:rPr>
-              <w:t>新员工入职培训</w:t>
+            <w:tcMar>
+              <w:top w:w="60" w:type="dxa"/>
+              <w:left w:w="120" w:type="dxa"/>
+              <w:bottom w:w="30" w:type="dxa"/>
+              <w:right w:w="120" w:type="dxa"/>
+            </w:tcMar>
+          </w:tcPr>
+          <w:p>
+            <w:pPr>
+              <w:keepNext w:val="0"/>
+              <w:keepLines w:val="0"/>
+              <w:pageBreakBefore w:val="0"/>
+              <w:widowControl w:val="0"/>
+              <w:kinsoku w:val="0"/>
+              <w:wordWrap/>
+              <w:overflowPunct/>
+              <w:topLinePunct w:val="0"/>
+              <w:autoSpaceDE w:val="0"/>
+              <w:autoSpaceDN w:val="0"/>
+              <w:bidi w:val="0"/>
+              <w:adjustRightInd w:val="0"/>
+              <w:snapToGrid w:val="0"/>
+              <w:spacing w:before="120" w:after="120" w:line="288" w:lineRule="auto"/>
+              <w:ind w:left="0"/>
+              <w:jc w:val="left"/>
+              <w:textAlignment w:val="baseline"/>
+            </w:pPr>
+            <w:r>
+              <w:rPr>
+                <w:rFonts w:ascii="Arial" w:hAnsi="Arial" w:eastAsia="等线" w:cs="Arial"/>
+                <w:sz w:val="22"/>
+              </w:rPr>
+              <w:t>沟通_影响技术</w:t>
             </w:r>
           </w:p>
         </w:tc>
         <w:tc>
           <w:tcPr>
             <w:tcW w:w="1209" w:type="dxa"/>
-            <w:shd w:val="clear" w:color="auto" w:fill="auto"/>
-            <w:tcMar>
-              <w:top w:w="60" w:type="dxa"/>
-              <w:left w:w="120" w:type="dxa"/>
-              <w:bottom w:w="30" w:type="dxa"/>
-              <w:right w:w="120" w:type="dxa"/>
-            </w:tcMar>
-          </w:tcPr>
-          <w:p>
-            <w:pPr>
-              <w:keepNext w:val="0"/>
-              <w:keepLines w:val="0"/>
-              <w:pageBreakBefore w:val="0"/>
-              <w:widowControl w:val="0"/>
-              <w:kinsoku w:val="0"/>
-              <w:wordWrap/>
-              <w:overflowPunct/>
-              <w:topLinePunct w:val="0"/>
-              <w:autoSpaceDE w:val="0"/>
-              <w:autoSpaceDN w:val="0"/>
-              <w:bidi w:val="0"/>
-              <w:adjustRightInd w:val="0"/>
-              <w:snapToGrid w:val="0"/>
-              <w:spacing w:before="120" w:after="120" w:line="288" w:lineRule="auto"/>
-              <w:ind w:left="0" w:leftChars="0"/>
-              <w:jc w:val="left"/>
-              <w:textAlignment w:val="baseline"/>
-              <w:rPr>
-                <w:rFonts w:ascii="Arial" w:hAnsi="Arial" w:eastAsia="宋体" w:cs="Arial"/>
-                <w:snapToGrid w:val="0"/>
-                <w:color w:val="000000"/>
-                <w:kern w:val="0"/>
-                <w:sz w:val="21"/>
-                <w:szCs w:val="21"/>
-                <w:lang w:val="en-US" w:eastAsia="en-US" w:bidi="ar-SA"/>
-              </w:rPr>
-            </w:pPr>
-            <w:r>
-              <w:rPr>
-                <w:rFonts w:ascii="Arial" w:hAnsi="Arial" w:eastAsia="等线" w:cs="Arial"/>
-                <w:sz w:val="22"/>
-              </w:rPr>
-              <w:t>新员工</w:t>
+            <w:tcMar>
+              <w:top w:w="60" w:type="dxa"/>
+              <w:left w:w="120" w:type="dxa"/>
+              <w:bottom w:w="30" w:type="dxa"/>
+              <w:right w:w="120" w:type="dxa"/>
+            </w:tcMar>
+          </w:tcPr>
+          <w:p>
+            <w:pPr>
+              <w:keepNext w:val="0"/>
+              <w:keepLines w:val="0"/>
+              <w:pageBreakBefore w:val="0"/>
+              <w:widowControl w:val="0"/>
+              <w:kinsoku w:val="0"/>
+              <w:wordWrap/>
+              <w:overflowPunct/>
+              <w:topLinePunct w:val="0"/>
+              <w:autoSpaceDE w:val="0"/>
+              <w:autoSpaceDN w:val="0"/>
+              <w:bidi w:val="0"/>
+              <w:adjustRightInd w:val="0"/>
+              <w:snapToGrid w:val="0"/>
+              <w:spacing w:before="120" w:after="120" w:line="288" w:lineRule="auto"/>
+              <w:ind w:left="0"/>
+              <w:jc w:val="left"/>
+              <w:textAlignment w:val="baseline"/>
+            </w:pPr>
+            <w:r>
+              <w:rPr>
+                <w:rFonts w:ascii="Arial" w:hAnsi="Arial" w:eastAsia="等线" w:cs="Arial"/>
+                <w:sz w:val="22"/>
+              </w:rPr>
+              <w:t>全员</w:t>
             </w:r>
           </w:p>
         </w:tc>
         <w:tc>
           <w:tcPr>
             <w:tcW w:w="1635" w:type="dxa"/>
-            <w:shd w:val="clear" w:color="auto" w:fill="auto"/>
-            <w:tcMar>
-              <w:top w:w="60" w:type="dxa"/>
-              <w:left w:w="120" w:type="dxa"/>
-              <w:bottom w:w="30" w:type="dxa"/>
-              <w:right w:w="120" w:type="dxa"/>
-            </w:tcMar>
-          </w:tcPr>
-          <w:p>
-            <w:pPr>
-              <w:keepNext w:val="0"/>
-              <w:keepLines w:val="0"/>
-              <w:pageBreakBefore w:val="0"/>
-              <w:widowControl w:val="0"/>
-              <w:kinsoku w:val="0"/>
-              <w:wordWrap/>
-              <w:overflowPunct/>
-              <w:topLinePunct w:val="0"/>
-              <w:autoSpaceDE w:val="0"/>
-              <w:autoSpaceDN w:val="0"/>
-              <w:bidi w:val="0"/>
-              <w:adjustRightInd w:val="0"/>
-              <w:snapToGrid w:val="0"/>
-              <w:spacing w:before="120" w:after="120" w:line="288" w:lineRule="auto"/>
-              <w:ind w:left="0" w:leftChars="0"/>
-              <w:jc w:val="left"/>
-              <w:textAlignment w:val="baseline"/>
-              <w:rPr>
-                <w:rFonts w:ascii="Arial" w:hAnsi="Arial" w:eastAsia="宋体" w:cs="Arial"/>
-                <w:snapToGrid w:val="0"/>
-                <w:color w:val="000000"/>
-                <w:kern w:val="0"/>
-                <w:sz w:val="21"/>
-                <w:szCs w:val="21"/>
-                <w:lang w:val="en-US" w:eastAsia="en-US" w:bidi="ar-SA"/>
-              </w:rPr>
+            <w:tcMar>
+              <w:top w:w="60" w:type="dxa"/>
+              <w:left w:w="120" w:type="dxa"/>
+              <w:bottom w:w="30" w:type="dxa"/>
+              <w:right w:w="120" w:type="dxa"/>
+            </w:tcMar>
+          </w:tcPr>
+          <w:p>
+            <w:pPr>
+              <w:keepNext w:val="0"/>
+              <w:keepLines w:val="0"/>
+              <w:pageBreakBefore w:val="0"/>
+              <w:widowControl w:val="0"/>
+              <w:kinsoku w:val="0"/>
+              <w:wordWrap/>
+              <w:overflowPunct/>
+              <w:topLinePunct w:val="0"/>
+              <w:autoSpaceDE w:val="0"/>
+              <w:autoSpaceDN w:val="0"/>
+              <w:bidi w:val="0"/>
+              <w:adjustRightInd w:val="0"/>
+              <w:snapToGrid w:val="0"/>
+              <w:spacing w:before="120" w:after="120" w:line="288" w:lineRule="auto"/>
+              <w:ind w:left="0"/>
+              <w:jc w:val="left"/>
+              <w:textAlignment w:val="baseline"/>
             </w:pPr>
             <w:r>
               <w:rPr>
@@ -15060,91 +14961,71 @@
         <w:tc>
           <w:tcPr>
             <w:tcW w:w="711" w:type="dxa"/>
-            <w:shd w:val="clear" w:color="auto" w:fill="auto"/>
-            <w:tcMar>
-              <w:top w:w="60" w:type="dxa"/>
-              <w:left w:w="120" w:type="dxa"/>
-              <w:bottom w:w="30" w:type="dxa"/>
-              <w:right w:w="120" w:type="dxa"/>
-            </w:tcMar>
-          </w:tcPr>
-          <w:p>
-            <w:pPr>
-              <w:keepNext w:val="0"/>
-              <w:keepLines w:val="0"/>
-              <w:pageBreakBefore w:val="0"/>
-              <w:widowControl w:val="0"/>
-              <w:kinsoku w:val="0"/>
-              <w:wordWrap/>
-              <w:overflowPunct/>
-              <w:topLinePunct w:val="0"/>
-              <w:autoSpaceDE w:val="0"/>
-              <w:autoSpaceDN w:val="0"/>
-              <w:bidi w:val="0"/>
-              <w:adjustRightInd w:val="0"/>
-              <w:snapToGrid w:val="0"/>
-              <w:spacing w:before="120" w:after="120" w:line="288" w:lineRule="auto"/>
-              <w:ind w:left="0" w:leftChars="0"/>
-              <w:jc w:val="left"/>
-              <w:textAlignment w:val="baseline"/>
-              <w:rPr>
-                <w:rFonts w:ascii="Arial" w:hAnsi="Arial" w:eastAsia="宋体" w:cs="Arial"/>
-                <w:snapToGrid w:val="0"/>
-                <w:color w:val="000000"/>
-                <w:kern w:val="0"/>
-                <w:sz w:val="21"/>
-                <w:szCs w:val="21"/>
-                <w:lang w:val="en-US" w:eastAsia="en-US" w:bidi="ar-SA"/>
-              </w:rPr>
-            </w:pPr>
-            <w:r>
-              <w:rPr>
-                <w:rFonts w:ascii="Arial" w:hAnsi="Arial" w:eastAsia="等线" w:cs="Arial"/>
-                <w:sz w:val="22"/>
-              </w:rPr>
-              <w:t>内部</w:t>
+            <w:tcMar>
+              <w:top w:w="60" w:type="dxa"/>
+              <w:left w:w="120" w:type="dxa"/>
+              <w:bottom w:w="30" w:type="dxa"/>
+              <w:right w:w="120" w:type="dxa"/>
+            </w:tcMar>
+          </w:tcPr>
+          <w:p>
+            <w:pPr>
+              <w:keepNext w:val="0"/>
+              <w:keepLines w:val="0"/>
+              <w:pageBreakBefore w:val="0"/>
+              <w:widowControl w:val="0"/>
+              <w:kinsoku w:val="0"/>
+              <w:wordWrap/>
+              <w:overflowPunct/>
+              <w:topLinePunct w:val="0"/>
+              <w:autoSpaceDE w:val="0"/>
+              <w:autoSpaceDN w:val="0"/>
+              <w:bidi w:val="0"/>
+              <w:adjustRightInd w:val="0"/>
+              <w:snapToGrid w:val="0"/>
+              <w:spacing w:before="120" w:after="120" w:line="288" w:lineRule="auto"/>
+              <w:ind w:left="0"/>
+              <w:jc w:val="left"/>
+              <w:textAlignment w:val="baseline"/>
+            </w:pPr>
+            <w:r>
+              <w:rPr>
+                <w:rFonts w:ascii="Arial" w:hAnsi="Arial" w:eastAsia="等线" w:cs="Arial"/>
+                <w:sz w:val="22"/>
+              </w:rPr>
+              <w:t>外部</w:t>
             </w:r>
           </w:p>
         </w:tc>
         <w:tc>
           <w:tcPr>
             <w:tcW w:w="759" w:type="dxa"/>
-            <w:shd w:val="clear" w:color="auto" w:fill="auto"/>
-            <w:tcMar>
-              <w:top w:w="60" w:type="dxa"/>
-              <w:left w:w="120" w:type="dxa"/>
-              <w:bottom w:w="30" w:type="dxa"/>
-              <w:right w:w="120" w:type="dxa"/>
-            </w:tcMar>
-          </w:tcPr>
-          <w:p>
-            <w:pPr>
-              <w:keepNext w:val="0"/>
-              <w:keepLines w:val="0"/>
-              <w:pageBreakBefore w:val="0"/>
-              <w:widowControl w:val="0"/>
-              <w:kinsoku w:val="0"/>
-              <w:wordWrap/>
-              <w:overflowPunct/>
-              <w:topLinePunct w:val="0"/>
-              <w:autoSpaceDE w:val="0"/>
-              <w:autoSpaceDN w:val="0"/>
-              <w:bidi w:val="0"/>
-              <w:adjustRightInd w:val="0"/>
-              <w:snapToGrid w:val="0"/>
-              <w:spacing w:before="120" w:after="120" w:line="288" w:lineRule="auto"/>
-              <w:ind w:left="0" w:leftChars="0"/>
-              <w:jc w:val="left"/>
-              <w:textAlignment w:val="baseline"/>
-              <w:rPr>
-                <w:rFonts w:ascii="Arial" w:hAnsi="Arial" w:eastAsia="宋体" w:cs="Arial"/>
-                <w:snapToGrid w:val="0"/>
-                <w:color w:val="000000"/>
-                <w:kern w:val="0"/>
-                <w:sz w:val="21"/>
-                <w:szCs w:val="21"/>
-                <w:lang w:val="en-US" w:eastAsia="en-US" w:bidi="ar-SA"/>
-              </w:rPr>
+            <w:tcMar>
+              <w:top w:w="60" w:type="dxa"/>
+              <w:left w:w="120" w:type="dxa"/>
+              <w:bottom w:w="30" w:type="dxa"/>
+              <w:right w:w="120" w:type="dxa"/>
+            </w:tcMar>
+          </w:tcPr>
+          <w:p>
+            <w:pPr>
+              <w:keepNext w:val="0"/>
+              <w:keepLines w:val="0"/>
+              <w:pageBreakBefore w:val="0"/>
+              <w:widowControl w:val="0"/>
+              <w:kinsoku w:val="0"/>
+              <w:wordWrap/>
+              <w:overflowPunct/>
+              <w:topLinePunct w:val="0"/>
+              <w:autoSpaceDE w:val="0"/>
+              <w:autoSpaceDN w:val="0"/>
+              <w:bidi w:val="0"/>
+              <w:adjustRightInd w:val="0"/>
+              <w:snapToGrid w:val="0"/>
+              <w:spacing w:before="120" w:after="120" w:line="288" w:lineRule="auto"/>
+              <w:ind w:left="0"/>
+              <w:jc w:val="left"/>
+              <w:textAlignment w:val="baseline"/>
             </w:pPr>
             <w:r>
               <w:rPr>
@@ -15216,14 +15097,13 @@
         <w:tc>
           <w:tcPr>
             <w:tcW w:w="900" w:type="dxa"/>
-            <w:shd w:val="clear"/>
-            <w:tcMar>
-              <w:top w:w="60" w:type="dxa"/>
-              <w:left w:w="120" w:type="dxa"/>
-              <w:bottom w:w="30" w:type="dxa"/>
-              <w:right w:w="120" w:type="dxa"/>
-            </w:tcMar>
-            <w:vAlign w:val="top"/>
+            <w:shd w:val="clear" w:color="auto" w:fill="auto"/>
+            <w:tcMar>
+              <w:top w:w="60" w:type="dxa"/>
+              <w:left w:w="120" w:type="dxa"/>
+              <w:bottom w:w="30" w:type="dxa"/>
+              <w:right w:w="120" w:type="dxa"/>
+            </w:tcMar>
           </w:tcPr>
           <w:p>
             <w:pPr>
@@ -15266,14 +15146,13 @@
         <w:tc>
           <w:tcPr>
             <w:tcW w:w="1761" w:type="dxa"/>
-            <w:shd w:val="clear"/>
-            <w:tcMar>
-              <w:top w:w="60" w:type="dxa"/>
-              <w:left w:w="120" w:type="dxa"/>
-              <w:bottom w:w="30" w:type="dxa"/>
-              <w:right w:w="120" w:type="dxa"/>
-            </w:tcMar>
-            <w:vAlign w:val="top"/>
+            <w:shd w:val="clear" w:color="auto" w:fill="auto"/>
+            <w:tcMar>
+              <w:top w:w="60" w:type="dxa"/>
+              <w:left w:w="120" w:type="dxa"/>
+              <w:bottom w:w="30" w:type="dxa"/>
+              <w:right w:w="120" w:type="dxa"/>
+            </w:tcMar>
           </w:tcPr>
           <w:p>
             <w:pPr>
@@ -15316,14 +15195,13 @@
         <w:tc>
           <w:tcPr>
             <w:tcW w:w="1209" w:type="dxa"/>
-            <w:shd w:val="clear"/>
-            <w:tcMar>
-              <w:top w:w="60" w:type="dxa"/>
-              <w:left w:w="120" w:type="dxa"/>
-              <w:bottom w:w="30" w:type="dxa"/>
-              <w:right w:w="120" w:type="dxa"/>
-            </w:tcMar>
-            <w:vAlign w:val="top"/>
+            <w:shd w:val="clear" w:color="auto" w:fill="auto"/>
+            <w:tcMar>
+              <w:top w:w="60" w:type="dxa"/>
+              <w:left w:w="120" w:type="dxa"/>
+              <w:bottom w:w="30" w:type="dxa"/>
+              <w:right w:w="120" w:type="dxa"/>
+            </w:tcMar>
           </w:tcPr>
           <w:p>
             <w:pPr>
@@ -15366,72 +15244,13 @@
         <w:tc>
           <w:tcPr>
             <w:tcW w:w="1635" w:type="dxa"/>
-            <w:shd w:val="clear"/>
-            <w:tcMar>
-              <w:top w:w="60" w:type="dxa"/>
-              <w:left w:w="120" w:type="dxa"/>
-              <w:bottom w:w="30" w:type="dxa"/>
-              <w:right w:w="120" w:type="dxa"/>
-            </w:tcMar>
-            <w:vAlign w:val="top"/>
-          </w:tcPr>
-          <w:p>
-            <w:pPr>
-              <w:keepNext w:val="0"/>
-              <w:keepLines w:val="0"/>
-              <w:pageBreakBefore w:val="0"/>
-              <w:widowControl w:val="0"/>
-              <w:kinsoku w:val="0"/>
-              <w:wordWrap/>
-              <w:overflowPunct/>
-              <w:topLinePunct w:val="0"/>
-              <w:autoSpaceDE w:val="0"/>
-              <w:autoSpaceDN w:val="0"/>
-              <w:bidi w:val="0"/>
-              <w:adjustRightInd w:val="0"/>
-              <w:snapToGrid w:val="0"/>
-              <w:spacing w:before="120" w:after="120" w:line="288" w:lineRule="auto"/>
-              <w:ind w:left="0" w:leftChars="0"/>
-              <w:jc w:val="left"/>
-              <w:textAlignment w:val="baseline"/>
-              <w:rPr>
-                <w:rFonts w:hint="eastAsia" w:ascii="Arial" w:hAnsi="Arial" w:eastAsia="宋体" w:cs="Arial"/>
-                <w:snapToGrid w:val="0"/>
-                <w:color w:val="000000"/>
-                <w:kern w:val="0"/>
-                <w:sz w:val="21"/>
-                <w:szCs w:val="21"/>
-                <w:lang w:val="en-US" w:eastAsia="zh-CN" w:bidi="ar-SA"/>
-              </w:rPr>
-            </w:pPr>
-            <w:r>
-              <w:rPr>
-                <w:rFonts w:hint="eastAsia" w:eastAsia="等线" w:cs="Arial"/>
-                <w:sz w:val="22"/>
-                <w:lang w:val="en-US" w:eastAsia="zh-CN"/>
-              </w:rPr>
-              <w:t>2026年</w:t>
-            </w:r>
-            <w:r>
-              <w:rPr>
-                <w:rFonts w:ascii="Arial" w:hAnsi="Arial" w:eastAsia="等线" w:cs="Arial"/>
-                <w:sz w:val="22"/>
-              </w:rPr>
-              <w:t>3月</w:t>
-            </w:r>
-          </w:p>
-        </w:tc>
-        <w:tc>
-          <w:tcPr>
-            <w:tcW w:w="711" w:type="dxa"/>
-            <w:shd w:val="clear"/>
-            <w:tcMar>
-              <w:top w:w="60" w:type="dxa"/>
-              <w:left w:w="120" w:type="dxa"/>
-              <w:bottom w:w="30" w:type="dxa"/>
-              <w:right w:w="120" w:type="dxa"/>
-            </w:tcMar>
-            <w:vAlign w:val="top"/>
+            <w:shd w:val="clear" w:color="auto" w:fill="auto"/>
+            <w:tcMar>
+              <w:top w:w="60" w:type="dxa"/>
+              <w:left w:w="120" w:type="dxa"/>
+              <w:bottom w:w="30" w:type="dxa"/>
+              <w:right w:w="120" w:type="dxa"/>
+            </w:tcMar>
           </w:tcPr>
           <w:p>
             <w:pPr>
@@ -15464,6 +15283,63 @@
             </w:pPr>
             <w:r>
               <w:rPr>
+                <w:rFonts w:hint="eastAsia" w:eastAsia="等线" w:cs="Arial"/>
+                <w:sz w:val="22"/>
+                <w:lang w:val="en-US" w:eastAsia="zh-CN"/>
+              </w:rPr>
+              <w:t>2025年</w:t>
+            </w:r>
+            <w:r>
+              <w:rPr>
+                <w:rFonts w:ascii="Arial" w:hAnsi="Arial" w:eastAsia="等线" w:cs="Arial"/>
+                <w:sz w:val="22"/>
+              </w:rPr>
+              <w:t>9月</w:t>
+            </w:r>
+          </w:p>
+        </w:tc>
+        <w:tc>
+          <w:tcPr>
+            <w:tcW w:w="711" w:type="dxa"/>
+            <w:shd w:val="clear" w:color="auto" w:fill="auto"/>
+            <w:tcMar>
+              <w:top w:w="60" w:type="dxa"/>
+              <w:left w:w="120" w:type="dxa"/>
+              <w:bottom w:w="30" w:type="dxa"/>
+              <w:right w:w="120" w:type="dxa"/>
+            </w:tcMar>
+          </w:tcPr>
+          <w:p>
+            <w:pPr>
+              <w:keepNext w:val="0"/>
+              <w:keepLines w:val="0"/>
+              <w:pageBreakBefore w:val="0"/>
+              <w:widowControl w:val="0"/>
+              <w:kinsoku w:val="0"/>
+              <w:wordWrap/>
+              <w:overflowPunct/>
+              <w:topLinePunct w:val="0"/>
+              <w:autoSpaceDE w:val="0"/>
+              <w:autoSpaceDN w:val="0"/>
+              <w:bidi w:val="0"/>
+              <w:adjustRightInd w:val="0"/>
+              <w:snapToGrid w:val="0"/>
+              <w:spacing w:before="120" w:after="120" w:line="288" w:lineRule="auto"/>
+              <w:ind w:left="0" w:leftChars="0"/>
+              <w:jc w:val="left"/>
+              <w:textAlignment w:val="baseline"/>
+              <w:rPr>
+                <w:rFonts w:ascii="Arial" w:hAnsi="Arial" w:eastAsia="宋体" w:cs="Arial"/>
+                <w:snapToGrid w:val="0"/>
+                <w:color w:val="000000"/>
+                <w:kern w:val="0"/>
+                <w:sz w:val="21"/>
+                <w:szCs w:val="21"/>
+                <w:lang w:val="en-US" w:eastAsia="en-US" w:bidi="ar-SA"/>
+              </w:rPr>
+            </w:pPr>
+            <w:r>
+              <w:rPr>
                 <w:rFonts w:ascii="Arial" w:hAnsi="Arial" w:eastAsia="等线" w:cs="Arial"/>
                 <w:sz w:val="22"/>
               </w:rPr>
@@ -15474,14 +15350,13 @@
         <w:tc>
           <w:tcPr>
             <w:tcW w:w="759" w:type="dxa"/>
-            <w:shd w:val="clear"/>
-            <w:tcMar>
-              <w:top w:w="60" w:type="dxa"/>
-              <w:left w:w="120" w:type="dxa"/>
-              <w:bottom w:w="30" w:type="dxa"/>
-              <w:right w:w="120" w:type="dxa"/>
-            </w:tcMar>
-            <w:vAlign w:val="top"/>
+            <w:shd w:val="clear" w:color="auto" w:fill="auto"/>
+            <w:tcMar>
+              <w:top w:w="60" w:type="dxa"/>
+              <w:left w:w="120" w:type="dxa"/>
+              <w:bottom w:w="30" w:type="dxa"/>
+              <w:right w:w="120" w:type="dxa"/>
+            </w:tcMar>
           </w:tcPr>
           <w:p>
             <w:pPr>
@@ -15582,7 +15457,7 @@
         <w:tc>
           <w:tcPr>
             <w:tcW w:w="900" w:type="dxa"/>
-            <w:shd w:val="clear"/>
+            <w:shd w:val="clear" w:color="auto" w:fill="auto"/>
             <w:tcMar>
               <w:top w:w="60" w:type="dxa"/>
               <w:left w:w="120" w:type="dxa"/>
@@ -15632,7 +15507,7 @@
         <w:tc>
           <w:tcPr>
             <w:tcW w:w="1761" w:type="dxa"/>
-            <w:shd w:val="clear"/>
+            <w:shd w:val="clear" w:color="auto" w:fill="auto"/>
             <w:tcMar>
               <w:top w:w="60" w:type="dxa"/>
               <w:left w:w="120" w:type="dxa"/>
@@ -15675,14 +15550,14 @@
                 <w:rFonts w:ascii="Arial" w:hAnsi="Arial" w:eastAsia="等线" w:cs="Arial"/>
                 <w:sz w:val="22"/>
               </w:rPr>
-              <w:t>4D卓越团队</w:t>
+              <w:t>新员工入职培训</w:t>
             </w:r>
           </w:p>
         </w:tc>
         <w:tc>
           <w:tcPr>
             <w:tcW w:w="1209" w:type="dxa"/>
-            <w:shd w:val="clear"/>
+            <w:shd w:val="clear" w:color="auto" w:fill="auto"/>
             <w:tcMar>
               <w:top w:w="60" w:type="dxa"/>
               <w:left w:w="120" w:type="dxa"/>
@@ -15725,14 +15600,14 @@
                 <w:rFonts w:ascii="Arial" w:hAnsi="Arial" w:eastAsia="等线" w:cs="Arial"/>
                 <w:sz w:val="22"/>
               </w:rPr>
-              <w:t>管理&amp;储备人员</w:t>
+              <w:t>新员工</w:t>
             </w:r>
           </w:p>
         </w:tc>
         <w:tc>
           <w:tcPr>
             <w:tcW w:w="1635" w:type="dxa"/>
-            <w:shd w:val="clear"/>
+            <w:shd w:val="clear" w:color="auto" w:fill="auto"/>
             <w:tcMar>
               <w:top w:w="60" w:type="dxa"/>
               <w:left w:w="120" w:type="dxa"/>
@@ -15790,7 +15665,7 @@
         <w:tc>
           <w:tcPr>
             <w:tcW w:w="711" w:type="dxa"/>
-            <w:shd w:val="clear"/>
+            <w:shd w:val="clear" w:color="auto" w:fill="auto"/>
             <w:tcMar>
               <w:top w:w="60" w:type="dxa"/>
               <w:left w:w="120" w:type="dxa"/>
@@ -15840,7 +15715,7 @@
         <w:tc>
           <w:tcPr>
             <w:tcW w:w="759" w:type="dxa"/>
-            <w:shd w:val="clear"/>
+            <w:shd w:val="clear" w:color="auto" w:fill="auto"/>
             <w:tcMar>
               <w:top w:w="60" w:type="dxa"/>
               <w:left w:w="120" w:type="dxa"/>
@@ -15948,7 +15823,7 @@
         <w:tc>
           <w:tcPr>
             <w:tcW w:w="900" w:type="dxa"/>
-            <w:shd w:val="clear"/>
+            <w:shd w:val="clear" w:color="auto" w:fill="auto"/>
             <w:tcMar>
               <w:top w:w="60" w:type="dxa"/>
               <w:left w:w="120" w:type="dxa"/>
@@ -15998,7 +15873,7 @@
         <w:tc>
           <w:tcPr>
             <w:tcW w:w="1761" w:type="dxa"/>
-            <w:shd w:val="clear"/>
+            <w:shd w:val="clear" w:color="auto" w:fill="auto"/>
             <w:tcMar>
               <w:top w:w="60" w:type="dxa"/>
               <w:left w:w="120" w:type="dxa"/>
@@ -16041,14 +15916,14 @@
                 <w:rFonts w:ascii="Arial" w:hAnsi="Arial" w:eastAsia="等线" w:cs="Arial"/>
                 <w:sz w:val="22"/>
               </w:rPr>
-              <w:t>情景领导</w:t>
+              <w:t>4D卓越团队</w:t>
             </w:r>
           </w:p>
         </w:tc>
         <w:tc>
           <w:tcPr>
             <w:tcW w:w="1209" w:type="dxa"/>
-            <w:shd w:val="clear"/>
+            <w:shd w:val="clear" w:color="auto" w:fill="auto"/>
             <w:tcMar>
               <w:top w:w="60" w:type="dxa"/>
               <w:left w:w="120" w:type="dxa"/>
@@ -16098,7 +15973,7 @@
         <w:tc>
           <w:tcPr>
             <w:tcW w:w="1635" w:type="dxa"/>
-            <w:shd w:val="clear"/>
+            <w:shd w:val="clear" w:color="auto" w:fill="auto"/>
             <w:tcMar>
               <w:top w:w="60" w:type="dxa"/>
               <w:left w:w="120" w:type="dxa"/>
@@ -16149,14 +16024,14 @@
                 <w:rFonts w:ascii="Arial" w:hAnsi="Arial" w:eastAsia="等线" w:cs="Arial"/>
                 <w:sz w:val="22"/>
               </w:rPr>
-              <w:t>4月</w:t>
+              <w:t>3月</w:t>
             </w:r>
           </w:p>
         </w:tc>
         <w:tc>
           <w:tcPr>
             <w:tcW w:w="711" w:type="dxa"/>
-            <w:shd w:val="clear"/>
+            <w:shd w:val="clear" w:color="auto" w:fill="auto"/>
             <w:tcMar>
               <w:top w:w="60" w:type="dxa"/>
               <w:left w:w="120" w:type="dxa"/>
@@ -16206,7 +16081,7 @@
         <w:tc>
           <w:tcPr>
             <w:tcW w:w="759" w:type="dxa"/>
-            <w:shd w:val="clear"/>
+            <w:shd w:val="clear" w:color="auto" w:fill="auto"/>
             <w:tcMar>
               <w:top w:w="60" w:type="dxa"/>
               <w:left w:w="120" w:type="dxa"/>
@@ -16314,7 +16189,7 @@
         <w:tc>
           <w:tcPr>
             <w:tcW w:w="900" w:type="dxa"/>
-            <w:shd w:val="clear"/>
+            <w:shd w:val="clear" w:color="auto" w:fill="auto"/>
             <w:tcMar>
               <w:top w:w="60" w:type="dxa"/>
               <w:left w:w="120" w:type="dxa"/>
@@ -16364,7 +16239,7 @@
         <w:tc>
           <w:tcPr>
             <w:tcW w:w="1761" w:type="dxa"/>
-            <w:shd w:val="clear"/>
+            <w:shd w:val="clear" w:color="auto" w:fill="auto"/>
             <w:tcMar>
               <w:top w:w="60" w:type="dxa"/>
               <w:left w:w="120" w:type="dxa"/>
@@ -16407,14 +16282,14 @@
                 <w:rFonts w:ascii="Arial" w:hAnsi="Arial" w:eastAsia="等线" w:cs="Arial"/>
                 <w:sz w:val="22"/>
               </w:rPr>
-              <w:t>目标设定与沟通</w:t>
+              <w:t>情景领导</w:t>
             </w:r>
           </w:p>
         </w:tc>
         <w:tc>
           <w:tcPr>
             <w:tcW w:w="1209" w:type="dxa"/>
-            <w:shd w:val="clear"/>
+            <w:shd w:val="clear" w:color="auto" w:fill="auto"/>
             <w:tcMar>
               <w:top w:w="60" w:type="dxa"/>
               <w:left w:w="120" w:type="dxa"/>
@@ -16464,7 +16339,7 @@
         <w:tc>
           <w:tcPr>
             <w:tcW w:w="1635" w:type="dxa"/>
-            <w:shd w:val="clear"/>
+            <w:shd w:val="clear" w:color="auto" w:fill="auto"/>
             <w:tcMar>
               <w:top w:w="60" w:type="dxa"/>
               <w:left w:w="120" w:type="dxa"/>
@@ -16515,14 +16390,14 @@
                 <w:rFonts w:ascii="Arial" w:hAnsi="Arial" w:eastAsia="等线" w:cs="Arial"/>
                 <w:sz w:val="22"/>
               </w:rPr>
-              <w:t>5月</w:t>
+              <w:t>4月</w:t>
             </w:r>
           </w:p>
         </w:tc>
         <w:tc>
           <w:tcPr>
             <w:tcW w:w="711" w:type="dxa"/>
-            <w:shd w:val="clear"/>
+            <w:shd w:val="clear" w:color="auto" w:fill="auto"/>
             <w:tcMar>
               <w:top w:w="60" w:type="dxa"/>
               <w:left w:w="120" w:type="dxa"/>
@@ -16572,7 +16447,7 @@
         <w:tc>
           <w:tcPr>
             <w:tcW w:w="759" w:type="dxa"/>
-            <w:shd w:val="clear"/>
+            <w:shd w:val="clear" w:color="auto" w:fill="auto"/>
             <w:tcMar>
               <w:top w:w="60" w:type="dxa"/>
               <w:left w:w="120" w:type="dxa"/>
@@ -16680,7 +16555,7 @@
         <w:tc>
           <w:tcPr>
             <w:tcW w:w="900" w:type="dxa"/>
-            <w:shd w:val="clear"/>
+            <w:shd w:val="clear" w:color="auto" w:fill="auto"/>
             <w:tcMar>
               <w:top w:w="60" w:type="dxa"/>
               <w:left w:w="120" w:type="dxa"/>
@@ -16730,7 +16605,7 @@
         <w:tc>
           <w:tcPr>
             <w:tcW w:w="1761" w:type="dxa"/>
-            <w:shd w:val="clear"/>
+            <w:shd w:val="clear" w:color="auto" w:fill="auto"/>
             <w:tcMar>
               <w:top w:w="60" w:type="dxa"/>
               <w:left w:w="120" w:type="dxa"/>
@@ -16773,14 +16648,14 @@
                 <w:rFonts w:ascii="Arial" w:hAnsi="Arial" w:eastAsia="等线" w:cs="Arial"/>
                 <w:sz w:val="22"/>
               </w:rPr>
-              <w:t>团队变革领导力</w:t>
+              <w:t>目标设定与沟通</w:t>
             </w:r>
           </w:p>
         </w:tc>
         <w:tc>
           <w:tcPr>
             <w:tcW w:w="1209" w:type="dxa"/>
-            <w:shd w:val="clear"/>
+            <w:shd w:val="clear" w:color="auto" w:fill="auto"/>
             <w:tcMar>
               <w:top w:w="60" w:type="dxa"/>
               <w:left w:w="120" w:type="dxa"/>
@@ -16830,7 +16705,7 @@
         <w:tc>
           <w:tcPr>
             <w:tcW w:w="1635" w:type="dxa"/>
-            <w:shd w:val="clear"/>
+            <w:shd w:val="clear" w:color="auto" w:fill="auto"/>
             <w:tcMar>
               <w:top w:w="60" w:type="dxa"/>
               <w:left w:w="120" w:type="dxa"/>
@@ -16881,14 +16756,14 @@
                 <w:rFonts w:ascii="Arial" w:hAnsi="Arial" w:eastAsia="等线" w:cs="Arial"/>
                 <w:sz w:val="22"/>
               </w:rPr>
-              <w:t>6月</w:t>
+              <w:t>5月</w:t>
             </w:r>
           </w:p>
         </w:tc>
         <w:tc>
           <w:tcPr>
             <w:tcW w:w="711" w:type="dxa"/>
-            <w:shd w:val="clear"/>
+            <w:shd w:val="clear" w:color="auto" w:fill="auto"/>
             <w:tcMar>
               <w:top w:w="60" w:type="dxa"/>
               <w:left w:w="120" w:type="dxa"/>
@@ -16931,14 +16806,14 @@
                 <w:rFonts w:ascii="Arial" w:hAnsi="Arial" w:eastAsia="等线" w:cs="Arial"/>
                 <w:sz w:val="22"/>
               </w:rPr>
-              <w:t>外部</w:t>
+              <w:t>内部</w:t>
             </w:r>
           </w:p>
         </w:tc>
         <w:tc>
           <w:tcPr>
             <w:tcW w:w="759" w:type="dxa"/>
-            <w:shd w:val="clear"/>
+            <w:shd w:val="clear" w:color="auto" w:fill="auto"/>
             <w:tcMar>
               <w:top w:w="60" w:type="dxa"/>
               <w:left w:w="120" w:type="dxa"/>
@@ -16981,7 +16856,7 @@
                 <w:rFonts w:ascii="Arial" w:hAnsi="Arial" w:eastAsia="等线" w:cs="Arial"/>
                 <w:sz w:val="22"/>
               </w:rPr>
-              <w:t>3</w:t>
+              <w:t>2</w:t>
             </w:r>
           </w:p>
         </w:tc>
@@ -17139,7 +17014,7 @@
                 <w:rFonts w:ascii="Arial" w:hAnsi="Arial" w:eastAsia="等线" w:cs="Arial"/>
                 <w:sz w:val="22"/>
               </w:rPr>
-              <w:t>新员工入职培训</w:t>
+              <w:t>团队变革领导力</w:t>
             </w:r>
           </w:p>
         </w:tc>
@@ -17189,7 +17064,7 @@
                 <w:rFonts w:ascii="Arial" w:hAnsi="Arial" w:eastAsia="等线" w:cs="Arial"/>
                 <w:sz w:val="22"/>
               </w:rPr>
-              <w:t>新员工</w:t>
+              <w:t>管理&amp;储备人员</w:t>
             </w:r>
           </w:p>
         </w:tc>
@@ -17297,7 +17172,7 @@
                 <w:rFonts w:ascii="Arial" w:hAnsi="Arial" w:eastAsia="等线" w:cs="Arial"/>
                 <w:sz w:val="22"/>
               </w:rPr>
-              <w:t>内部</w:t>
+              <w:t>外部</w:t>
             </w:r>
           </w:p>
         </w:tc>
@@ -17347,7 +17222,7 @@
                 <w:rFonts w:ascii="Arial" w:hAnsi="Arial" w:eastAsia="等线" w:cs="Arial"/>
                 <w:sz w:val="22"/>
               </w:rPr>
-              <w:t>2</w:t>
+              <w:t>3</w:t>
             </w:r>
           </w:p>
         </w:tc>
@@ -17412,7 +17287,7 @@
         <w:tc>
           <w:tcPr>
             <w:tcW w:w="900" w:type="dxa"/>
-            <w:shd w:val="clear"/>
+            <w:shd w:val="clear" w:color="auto" w:fill="auto"/>
             <w:tcMar>
               <w:top w:w="60" w:type="dxa"/>
               <w:left w:w="120" w:type="dxa"/>
@@ -17462,7 +17337,7 @@
         <w:tc>
           <w:tcPr>
             <w:tcW w:w="1761" w:type="dxa"/>
-            <w:shd w:val="clear"/>
+            <w:shd w:val="clear" w:color="auto" w:fill="auto"/>
             <w:tcMar>
               <w:top w:w="60" w:type="dxa"/>
               <w:left w:w="120" w:type="dxa"/>
@@ -17505,14 +17380,14 @@
                 <w:rFonts w:ascii="Arial" w:hAnsi="Arial" w:eastAsia="等线" w:cs="Arial"/>
                 <w:sz w:val="22"/>
               </w:rPr>
-              <w:t>教练型管理</w:t>
+              <w:t>新员工入职培训</w:t>
             </w:r>
           </w:p>
         </w:tc>
         <w:tc>
           <w:tcPr>
             <w:tcW w:w="1209" w:type="dxa"/>
-            <w:shd w:val="clear"/>
+            <w:shd w:val="clear" w:color="auto" w:fill="auto"/>
             <w:tcMar>
               <w:top w:w="60" w:type="dxa"/>
               <w:left w:w="120" w:type="dxa"/>
@@ -17555,14 +17430,14 @@
                 <w:rFonts w:ascii="Arial" w:hAnsi="Arial" w:eastAsia="等线" w:cs="Arial"/>
                 <w:sz w:val="22"/>
               </w:rPr>
-              <w:t>管理&amp;储备人员</w:t>
+              <w:t>新员工</w:t>
             </w:r>
           </w:p>
         </w:tc>
         <w:tc>
           <w:tcPr>
             <w:tcW w:w="1635" w:type="dxa"/>
-            <w:shd w:val="clear"/>
+            <w:shd w:val="clear" w:color="auto" w:fill="auto"/>
             <w:tcMar>
               <w:top w:w="60" w:type="dxa"/>
               <w:left w:w="120" w:type="dxa"/>
@@ -17606,21 +17481,21 @@
                 <w:sz w:val="22"/>
                 <w:lang w:val="en-US" w:eastAsia="zh-CN"/>
               </w:rPr>
-              <w:t>2025年</w:t>
-            </w:r>
-            <w:r>
-              <w:rPr>
-                <w:rFonts w:ascii="Arial" w:hAnsi="Arial" w:eastAsia="等线" w:cs="Arial"/>
-                <w:sz w:val="22"/>
-              </w:rPr>
-              <w:t>7月</w:t>
+              <w:t>2026年</w:t>
+            </w:r>
+            <w:r>
+              <w:rPr>
+                <w:rFonts w:ascii="Arial" w:hAnsi="Arial" w:eastAsia="等线" w:cs="Arial"/>
+                <w:sz w:val="22"/>
+              </w:rPr>
+              <w:t>6月</w:t>
             </w:r>
           </w:p>
         </w:tc>
         <w:tc>
           <w:tcPr>
             <w:tcW w:w="711" w:type="dxa"/>
-            <w:shd w:val="clear"/>
+            <w:shd w:val="clear" w:color="auto" w:fill="auto"/>
             <w:tcMar>
               <w:top w:w="60" w:type="dxa"/>
               <w:left w:w="120" w:type="dxa"/>
@@ -17663,14 +17538,14 @@
                 <w:rFonts w:ascii="Arial" w:hAnsi="Arial" w:eastAsia="等线" w:cs="Arial"/>
                 <w:sz w:val="22"/>
               </w:rPr>
-              <w:t>外部</w:t>
+              <w:t>内部</w:t>
             </w:r>
           </w:p>
         </w:tc>
         <w:tc>
           <w:tcPr>
             <w:tcW w:w="759" w:type="dxa"/>
-            <w:shd w:val="clear"/>
+            <w:shd w:val="clear" w:color="auto" w:fill="auto"/>
             <w:tcMar>
               <w:top w:w="60" w:type="dxa"/>
               <w:left w:w="120" w:type="dxa"/>
@@ -17713,7 +17588,7 @@
                 <w:rFonts w:ascii="Arial" w:hAnsi="Arial" w:eastAsia="等线" w:cs="Arial"/>
                 <w:sz w:val="22"/>
               </w:rPr>
-              <w:t>3</w:t>
+              <w:t>2</w:t>
             </w:r>
           </w:p>
         </w:tc>
@@ -18070,7 +17945,7 @@
         <w:tc>
           <w:tcPr>
             <w:tcW w:w="900" w:type="dxa"/>
-            <w:shd w:val="clear"/>
+            <w:shd w:val="clear" w:color="auto" w:fill="auto"/>
             <w:tcMar>
               <w:top w:w="60" w:type="dxa"/>
               <w:left w:w="120" w:type="dxa"/>
@@ -18120,7 +17995,7 @@
         <w:tc>
           <w:tcPr>
             <w:tcW w:w="1761" w:type="dxa"/>
-            <w:shd w:val="clear"/>
+            <w:shd w:val="clear" w:color="auto" w:fill="auto"/>
             <w:tcMar>
               <w:top w:w="60" w:type="dxa"/>
               <w:left w:w="120" w:type="dxa"/>
@@ -18170,7 +18045,7 @@
         <w:tc>
           <w:tcPr>
             <w:tcW w:w="1209" w:type="dxa"/>
-            <w:shd w:val="clear"/>
+            <w:shd w:val="clear" w:color="auto" w:fill="auto"/>
             <w:tcMar>
               <w:top w:w="60" w:type="dxa"/>
               <w:left w:w="120" w:type="dxa"/>
@@ -18220,7 +18095,7 @@
         <w:tc>
           <w:tcPr>
             <w:tcW w:w="1635" w:type="dxa"/>
-            <w:shd w:val="clear"/>
+            <w:shd w:val="clear" w:color="auto" w:fill="auto"/>
             <w:tcMar>
               <w:top w:w="60" w:type="dxa"/>
               <w:left w:w="120" w:type="dxa"/>
@@ -18278,7 +18153,7 @@
         <w:tc>
           <w:tcPr>
             <w:tcW w:w="711" w:type="dxa"/>
-            <w:shd w:val="clear"/>
+            <w:shd w:val="clear" w:color="auto" w:fill="auto"/>
             <w:tcMar>
               <w:top w:w="60" w:type="dxa"/>
               <w:left w:w="120" w:type="dxa"/>
@@ -18328,7 +18203,7 @@
         <w:tc>
           <w:tcPr>
             <w:tcW w:w="759" w:type="dxa"/>
-            <w:shd w:val="clear"/>
+            <w:shd w:val="clear" w:color="auto" w:fill="auto"/>
             <w:tcMar>
               <w:top w:w="60" w:type="dxa"/>
               <w:left w:w="120" w:type="dxa"/>
@@ -18432,7 +18307,7 @@
         <w:tc>
           <w:tcPr>
             <w:tcW w:w="900" w:type="dxa"/>
-            <w:shd w:val="clear"/>
+            <w:shd w:val="clear" w:color="auto" w:fill="auto"/>
             <w:tcMar>
               <w:top w:w="60" w:type="dxa"/>
               <w:left w:w="120" w:type="dxa"/>
@@ -18482,7 +18357,7 @@
         <w:tc>
           <w:tcPr>
             <w:tcW w:w="1761" w:type="dxa"/>
-            <w:shd w:val="clear"/>
+            <w:shd w:val="clear" w:color="auto" w:fill="auto"/>
             <w:tcMar>
               <w:top w:w="60" w:type="dxa"/>
               <w:left w:w="120" w:type="dxa"/>
@@ -18532,7 +18407,7 @@
         <w:tc>
           <w:tcPr>
             <w:tcW w:w="1209" w:type="dxa"/>
-            <w:shd w:val="clear"/>
+            <w:shd w:val="clear" w:color="auto" w:fill="auto"/>
             <w:tcMar>
               <w:top w:w="60" w:type="dxa"/>
               <w:left w:w="120" w:type="dxa"/>
@@ -18582,7 +18457,7 @@
         <w:tc>
           <w:tcPr>
             <w:tcW w:w="1635" w:type="dxa"/>
-            <w:shd w:val="clear"/>
+            <w:shd w:val="clear" w:color="auto" w:fill="auto"/>
             <w:tcMar>
               <w:top w:w="60" w:type="dxa"/>
               <w:left w:w="120" w:type="dxa"/>
@@ -18640,7 +18515,7 @@
         <w:tc>
           <w:tcPr>
             <w:tcW w:w="711" w:type="dxa"/>
-            <w:shd w:val="clear"/>
+            <w:shd w:val="clear" w:color="auto" w:fill="auto"/>
             <w:tcMar>
               <w:top w:w="60" w:type="dxa"/>
               <w:left w:w="120" w:type="dxa"/>
@@ -18690,7 +18565,7 @@
         <w:tc>
           <w:tcPr>
             <w:tcW w:w="759" w:type="dxa"/>
-            <w:shd w:val="clear"/>
+            <w:shd w:val="clear" w:color="auto" w:fill="auto"/>
             <w:tcMar>
               <w:top w:w="60" w:type="dxa"/>
               <w:left w:w="120" w:type="dxa"/>
@@ -19978,7 +19853,7 @@
         <w:tc>
           <w:tcPr>
             <w:tcW w:w="900" w:type="dxa"/>
-            <w:shd w:val="clear"/>
+            <w:shd w:val="clear" w:color="auto" w:fill="auto"/>
             <w:tcMar>
               <w:top w:w="60" w:type="dxa"/>
               <w:left w:w="120" w:type="dxa"/>
@@ -20028,7 +19903,7 @@
         <w:tc>
           <w:tcPr>
             <w:tcW w:w="1761" w:type="dxa"/>
-            <w:shd w:val="clear"/>
+            <w:shd w:val="clear" w:color="auto" w:fill="auto"/>
             <w:tcMar>
               <w:top w:w="60" w:type="dxa"/>
               <w:left w:w="120" w:type="dxa"/>
@@ -20078,7 +19953,7 @@
         <w:tc>
           <w:tcPr>
             <w:tcW w:w="1209" w:type="dxa"/>
-            <w:shd w:val="clear"/>
+            <w:shd w:val="clear" w:color="auto" w:fill="auto"/>
             <w:tcMar>
               <w:top w:w="60" w:type="dxa"/>
               <w:left w:w="120" w:type="dxa"/>
@@ -20128,7 +20003,7 @@
         <w:tc>
           <w:tcPr>
             <w:tcW w:w="1635" w:type="dxa"/>
-            <w:shd w:val="clear"/>
+            <w:shd w:val="clear" w:color="auto" w:fill="auto"/>
             <w:tcMar>
               <w:top w:w="60" w:type="dxa"/>
               <w:left w:w="120" w:type="dxa"/>
@@ -20186,7 +20061,7 @@
         <w:tc>
           <w:tcPr>
             <w:tcW w:w="711" w:type="dxa"/>
-            <w:shd w:val="clear"/>
+            <w:shd w:val="clear" w:color="auto" w:fill="auto"/>
             <w:tcMar>
               <w:top w:w="60" w:type="dxa"/>
               <w:left w:w="120" w:type="dxa"/>
@@ -20236,7 +20111,7 @@
         <w:tc>
           <w:tcPr>
             <w:tcW w:w="759" w:type="dxa"/>
-            <w:shd w:val="clear"/>
+            <w:shd w:val="clear" w:color="auto" w:fill="auto"/>
             <w:tcMar>
               <w:top w:w="60" w:type="dxa"/>
               <w:left w:w="120" w:type="dxa"/>
@@ -20340,7 +20215,7 @@
         <w:tc>
           <w:tcPr>
             <w:tcW w:w="900" w:type="dxa"/>
-            <w:shd w:val="clear"/>
+            <w:shd w:val="clear" w:color="auto" w:fill="auto"/>
             <w:tcMar>
               <w:top w:w="60" w:type="dxa"/>
               <w:left w:w="120" w:type="dxa"/>
@@ -20390,7 +20265,7 @@
         <w:tc>
           <w:tcPr>
             <w:tcW w:w="1761" w:type="dxa"/>
-            <w:shd w:val="clear"/>
+            <w:shd w:val="clear" w:color="auto" w:fill="auto"/>
             <w:tcMar>
               <w:top w:w="60" w:type="dxa"/>
               <w:left w:w="120" w:type="dxa"/>
@@ -20440,7 +20315,7 @@
         <w:tc>
           <w:tcPr>
             <w:tcW w:w="1209" w:type="dxa"/>
-            <w:shd w:val="clear"/>
+            <w:shd w:val="clear" w:color="auto" w:fill="auto"/>
             <w:tcMar>
               <w:top w:w="60" w:type="dxa"/>
               <w:left w:w="120" w:type="dxa"/>
@@ -20490,7 +20365,7 @@
         <w:tc>
           <w:tcPr>
             <w:tcW w:w="1635" w:type="dxa"/>
-            <w:shd w:val="clear"/>
+            <w:shd w:val="clear" w:color="auto" w:fill="auto"/>
             <w:tcMar>
               <w:top w:w="60" w:type="dxa"/>
               <w:left w:w="120" w:type="dxa"/>
@@ -20548,7 +20423,7 @@
         <w:tc>
           <w:tcPr>
             <w:tcW w:w="711" w:type="dxa"/>
-            <w:shd w:val="clear"/>
+            <w:shd w:val="clear" w:color="auto" w:fill="auto"/>
             <w:tcMar>
               <w:top w:w="60" w:type="dxa"/>
               <w:left w:w="120" w:type="dxa"/>
@@ -20598,7 +20473,7 @@
         <w:tc>
           <w:tcPr>
             <w:tcW w:w="759" w:type="dxa"/>
-            <w:shd w:val="clear"/>
+            <w:shd w:val="clear" w:color="auto" w:fill="auto"/>
             <w:tcMar>
               <w:top w:w="60" w:type="dxa"/>
               <w:left w:w="120" w:type="dxa"/>
@@ -20702,7 +20577,7 @@
         <w:tc>
           <w:tcPr>
             <w:tcW w:w="900" w:type="dxa"/>
-            <w:shd w:val="clear"/>
+            <w:shd w:val="clear" w:color="auto" w:fill="auto"/>
             <w:tcMar>
               <w:top w:w="60" w:type="dxa"/>
               <w:left w:w="120" w:type="dxa"/>
@@ -20752,7 +20627,7 @@
         <w:tc>
           <w:tcPr>
             <w:tcW w:w="1761" w:type="dxa"/>
-            <w:shd w:val="clear"/>
+            <w:shd w:val="clear" w:color="auto" w:fill="auto"/>
             <w:tcMar>
               <w:top w:w="60" w:type="dxa"/>
               <w:left w:w="120" w:type="dxa"/>
@@ -20802,7 +20677,7 @@
         <w:tc>
           <w:tcPr>
             <w:tcW w:w="1209" w:type="dxa"/>
-            <w:shd w:val="clear"/>
+            <w:shd w:val="clear" w:color="auto" w:fill="auto"/>
             <w:tcMar>
               <w:top w:w="60" w:type="dxa"/>
               <w:left w:w="120" w:type="dxa"/>
@@ -20852,7 +20727,7 @@
         <w:tc>
           <w:tcPr>
             <w:tcW w:w="1635" w:type="dxa"/>
-            <w:shd w:val="clear"/>
+            <w:shd w:val="clear" w:color="auto" w:fill="auto"/>
             <w:tcMar>
               <w:top w:w="60" w:type="dxa"/>
               <w:left w:w="120" w:type="dxa"/>
@@ -20910,7 +20785,7 @@
         <w:tc>
           <w:tcPr>
             <w:tcW w:w="711" w:type="dxa"/>
-            <w:shd w:val="clear"/>
+            <w:shd w:val="clear" w:color="auto" w:fill="auto"/>
             <w:tcMar>
               <w:top w:w="60" w:type="dxa"/>
               <w:left w:w="120" w:type="dxa"/>
@@ -20960,7 +20835,7 @@
         <w:tc>
           <w:tcPr>
             <w:tcW w:w="759" w:type="dxa"/>
-            <w:shd w:val="clear"/>
+            <w:shd w:val="clear" w:color="auto" w:fill="auto"/>
             <w:tcMar>
               <w:top w:w="60" w:type="dxa"/>
               <w:left w:w="120" w:type="dxa"/>
@@ -21064,7 +20939,7 @@
         <w:tc>
           <w:tcPr>
             <w:tcW w:w="900" w:type="dxa"/>
-            <w:shd w:val="clear"/>
+            <w:shd w:val="clear" w:color="auto" w:fill="auto"/>
             <w:tcMar>
               <w:top w:w="60" w:type="dxa"/>
               <w:left w:w="120" w:type="dxa"/>
@@ -21114,7 +20989,7 @@
         <w:tc>
           <w:tcPr>
             <w:tcW w:w="1761" w:type="dxa"/>
-            <w:shd w:val="clear"/>
+            <w:shd w:val="clear" w:color="auto" w:fill="auto"/>
             <w:tcMar>
               <w:top w:w="60" w:type="dxa"/>
               <w:left w:w="120" w:type="dxa"/>
@@ -21164,7 +21039,7 @@
         <w:tc>
           <w:tcPr>
             <w:tcW w:w="1209" w:type="dxa"/>
-            <w:shd w:val="clear"/>
+            <w:shd w:val="clear" w:color="auto" w:fill="auto"/>
             <w:tcMar>
               <w:top w:w="60" w:type="dxa"/>
               <w:left w:w="120" w:type="dxa"/>
@@ -21214,7 +21089,7 @@
         <w:tc>
           <w:tcPr>
             <w:tcW w:w="1635" w:type="dxa"/>
-            <w:shd w:val="clear"/>
+            <w:shd w:val="clear" w:color="auto" w:fill="auto"/>
             <w:tcMar>
               <w:top w:w="60" w:type="dxa"/>
               <w:left w:w="120" w:type="dxa"/>
@@ -21272,7 +21147,7 @@
         <w:tc>
           <w:tcPr>
             <w:tcW w:w="711" w:type="dxa"/>
-            <w:shd w:val="clear"/>
+            <w:shd w:val="clear" w:color="auto" w:fill="auto"/>
             <w:tcMar>
               <w:top w:w="60" w:type="dxa"/>
               <w:left w:w="120" w:type="dxa"/>
@@ -21322,7 +21197,7 @@
         <w:tc>
           <w:tcPr>
             <w:tcW w:w="759" w:type="dxa"/>
-            <w:shd w:val="clear"/>
+            <w:shd w:val="clear" w:color="auto" w:fill="auto"/>
             <w:tcMar>
               <w:top w:w="60" w:type="dxa"/>
               <w:left w:w="120" w:type="dxa"/>
@@ -21426,7 +21301,7 @@
         <w:tc>
           <w:tcPr>
             <w:tcW w:w="900" w:type="dxa"/>
-            <w:shd w:val="clear"/>
+            <w:shd w:val="clear" w:color="auto" w:fill="auto"/>
             <w:tcMar>
               <w:top w:w="60" w:type="dxa"/>
               <w:left w:w="120" w:type="dxa"/>
@@ -21476,7 +21351,7 @@
         <w:tc>
           <w:tcPr>
             <w:tcW w:w="1761" w:type="dxa"/>
-            <w:shd w:val="clear"/>
+            <w:shd w:val="clear" w:color="auto" w:fill="auto"/>
             <w:tcMar>
               <w:top w:w="60" w:type="dxa"/>
               <w:left w:w="120" w:type="dxa"/>
@@ -21526,7 +21401,7 @@
         <w:tc>
           <w:tcPr>
             <w:tcW w:w="1209" w:type="dxa"/>
-            <w:shd w:val="clear"/>
+            <w:shd w:val="clear" w:color="auto" w:fill="auto"/>
             <w:tcMar>
               <w:top w:w="60" w:type="dxa"/>
               <w:left w:w="120" w:type="dxa"/>
@@ -21576,7 +21451,7 @@
         <w:tc>
           <w:tcPr>
             <w:tcW w:w="1635" w:type="dxa"/>
-            <w:shd w:val="clear"/>
+            <w:shd w:val="clear" w:color="auto" w:fill="auto"/>
             <w:tcMar>
               <w:top w:w="60" w:type="dxa"/>
               <w:left w:w="120" w:type="dxa"/>
@@ -21634,7 +21509,7 @@
         <w:tc>
           <w:tcPr>
             <w:tcW w:w="711" w:type="dxa"/>
-            <w:shd w:val="clear"/>
+            <w:shd w:val="clear" w:color="auto" w:fill="auto"/>
             <w:tcMar>
               <w:top w:w="60" w:type="dxa"/>
               <w:left w:w="120" w:type="dxa"/>
@@ -21684,7 +21559,7 @@
         <w:tc>
           <w:tcPr>
             <w:tcW w:w="759" w:type="dxa"/>
-            <w:shd w:val="clear"/>
+            <w:shd w:val="clear" w:color="auto" w:fill="auto"/>
             <w:tcMar>
               <w:top w:w="60" w:type="dxa"/>
               <w:left w:w="120" w:type="dxa"/>
@@ -21788,7 +21663,7 @@
         <w:tc>
           <w:tcPr>
             <w:tcW w:w="900" w:type="dxa"/>
-            <w:shd w:val="clear"/>
+            <w:shd w:val="clear" w:color="auto" w:fill="auto"/>
             <w:tcMar>
               <w:top w:w="60" w:type="dxa"/>
               <w:left w:w="120" w:type="dxa"/>
@@ -21838,7 +21713,7 @@
         <w:tc>
           <w:tcPr>
             <w:tcW w:w="1761" w:type="dxa"/>
-            <w:shd w:val="clear"/>
+            <w:shd w:val="clear" w:color="auto" w:fill="auto"/>
             <w:tcMar>
               <w:top w:w="60" w:type="dxa"/>
               <w:left w:w="120" w:type="dxa"/>
@@ -21888,7 +21763,7 @@
         <w:tc>
           <w:tcPr>
             <w:tcW w:w="1209" w:type="dxa"/>
-            <w:shd w:val="clear"/>
+            <w:shd w:val="clear" w:color="auto" w:fill="auto"/>
             <w:tcMar>
               <w:top w:w="60" w:type="dxa"/>
               <w:left w:w="120" w:type="dxa"/>
@@ -21938,7 +21813,7 @@
         <w:tc>
           <w:tcPr>
             <w:tcW w:w="1635" w:type="dxa"/>
-            <w:shd w:val="clear"/>
+            <w:shd w:val="clear" w:color="auto" w:fill="auto"/>
             <w:tcMar>
               <w:top w:w="60" w:type="dxa"/>
               <w:left w:w="120" w:type="dxa"/>
@@ -21996,7 +21871,7 @@
         <w:tc>
           <w:tcPr>
             <w:tcW w:w="711" w:type="dxa"/>
-            <w:shd w:val="clear"/>
+            <w:shd w:val="clear" w:color="auto" w:fill="auto"/>
             <w:tcMar>
               <w:top w:w="60" w:type="dxa"/>
               <w:left w:w="120" w:type="dxa"/>
@@ -22046,7 +21921,7 @@
         <w:tc>
           <w:tcPr>
             <w:tcW w:w="759" w:type="dxa"/>
-            <w:shd w:val="clear"/>
+            <w:shd w:val="clear" w:color="auto" w:fill="auto"/>
             <w:tcMar>
               <w:top w:w="60" w:type="dxa"/>
               <w:left w:w="120" w:type="dxa"/>
@@ -24465,28 +24340,12 @@
     </w:tbl>
     <w:p>
       <w:pPr>
-        <w:pStyle w:val="29"/>
-        <w:bidi w:val="0"/>
-      </w:pPr>
-    </w:p>
-    <w:p>
-      <w:pPr>
         <w:pStyle w:val="28"/>
         <w:bidi w:val="0"/>
       </w:pPr>
-      <w:bookmarkStart w:id="26" w:name="_Toc9114"/>
+      <w:bookmarkStart w:id="26" w:name="_Toc25924"/>
       <w:r>
-        <w:t>202</w:t>
-      </w:r>
-      <w:r>
-        <w:rPr>
-          <w:rFonts w:hint="eastAsia"/>
-          <w:lang w:val="en-US" w:eastAsia="zh-CN"/>
-        </w:rPr>
-        <w:t>5</w:t>
-      </w:r>
-      <w:r>
-        <w:t>年运维人员岗位互备计划（AB角色互备）</w:t>
+        <w:t>运维人员岗位互备计划（AB角色互备）</w:t>
       </w:r>
       <w:bookmarkEnd w:id="25"/>
       <w:bookmarkEnd w:id="26"/>
@@ -26564,7 +26423,7 @@
         <w:textAlignment w:val="baseline"/>
       </w:pPr>
       <w:bookmarkStart w:id="27" w:name="heading_16"/>
-      <w:bookmarkStart w:id="28" w:name="_Toc3685"/>
+      <w:bookmarkStart w:id="28" w:name="_Toc8203"/>
       <w:r>
         <w:t>运维人员绩效考核计划</w:t>
       </w:r>
@@ -26590,7 +26449,7 @@
         <w:textAlignment w:val="baseline"/>
       </w:pPr>
       <w:bookmarkStart w:id="29" w:name="heading_17"/>
-      <w:bookmarkStart w:id="30" w:name="_Toc31840"/>
+      <w:bookmarkStart w:id="30" w:name="_Toc20706"/>
       <w:r>
         <w:t>考核执行部门</w:t>
       </w:r>
@@ -26645,7 +26504,7 @@
         <w:textAlignment w:val="baseline"/>
       </w:pPr>
       <w:bookmarkStart w:id="31" w:name="heading_18"/>
-      <w:bookmarkStart w:id="32" w:name="_Toc16655"/>
+      <w:bookmarkStart w:id="32" w:name="_Toc32524"/>
       <w:r>
         <w:t>计划考核时间</w:t>
       </w:r>
@@ -26733,7 +26592,7 @@
         <w:textAlignment w:val="baseline"/>
       </w:pPr>
       <w:bookmarkStart w:id="33" w:name="heading_19"/>
-      <w:bookmarkStart w:id="34" w:name="_Toc14865"/>
+      <w:bookmarkStart w:id="34" w:name="_Toc17908"/>
       <w:r>
         <w:t>接受考核部门</w:t>
       </w:r>
@@ -26789,7 +26648,7 @@
         <w:textAlignment w:val="baseline"/>
       </w:pPr>
       <w:bookmarkStart w:id="35" w:name="heading_20"/>
-      <w:bookmarkStart w:id="36" w:name="_Toc24844"/>
+      <w:bookmarkStart w:id="36" w:name="_Toc699"/>
       <w:r>
         <w:t>考核流程</w:t>
       </w:r>
@@ -26814,7 +26673,7 @@
         <w:snapToGrid w:val="0"/>
         <w:textAlignment w:val="baseline"/>
       </w:pPr>
-      <w:bookmarkStart w:id="37" w:name="_Toc16522"/>
+      <w:bookmarkStart w:id="37" w:name="_Toc18136"/>
       <w:r>
         <w:t>个人申报</w:t>
       </w:r>
@@ -26860,7 +26719,7 @@
         <w:snapToGrid w:val="0"/>
         <w:textAlignment w:val="baseline"/>
       </w:pPr>
-      <w:bookmarkStart w:id="38" w:name="_Toc17776"/>
+      <w:bookmarkStart w:id="38" w:name="_Toc15958"/>
       <w:r>
         <w:t>部门审核</w:t>
       </w:r>
@@ -26906,7 +26765,7 @@
         <w:snapToGrid w:val="0"/>
         <w:textAlignment w:val="baseline"/>
       </w:pPr>
-      <w:bookmarkStart w:id="39" w:name="_Toc10897"/>
+      <w:bookmarkStart w:id="39" w:name="_Toc13002"/>
       <w:r>
         <w:t>公司审定</w:t>
       </w:r>
@@ -26952,7 +26811,7 @@
         <w:snapToGrid w:val="0"/>
         <w:textAlignment w:val="baseline"/>
       </w:pPr>
-      <w:bookmarkStart w:id="40" w:name="_Toc17892"/>
+      <w:bookmarkStart w:id="40" w:name="_Toc4443"/>
       <w:r>
         <w:t>考核公示</w:t>
       </w:r>
@@ -26998,7 +26857,7 @@
         <w:snapToGrid w:val="0"/>
         <w:textAlignment w:val="baseline"/>
       </w:pPr>
-      <w:bookmarkStart w:id="41" w:name="_Toc24893"/>
+      <w:bookmarkStart w:id="41" w:name="_Toc7119"/>
       <w:r>
         <w:t>薪酬发放</w:t>
       </w:r>
@@ -27045,19 +26904,9 @@
         <w:textAlignment w:val="baseline"/>
       </w:pPr>
       <w:bookmarkStart w:id="42" w:name="heading_21"/>
-      <w:bookmarkStart w:id="43" w:name="_Toc7914"/>
+      <w:bookmarkStart w:id="43" w:name="_Toc15406"/>
       <w:r>
-        <w:t>202</w:t>
-      </w:r>
-      <w:r>
-        <w:rPr>
-          <w:rFonts w:hint="eastAsia"/>
-          <w:lang w:val="en-US" w:eastAsia="zh-CN"/>
-        </w:rPr>
-        <w:t>5</w:t>
-      </w:r>
-      <w:r>
-        <w:t>年运维人员岗位技能评价计划</w:t>
+        <w:t>运维人员岗位技能评价计划</w:t>
       </w:r>
       <w:bookmarkEnd w:id="42"/>
       <w:bookmarkEnd w:id="43"/>
@@ -27067,7 +26916,7 @@
         <w:pStyle w:val="30"/>
         <w:bidi w:val="0"/>
       </w:pPr>
-      <w:bookmarkStart w:id="44" w:name="_Toc28581"/>
+      <w:bookmarkStart w:id="44" w:name="_Toc17742"/>
       <w:r>
         <w:t>不定期评价</w:t>
       </w:r>
@@ -27087,7 +26936,7 @@
         <w:pStyle w:val="30"/>
         <w:bidi w:val="0"/>
       </w:pPr>
-      <w:bookmarkStart w:id="45" w:name="_Toc30043"/>
+      <w:bookmarkStart w:id="45" w:name="_Toc12007"/>
       <w:r>
         <w:t>定期评价</w:t>
       </w:r>
@@ -27107,7 +26956,7 @@
         <w:pStyle w:val="30"/>
         <w:bidi w:val="0"/>
       </w:pPr>
-      <w:bookmarkStart w:id="46" w:name="_Toc31994"/>
+      <w:bookmarkStart w:id="46" w:name="_Toc22560"/>
       <w:r>
         <w:t>评价分类</w:t>
       </w:r>
@@ -27137,7 +26986,7 @@
         <w:pStyle w:val="30"/>
         <w:bidi w:val="0"/>
       </w:pPr>
-      <w:bookmarkStart w:id="47" w:name="_Toc23180"/>
+      <w:bookmarkStart w:id="47" w:name="_Toc2962"/>
       <w:r>
         <w:t>新员工评价</w:t>
       </w:r>
@@ -27177,7 +27026,7 @@
         <w:pStyle w:val="30"/>
         <w:bidi w:val="0"/>
       </w:pPr>
-      <w:bookmarkStart w:id="48" w:name="_Toc26742"/>
+      <w:bookmarkStart w:id="48" w:name="_Toc89"/>
       <w:r>
         <w:t>年度评价</w:t>
       </w:r>

--- a/5.人员管理/2.运行记录类文件/HXDL-ITSS-0510-人员管理计划 .docx
+++ b/5.人员管理/2.运行记录类文件/HXDL-ITSS-0510-人员管理计划 .docx
@@ -3951,8 +3951,8 @@
         <w:textAlignment w:val="baseline"/>
         <w:outlineLvl w:val="1"/>
       </w:pPr>
-      <w:bookmarkStart w:id="8" w:name="heading_4"/>
-      <w:bookmarkStart w:id="9" w:name="_Toc6944"/>
+      <w:bookmarkStart w:id="8" w:name="_Toc6944"/>
+      <w:bookmarkStart w:id="9" w:name="heading_4"/>
       <w:r>
         <w:rPr>
           <w:rFonts w:ascii="Arial" w:hAnsi="Arial" w:eastAsia="等线" w:cs="Arial"/>
@@ -4033,7 +4033,19 @@
         <w:t>9</w:t>
       </w:r>
       <w:r>
-        <w:t>-岗位说明书及任职条件》。</w:t>
+        <w:t>-</w:t>
+      </w:r>
+      <w:r>
+        <w:rPr>
+          <w:rFonts w:hint="eastAsia"/>
+          <w:lang w:val="en-US" w:eastAsia="zh-CN"/>
+        </w:rPr>
+        <w:t>岗位职责说明书</w:t>
+      </w:r>
+      <w:bookmarkStart w:id="49" w:name="_GoBack"/>
+      <w:bookmarkEnd w:id="49"/>
+      <w:r>
+        <w:t>》。</w:t>
       </w:r>
     </w:p>
     <w:p>
@@ -4987,6 +4999,12 @@
             <w:insideH w:val="single" w:color="auto" w:sz="4" w:space="0"/>
             <w:insideV w:val="single" w:color="auto" w:sz="4" w:space="0"/>
           </w:tblBorders>
+          <w:tblCellMar>
+            <w:top w:w="0" w:type="dxa"/>
+            <w:left w:w="10" w:type="dxa"/>
+            <w:bottom w:w="0" w:type="dxa"/>
+            <w:right w:w="10" w:type="dxa"/>
+          </w:tblCellMar>
         </w:tblPrEx>
         <w:tc>
           <w:tcPr>
@@ -6238,10 +6256,11 @@
             </w:pPr>
             <w:r>
               <w:rPr>
-                <w:rFonts w:hint="eastAsia"/>
+                <w:rFonts w:hint="eastAsia" w:eastAsia="等线" w:cs="Arial"/>
+                <w:sz w:val="22"/>
                 <w:lang w:val="en-US" w:eastAsia="zh-CN"/>
               </w:rPr>
-              <w:t>数据库运维工程师</w:t>
+              <w:t>电缆应急抢修运维工程师</w:t>
             </w:r>
           </w:p>
         </w:tc>
@@ -6397,7 +6416,6 @@
           <w:tcPr>
             <w:tcW w:w="1380" w:type="dxa"/>
             <w:vMerge w:val="continue"/>
-            <w:tcBorders/>
             <w:tcMar>
               <w:top w:w="60" w:type="dxa"/>
               <w:left w:w="120" w:type="dxa"/>
@@ -6470,7 +6488,112 @@
         <w:tc>
           <w:tcPr>
             <w:tcW w:w="1380" w:type="dxa"/>
-            <w:shd w:val="clear"/>
+            <w:shd w:val="clear" w:color="auto" w:fill="auto"/>
+            <w:tcMar>
+              <w:top w:w="60" w:type="dxa"/>
+              <w:left w:w="120" w:type="dxa"/>
+              <w:bottom w:w="30" w:type="dxa"/>
+              <w:right w:w="120" w:type="dxa"/>
+            </w:tcMar>
+            <w:vAlign w:val="top"/>
+          </w:tcPr>
+          <w:p>
+            <w:pPr>
+              <w:keepNext w:val="0"/>
+              <w:keepLines w:val="0"/>
+              <w:pageBreakBefore w:val="0"/>
+              <w:widowControl w:val="0"/>
+              <w:kinsoku w:val="0"/>
+              <w:wordWrap/>
+              <w:overflowPunct/>
+              <w:topLinePunct w:val="0"/>
+              <w:autoSpaceDE w:val="0"/>
+              <w:autoSpaceDN w:val="0"/>
+              <w:bidi w:val="0"/>
+              <w:adjustRightInd w:val="0"/>
+              <w:snapToGrid w:val="0"/>
+              <w:spacing w:before="120" w:after="120" w:line="288" w:lineRule="auto"/>
+              <w:ind w:left="0" w:leftChars="0"/>
+              <w:jc w:val="left"/>
+              <w:textAlignment w:val="baseline"/>
+              <w:rPr>
+                <w:rFonts w:hint="default" w:ascii="Arial" w:hAnsi="Arial" w:eastAsia="等线" w:cs="Arial"/>
+                <w:snapToGrid w:val="0"/>
+                <w:color w:val="000000"/>
+                <w:kern w:val="0"/>
+                <w:sz w:val="21"/>
+                <w:szCs w:val="21"/>
+                <w:lang w:val="en-US" w:eastAsia="zh-CN" w:bidi="ar-SA"/>
+              </w:rPr>
+            </w:pPr>
+            <w:r>
+              <w:rPr>
+                <w:rFonts w:hint="eastAsia" w:eastAsia="等线" w:cs="Arial"/>
+                <w:snapToGrid w:val="0"/>
+                <w:color w:val="000000"/>
+                <w:kern w:val="0"/>
+                <w:sz w:val="21"/>
+                <w:szCs w:val="21"/>
+                <w:lang w:val="en-US" w:eastAsia="zh-CN" w:bidi="ar-SA"/>
+              </w:rPr>
+              <w:t>会议电视运维工程师</w:t>
+            </w:r>
+          </w:p>
+        </w:tc>
+        <w:tc>
+          <w:tcPr>
+            <w:tcW w:w="1380" w:type="dxa"/>
+            <w:shd w:val="clear" w:color="auto" w:fill="auto"/>
+            <w:tcMar>
+              <w:top w:w="60" w:type="dxa"/>
+              <w:left w:w="120" w:type="dxa"/>
+              <w:bottom w:w="30" w:type="dxa"/>
+              <w:right w:w="120" w:type="dxa"/>
+            </w:tcMar>
+            <w:vAlign w:val="top"/>
+          </w:tcPr>
+          <w:p>
+            <w:pPr>
+              <w:keepNext w:val="0"/>
+              <w:keepLines w:val="0"/>
+              <w:pageBreakBefore w:val="0"/>
+              <w:widowControl w:val="0"/>
+              <w:kinsoku w:val="0"/>
+              <w:wordWrap/>
+              <w:overflowPunct/>
+              <w:topLinePunct w:val="0"/>
+              <w:autoSpaceDE w:val="0"/>
+              <w:autoSpaceDN w:val="0"/>
+              <w:bidi w:val="0"/>
+              <w:adjustRightInd w:val="0"/>
+              <w:snapToGrid w:val="0"/>
+              <w:spacing w:before="120" w:after="120" w:line="288" w:lineRule="auto"/>
+              <w:ind w:left="0" w:leftChars="0"/>
+              <w:jc w:val="left"/>
+              <w:textAlignment w:val="baseline"/>
+              <w:rPr>
+                <w:rFonts w:ascii="Arial" w:hAnsi="Arial" w:eastAsia="宋体" w:cs="Arial"/>
+                <w:snapToGrid w:val="0"/>
+                <w:color w:val="000000"/>
+                <w:kern w:val="0"/>
+                <w:sz w:val="21"/>
+                <w:szCs w:val="21"/>
+                <w:lang w:val="en-US" w:eastAsia="en-US" w:bidi="ar-SA"/>
+              </w:rPr>
+            </w:pPr>
+            <w:r>
+              <w:rPr>
+                <w:rFonts w:ascii="Arial" w:hAnsi="Arial" w:eastAsia="等线" w:cs="Arial"/>
+                <w:sz w:val="22"/>
+              </w:rPr>
+              <w:t>18W-24W</w:t>
+            </w:r>
+          </w:p>
+        </w:tc>
+        <w:tc>
+          <w:tcPr>
+            <w:tcW w:w="1380" w:type="dxa"/>
+            <w:shd w:val="clear" w:color="auto" w:fill="auto"/>
             <w:tcMar>
               <w:top w:w="60" w:type="dxa"/>
               <w:left w:w="120" w:type="dxa"/>
@@ -6510,114 +6633,6 @@
             </w:pPr>
             <w:r>
               <w:rPr>
-                <w:rFonts w:hint="eastAsia" w:eastAsia="等线" w:cs="Arial"/>
-                <w:sz w:val="22"/>
-                <w:lang w:val="en-US" w:eastAsia="zh-CN"/>
-              </w:rPr>
-              <w:t>会议电视</w:t>
-            </w:r>
-            <w:r>
-              <w:rPr>
-                <w:rFonts w:ascii="Arial" w:hAnsi="Arial" w:eastAsia="等线" w:cs="Arial"/>
-                <w:sz w:val="22"/>
-              </w:rPr>
-              <w:t>运维工程师</w:t>
-            </w:r>
-          </w:p>
-        </w:tc>
-        <w:tc>
-          <w:tcPr>
-            <w:tcW w:w="1380" w:type="dxa"/>
-            <w:shd w:val="clear"/>
-            <w:tcMar>
-              <w:top w:w="60" w:type="dxa"/>
-              <w:left w:w="120" w:type="dxa"/>
-              <w:bottom w:w="30" w:type="dxa"/>
-              <w:right w:w="120" w:type="dxa"/>
-            </w:tcMar>
-            <w:vAlign w:val="top"/>
-          </w:tcPr>
-          <w:p>
-            <w:pPr>
-              <w:keepNext w:val="0"/>
-              <w:keepLines w:val="0"/>
-              <w:pageBreakBefore w:val="0"/>
-              <w:widowControl w:val="0"/>
-              <w:kinsoku w:val="0"/>
-              <w:wordWrap/>
-              <w:overflowPunct/>
-              <w:topLinePunct w:val="0"/>
-              <w:autoSpaceDE w:val="0"/>
-              <w:autoSpaceDN w:val="0"/>
-              <w:bidi w:val="0"/>
-              <w:adjustRightInd w:val="0"/>
-              <w:snapToGrid w:val="0"/>
-              <w:spacing w:before="120" w:after="120" w:line="288" w:lineRule="auto"/>
-              <w:ind w:left="0" w:leftChars="0"/>
-              <w:jc w:val="left"/>
-              <w:textAlignment w:val="baseline"/>
-              <w:rPr>
-                <w:rFonts w:ascii="Arial" w:hAnsi="Arial" w:eastAsia="宋体" w:cs="Arial"/>
-                <w:snapToGrid w:val="0"/>
-                <w:color w:val="000000"/>
-                <w:kern w:val="0"/>
-                <w:sz w:val="21"/>
-                <w:szCs w:val="21"/>
-                <w:lang w:val="en-US" w:eastAsia="en-US" w:bidi="ar-SA"/>
-              </w:rPr>
-            </w:pPr>
-            <w:r>
-              <w:rPr>
-                <w:rFonts w:ascii="Arial" w:hAnsi="Arial" w:eastAsia="等线" w:cs="Arial"/>
-                <w:sz w:val="22"/>
-              </w:rPr>
-              <w:t>18W-24W</w:t>
-            </w:r>
-          </w:p>
-        </w:tc>
-        <w:tc>
-          <w:tcPr>
-            <w:tcW w:w="1380" w:type="dxa"/>
-            <w:shd w:val="clear"/>
-            <w:tcMar>
-              <w:top w:w="60" w:type="dxa"/>
-              <w:left w:w="120" w:type="dxa"/>
-              <w:bottom w:w="30" w:type="dxa"/>
-              <w:right w:w="120" w:type="dxa"/>
-            </w:tcMar>
-            <w:vAlign w:val="top"/>
-          </w:tcPr>
-          <w:p>
-            <w:pPr>
-              <w:keepNext w:val="0"/>
-              <w:keepLines w:val="0"/>
-              <w:pageBreakBefore w:val="0"/>
-              <w:widowControl w:val="0"/>
-              <w:kinsoku w:val="0"/>
-              <w:wordWrap/>
-              <w:overflowPunct/>
-              <w:topLinePunct w:val="0"/>
-              <w:autoSpaceDE w:val="0"/>
-              <w:autoSpaceDN w:val="0"/>
-              <w:bidi w:val="0"/>
-              <w:adjustRightInd w:val="0"/>
-              <w:snapToGrid w:val="0"/>
-              <w:spacing w:before="120" w:after="120" w:line="288" w:lineRule="auto"/>
-              <w:ind w:left="0" w:leftChars="0"/>
-              <w:jc w:val="left"/>
-              <w:textAlignment w:val="baseline"/>
-              <w:rPr>
-                <w:rFonts w:hint="eastAsia" w:ascii="Arial" w:hAnsi="Arial" w:eastAsia="宋体" w:cs="Arial"/>
-                <w:snapToGrid w:val="0"/>
-                <w:color w:val="000000"/>
-                <w:kern w:val="0"/>
-                <w:sz w:val="21"/>
-                <w:szCs w:val="21"/>
-                <w:lang w:val="en-US" w:eastAsia="zh-CN" w:bidi="ar-SA"/>
-              </w:rPr>
-            </w:pPr>
-            <w:r>
-              <w:rPr>
                 <w:rFonts w:hint="eastAsia"/>
                 <w:lang w:val="en-US" w:eastAsia="zh-CN"/>
               </w:rPr>
@@ -6628,7 +6643,7 @@
         <w:tc>
           <w:tcPr>
             <w:tcW w:w="1585" w:type="dxa"/>
-            <w:shd w:val="clear"/>
+            <w:shd w:val="clear" w:color="auto" w:fill="auto"/>
             <w:tcMar>
               <w:top w:w="60" w:type="dxa"/>
               <w:left w:w="120" w:type="dxa"/>
@@ -6698,7 +6713,6 @@
           <w:tcPr>
             <w:tcW w:w="1380" w:type="dxa"/>
             <w:vMerge w:val="continue"/>
-            <w:tcBorders/>
             <w:tcMar>
               <w:top w:w="60" w:type="dxa"/>
               <w:left w:w="120" w:type="dxa"/>
@@ -7583,6 +7597,10 @@
               <w:ind w:left="0"/>
               <w:jc w:val="left"/>
               <w:textAlignment w:val="baseline"/>
+              <w:rPr>
+                <w:rFonts w:hint="default"/>
+                <w:lang w:val="en-US"/>
+              </w:rPr>
             </w:pPr>
             <w:r>
               <w:rPr>
@@ -7590,14 +7608,7 @@
                 <w:sz w:val="22"/>
                 <w:lang w:val="en-US" w:eastAsia="zh-CN"/>
               </w:rPr>
-              <w:t>数据库</w:t>
-            </w:r>
-            <w:r>
-              <w:rPr>
-                <w:rFonts w:ascii="Arial" w:hAnsi="Arial" w:eastAsia="等线" w:cs="Arial"/>
-                <w:sz w:val="22"/>
-              </w:rPr>
-              <w:t>运维工程师</w:t>
+              <w:t>电缆应急抢修运维工程师</w:t>
             </w:r>
           </w:p>
         </w:tc>
@@ -7611,6 +7622,141 @@
               <w:right w:w="120" w:type="dxa"/>
             </w:tcMar>
           </w:tcPr>
+          <w:p>
+            <w:pPr>
+              <w:numPr>
+                <w:ilvl w:val="0"/>
+                <w:numId w:val="2"/>
+              </w:numPr>
+              <w:spacing w:before="30" w:line="217" w:lineRule="auto"/>
+              <w:ind w:left="425" w:leftChars="0" w:hanging="425" w:firstLineChars="0"/>
+              <w:rPr>
+                <w:rFonts w:hint="default" w:ascii="仿宋" w:hAnsi="仿宋" w:eastAsia="仿宋" w:cs="仿宋"/>
+                <w:spacing w:val="-2"/>
+                <w:sz w:val="24"/>
+                <w:szCs w:val="24"/>
+                <w:lang w:val="en-US" w:eastAsia="zh-CN"/>
+              </w:rPr>
+            </w:pPr>
+            <w:r>
+              <w:rPr>
+                <w:rFonts w:hint="default" w:ascii="仿宋" w:hAnsi="仿宋" w:eastAsia="仿宋" w:cs="仿宋"/>
+                <w:spacing w:val="-2"/>
+                <w:sz w:val="24"/>
+                <w:szCs w:val="24"/>
+                <w:lang w:val="en-US" w:eastAsia="zh-CN"/>
+              </w:rPr>
+              <w:t>应急设备维护：负责应急指挥车、卫星电话、应急布控球、手持终端、无人机等应急装备的日常检查、充电、保养，确保随时可用。</w:t>
+            </w:r>
+          </w:p>
+          <w:p>
+            <w:pPr>
+              <w:numPr>
+                <w:ilvl w:val="0"/>
+                <w:numId w:val="2"/>
+              </w:numPr>
+              <w:spacing w:before="30" w:line="217" w:lineRule="auto"/>
+              <w:ind w:left="425" w:leftChars="0" w:hanging="425" w:firstLineChars="0"/>
+              <w:rPr>
+                <w:rFonts w:hint="default" w:ascii="仿宋" w:hAnsi="仿宋" w:eastAsia="仿宋" w:cs="仿宋"/>
+                <w:spacing w:val="-2"/>
+                <w:sz w:val="24"/>
+                <w:szCs w:val="24"/>
+                <w:lang w:val="en-US" w:eastAsia="zh-CN"/>
+              </w:rPr>
+            </w:pPr>
+            <w:r>
+              <w:rPr>
+                <w:rFonts w:hint="default" w:ascii="仿宋" w:hAnsi="仿宋" w:eastAsia="仿宋" w:cs="仿宋"/>
+                <w:spacing w:val="-2"/>
+                <w:sz w:val="24"/>
+                <w:szCs w:val="24"/>
+                <w:lang w:val="en-US" w:eastAsia="zh-CN"/>
+              </w:rPr>
+              <w:t>抢修现场保障：电缆故障抢修时，第一时间赶赴现场，搭建应急通信网络，保障现场与指挥中心音视频联通。</w:t>
+            </w:r>
+          </w:p>
+          <w:p>
+            <w:pPr>
+              <w:numPr>
+                <w:ilvl w:val="0"/>
+                <w:numId w:val="2"/>
+              </w:numPr>
+              <w:spacing w:before="30" w:line="217" w:lineRule="auto"/>
+              <w:ind w:left="425" w:leftChars="0" w:hanging="425" w:firstLineChars="0"/>
+              <w:rPr>
+                <w:rFonts w:hint="default" w:ascii="仿宋" w:hAnsi="仿宋" w:eastAsia="仿宋" w:cs="仿宋"/>
+                <w:spacing w:val="-2"/>
+                <w:sz w:val="24"/>
+                <w:szCs w:val="24"/>
+                <w:lang w:val="en-US" w:eastAsia="zh-CN"/>
+              </w:rPr>
+            </w:pPr>
+            <w:r>
+              <w:rPr>
+                <w:rFonts w:hint="default" w:ascii="仿宋" w:hAnsi="仿宋" w:eastAsia="仿宋" w:cs="仿宋"/>
+                <w:spacing w:val="-2"/>
+                <w:sz w:val="24"/>
+                <w:szCs w:val="24"/>
+                <w:lang w:val="en-US" w:eastAsia="zh-CN"/>
+              </w:rPr>
+              <w:t>应急演练组织：参与编制应急演练方案，定期组织应急通信演练，检验设备性能和人员响应能力。</w:t>
+            </w:r>
+          </w:p>
+          <w:p>
+            <w:pPr>
+              <w:numPr>
+                <w:ilvl w:val="0"/>
+                <w:numId w:val="2"/>
+              </w:numPr>
+              <w:spacing w:before="30" w:line="217" w:lineRule="auto"/>
+              <w:ind w:left="425" w:leftChars="0" w:hanging="425" w:firstLineChars="0"/>
+              <w:rPr>
+                <w:rFonts w:hint="default" w:ascii="仿宋" w:hAnsi="仿宋" w:eastAsia="仿宋" w:cs="仿宋"/>
+                <w:spacing w:val="-2"/>
+                <w:sz w:val="24"/>
+                <w:szCs w:val="24"/>
+                <w:lang w:val="en-US" w:eastAsia="zh-CN"/>
+              </w:rPr>
+            </w:pPr>
+            <w:r>
+              <w:rPr>
+                <w:rFonts w:hint="default" w:ascii="仿宋" w:hAnsi="仿宋" w:eastAsia="仿宋" w:cs="仿宋"/>
+                <w:spacing w:val="-2"/>
+                <w:sz w:val="24"/>
+                <w:szCs w:val="24"/>
+                <w:lang w:val="en-US" w:eastAsia="zh-CN"/>
+              </w:rPr>
+              <w:t>设备应急调度：根据抢修需求，快速调配应急设备（照明、通信、图传等），并指导现场人员正确使用。</w:t>
+            </w:r>
+          </w:p>
+          <w:p>
+            <w:pPr>
+              <w:numPr>
+                <w:ilvl w:val="0"/>
+                <w:numId w:val="2"/>
+              </w:numPr>
+              <w:spacing w:before="30" w:line="217" w:lineRule="auto"/>
+              <w:ind w:left="425" w:leftChars="0" w:hanging="425" w:firstLineChars="0"/>
+              <w:rPr>
+                <w:rFonts w:hint="default" w:ascii="仿宋" w:hAnsi="仿宋" w:eastAsia="仿宋" w:cs="仿宋"/>
+                <w:spacing w:val="-2"/>
+                <w:sz w:val="24"/>
+                <w:szCs w:val="24"/>
+                <w:lang w:val="en-US" w:eastAsia="zh-CN"/>
+              </w:rPr>
+            </w:pPr>
+            <w:r>
+              <w:rPr>
+                <w:rFonts w:hint="default" w:ascii="仿宋" w:hAnsi="仿宋" w:eastAsia="仿宋" w:cs="仿宋"/>
+                <w:spacing w:val="-2"/>
+                <w:sz w:val="24"/>
+                <w:szCs w:val="24"/>
+                <w:lang w:val="en-US" w:eastAsia="zh-CN"/>
+              </w:rPr>
+              <w:t>故障协同处理：配合抢修团队，同步恢复受损的监测设备及通信链路，确保抢修进度信息实时回传。</w:t>
+            </w:r>
+          </w:p>
           <w:p>
             <w:pPr>
               <w:keepNext w:val="0"/>
@@ -7636,318 +7782,124 @@
             </w:pPr>
             <w:r>
               <w:rPr>
-                <w:rFonts w:ascii="仿宋" w:hAnsi="仿宋" w:eastAsia="仿宋" w:cs="仿宋"/>
-                <w:spacing w:val="-1"/>
-                <w:sz w:val="24"/>
-                <w:szCs w:val="24"/>
-              </w:rPr>
-              <w:t>负责数据中心平台软件（SYBASE、ETL、WEBLOGIC、ORACLE）、数据管理服务平台、公共数据模型（SG-CIM）、运监数据中心平台软件（ETL、OGG、WEBLOGIC、ORACLE）、运监数</w:t>
-            </w:r>
-            <w:r>
-              <w:rPr>
-                <w:rFonts w:ascii="仿宋" w:hAnsi="仿宋" w:eastAsia="仿宋" w:cs="仿宋"/>
+                <w:rFonts w:hint="default" w:ascii="仿宋" w:hAnsi="仿宋" w:eastAsia="仿宋" w:cs="仿宋"/>
                 <w:spacing w:val="-2"/>
                 <w:sz w:val="24"/>
                 <w:szCs w:val="24"/>
-              </w:rPr>
-              <w:t>据资</w:t>
-            </w:r>
-            <w:r>
-              <w:rPr>
-                <w:rFonts w:ascii="仿宋" w:hAnsi="仿宋" w:eastAsia="仿宋" w:cs="仿宋"/>
-                <w:spacing w:val="-1"/>
+                <w:lang w:val="en-US" w:eastAsia="zh-CN"/>
+              </w:rPr>
+              <w:t>文档记录：填写应急设备台账、演练记录、抢修保障报告，总结复盘提出改进建议</w:t>
+            </w:r>
+          </w:p>
+        </w:tc>
+        <w:tc>
+          <w:tcPr>
+            <w:tcW w:w="2760" w:type="dxa"/>
+            <w:tcMar>
+              <w:top w:w="60" w:type="dxa"/>
+              <w:left w:w="120" w:type="dxa"/>
+              <w:bottom w:w="30" w:type="dxa"/>
+              <w:right w:w="120" w:type="dxa"/>
+            </w:tcMar>
+          </w:tcPr>
+          <w:p>
+            <w:pPr>
+              <w:numPr>
+                <w:ilvl w:val="0"/>
+                <w:numId w:val="3"/>
+              </w:numPr>
+              <w:spacing w:before="29" w:line="216" w:lineRule="auto"/>
+              <w:ind w:left="425" w:leftChars="0" w:hanging="425" w:firstLineChars="0"/>
+              <w:rPr>
+                <w:rFonts w:hint="eastAsia" w:ascii="仿宋" w:hAnsi="仿宋" w:eastAsia="仿宋" w:cs="仿宋"/>
+                <w:spacing w:val="-4"/>
                 <w:sz w:val="24"/>
                 <w:szCs w:val="24"/>
               </w:rPr>
-              <w:t>源管理工具、数据中心辅助管控平台、信息应用综合查询分析（IAS）等 7 个系统横向数据共享接口等应用模块的终端用户支持、业务应用支持、系统巡检、故障处理、技术支持、安全管理、系统调优、培训服务、运维管理、数据基础运维等</w:t>
-            </w:r>
+            </w:pPr>
             <w:r>
               <w:rPr>
                 <w:rFonts w:hint="eastAsia" w:ascii="仿宋" w:hAnsi="仿宋" w:eastAsia="仿宋" w:cs="仿宋"/>
-                <w:spacing w:val="-1"/>
+                <w:spacing w:val="-4"/>
                 <w:sz w:val="24"/>
                 <w:szCs w:val="24"/>
-                <w:lang w:eastAsia="zh-CN"/>
-              </w:rPr>
-              <w:t>，</w:t>
-            </w:r>
-            <w:r>
+              </w:rPr>
+              <w:t>熟悉应急通信设备（卫星电话、4G/5G布控球、对讲机等）操作维护</w:t>
+            </w:r>
+          </w:p>
+          <w:p>
+            <w:pPr>
+              <w:numPr>
+                <w:ilvl w:val="0"/>
+                <w:numId w:val="3"/>
+              </w:numPr>
+              <w:spacing w:before="29" w:line="216" w:lineRule="auto"/>
+              <w:ind w:left="425" w:leftChars="0" w:hanging="425" w:firstLineChars="0"/>
               <w:rPr>
                 <w:rFonts w:hint="eastAsia" w:ascii="仿宋" w:hAnsi="仿宋" w:eastAsia="仿宋" w:cs="仿宋"/>
-                <w:spacing w:val="-1"/>
+                <w:spacing w:val="-4"/>
                 <w:sz w:val="24"/>
                 <w:szCs w:val="24"/>
-                <w:lang w:val="en-US" w:eastAsia="zh-CN"/>
-              </w:rPr>
-              <w:t>数据中心紧急紧急情况的处置</w:t>
-            </w:r>
-          </w:p>
-        </w:tc>
-        <w:tc>
-          <w:tcPr>
-            <w:tcW w:w="2760" w:type="dxa"/>
-            <w:tcMar>
-              <w:top w:w="60" w:type="dxa"/>
-              <w:left w:w="120" w:type="dxa"/>
-              <w:bottom w:w="30" w:type="dxa"/>
-              <w:right w:w="120" w:type="dxa"/>
-            </w:tcMar>
-          </w:tcPr>
-          <w:p>
-            <w:pPr>
-              <w:spacing w:before="57" w:line="217" w:lineRule="auto"/>
-              <w:ind w:left="39"/>
-              <w:rPr>
-                <w:rFonts w:ascii="仿宋" w:hAnsi="仿宋" w:eastAsia="仿宋" w:cs="仿宋"/>
+              </w:rPr>
+            </w:pPr>
+            <w:r>
+              <w:rPr>
+                <w:rFonts w:hint="eastAsia" w:ascii="仿宋" w:hAnsi="仿宋" w:eastAsia="仿宋" w:cs="仿宋"/>
+                <w:spacing w:val="-4"/>
                 <w:sz w:val="24"/>
                 <w:szCs w:val="24"/>
               </w:rPr>
-            </w:pPr>
-            <w:r>
-              <w:rPr>
-                <w:rFonts w:ascii="仿宋" w:hAnsi="仿宋" w:eastAsia="仿宋" w:cs="仿宋"/>
-                <w:spacing w:val="-3"/>
+              <w:t>具备现场快速搭建通信网络的能力</w:t>
+            </w:r>
+          </w:p>
+          <w:p>
+            <w:pPr>
+              <w:numPr>
+                <w:ilvl w:val="0"/>
+                <w:numId w:val="3"/>
+              </w:numPr>
+              <w:spacing w:before="29" w:line="216" w:lineRule="auto"/>
+              <w:ind w:left="425" w:leftChars="0" w:hanging="425" w:firstLineChars="0"/>
+              <w:rPr>
+                <w:rFonts w:hint="eastAsia" w:ascii="仿宋" w:hAnsi="仿宋" w:eastAsia="仿宋" w:cs="仿宋"/>
+                <w:spacing w:val="-4"/>
                 <w:sz w:val="24"/>
                 <w:szCs w:val="24"/>
               </w:rPr>
-              <w:t>1.参加过国网公司相关业务信息系统实施或运维。</w:t>
-            </w:r>
-          </w:p>
-          <w:p>
-            <w:pPr>
-              <w:spacing w:before="29" w:line="216" w:lineRule="auto"/>
-              <w:ind w:left="24"/>
-              <w:rPr>
-                <w:rFonts w:ascii="仿宋" w:hAnsi="仿宋" w:eastAsia="仿宋" w:cs="仿宋"/>
+            </w:pPr>
+            <w:r>
+              <w:rPr>
+                <w:rFonts w:hint="eastAsia" w:ascii="仿宋" w:hAnsi="仿宋" w:eastAsia="仿宋" w:cs="仿宋"/>
+                <w:spacing w:val="-4"/>
                 <w:sz w:val="24"/>
                 <w:szCs w:val="24"/>
               </w:rPr>
-            </w:pPr>
-            <w:r>
-              <w:rPr>
-                <w:rFonts w:ascii="仿宋" w:hAnsi="仿宋" w:eastAsia="仿宋" w:cs="仿宋"/>
-                <w:spacing w:val="-2"/>
+              <w:t>适应24小时应急待命，能承受抢修现场工作压力</w:t>
+            </w:r>
+          </w:p>
+          <w:p>
+            <w:pPr>
+              <w:numPr>
+                <w:ilvl w:val="0"/>
+                <w:numId w:val="3"/>
+              </w:numPr>
+              <w:spacing w:before="29" w:line="216" w:lineRule="auto"/>
+              <w:ind w:left="425" w:leftChars="0" w:hanging="425" w:firstLineChars="0"/>
+              <w:rPr>
+                <w:rFonts w:hint="eastAsia" w:ascii="仿宋" w:hAnsi="仿宋" w:eastAsia="仿宋" w:cs="仿宋"/>
+                <w:spacing w:val="-4"/>
                 <w:sz w:val="24"/>
                 <w:szCs w:val="24"/>
               </w:rPr>
-              <w:t>2. 具备数据综合治理、公共数据资源池相关等工作经验。</w:t>
-            </w:r>
-          </w:p>
-          <w:p>
-            <w:pPr>
-              <w:spacing w:before="31" w:line="215" w:lineRule="auto"/>
-              <w:jc w:val="right"/>
-              <w:rPr>
-                <w:rFonts w:ascii="仿宋" w:hAnsi="仿宋" w:eastAsia="仿宋" w:cs="仿宋"/>
+            </w:pPr>
+            <w:r>
+              <w:rPr>
+                <w:rFonts w:hint="eastAsia" w:ascii="仿宋" w:hAnsi="仿宋" w:eastAsia="仿宋" w:cs="仿宋"/>
+                <w:spacing w:val="-4"/>
                 <w:sz w:val="24"/>
                 <w:szCs w:val="24"/>
               </w:rPr>
-            </w:pPr>
-            <w:r>
-              <w:rPr>
-                <w:rFonts w:ascii="仿宋" w:hAnsi="仿宋" w:eastAsia="仿宋" w:cs="仿宋"/>
-                <w:spacing w:val="-7"/>
-                <w:sz w:val="24"/>
-                <w:szCs w:val="24"/>
-              </w:rPr>
-              <w:t>3. 具备较强的存储过程和触发器</w:t>
-            </w:r>
-            <w:r>
-              <w:rPr>
-                <w:rFonts w:ascii="仿宋" w:hAnsi="仿宋" w:eastAsia="仿宋" w:cs="仿宋"/>
-                <w:spacing w:val="-48"/>
-                <w:sz w:val="24"/>
-                <w:szCs w:val="24"/>
-              </w:rPr>
-              <w:t xml:space="preserve"> </w:t>
-            </w:r>
-            <w:r>
-              <w:rPr>
-                <w:rFonts w:ascii="仿宋" w:hAnsi="仿宋" w:eastAsia="仿宋" w:cs="仿宋"/>
-                <w:spacing w:val="-7"/>
-                <w:sz w:val="24"/>
-                <w:szCs w:val="24"/>
-              </w:rPr>
-              <w:t>SQL</w:t>
-            </w:r>
-            <w:r>
-              <w:rPr>
-                <w:rFonts w:ascii="仿宋" w:hAnsi="仿宋" w:eastAsia="仿宋" w:cs="仿宋"/>
-                <w:spacing w:val="-54"/>
-                <w:sz w:val="24"/>
-                <w:szCs w:val="24"/>
-              </w:rPr>
-              <w:t xml:space="preserve"> </w:t>
-            </w:r>
-            <w:r>
-              <w:rPr>
-                <w:rFonts w:ascii="仿宋" w:hAnsi="仿宋" w:eastAsia="仿宋" w:cs="仿宋"/>
-                <w:spacing w:val="-7"/>
-                <w:sz w:val="24"/>
-                <w:szCs w:val="24"/>
-              </w:rPr>
-              <w:t>脚本、ETL工作流运维能力。</w:t>
-            </w:r>
-          </w:p>
-          <w:p>
-            <w:pPr>
-              <w:spacing w:before="32" w:line="228" w:lineRule="auto"/>
-              <w:ind w:left="29" w:right="11" w:hanging="9"/>
-              <w:rPr>
-                <w:rFonts w:ascii="仿宋" w:hAnsi="仿宋" w:eastAsia="仿宋" w:cs="仿宋"/>
-                <w:sz w:val="24"/>
-                <w:szCs w:val="24"/>
-              </w:rPr>
-            </w:pPr>
-            <w:r>
-              <w:rPr>
-                <w:rFonts w:ascii="仿宋" w:hAnsi="仿宋" w:eastAsia="仿宋" w:cs="仿宋"/>
-                <w:spacing w:val="-5"/>
-                <w:sz w:val="24"/>
-                <w:szCs w:val="24"/>
-              </w:rPr>
-              <w:t>4.熟悉</w:t>
-            </w:r>
-            <w:r>
-              <w:rPr>
-                <w:rFonts w:ascii="仿宋" w:hAnsi="仿宋" w:eastAsia="仿宋" w:cs="仿宋"/>
-                <w:spacing w:val="-37"/>
-                <w:sz w:val="24"/>
-                <w:szCs w:val="24"/>
-              </w:rPr>
-              <w:t xml:space="preserve"> </w:t>
-            </w:r>
-            <w:r>
-              <w:rPr>
-                <w:rFonts w:ascii="仿宋" w:hAnsi="仿宋" w:eastAsia="仿宋" w:cs="仿宋"/>
-                <w:spacing w:val="-5"/>
-                <w:sz w:val="24"/>
-                <w:szCs w:val="24"/>
-              </w:rPr>
-              <w:t>linux</w:t>
-            </w:r>
-            <w:r>
-              <w:rPr>
-                <w:rFonts w:ascii="仿宋" w:hAnsi="仿宋" w:eastAsia="仿宋" w:cs="仿宋"/>
-                <w:spacing w:val="-45"/>
-                <w:sz w:val="24"/>
-                <w:szCs w:val="24"/>
-              </w:rPr>
-              <w:t xml:space="preserve"> </w:t>
-            </w:r>
-            <w:r>
-              <w:rPr>
-                <w:rFonts w:ascii="仿宋" w:hAnsi="仿宋" w:eastAsia="仿宋" w:cs="仿宋"/>
-                <w:spacing w:val="-5"/>
-                <w:sz w:val="24"/>
-                <w:szCs w:val="24"/>
-              </w:rPr>
-              <w:t>操作系统、oracle</w:t>
-            </w:r>
-            <w:r>
-              <w:rPr>
-                <w:rFonts w:ascii="仿宋" w:hAnsi="仿宋" w:eastAsia="仿宋" w:cs="仿宋"/>
-                <w:spacing w:val="-45"/>
-                <w:sz w:val="24"/>
-                <w:szCs w:val="24"/>
-              </w:rPr>
-              <w:t xml:space="preserve"> </w:t>
-            </w:r>
-            <w:r>
-              <w:rPr>
-                <w:rFonts w:ascii="仿宋" w:hAnsi="仿宋" w:eastAsia="仿宋" w:cs="仿宋"/>
-                <w:spacing w:val="-5"/>
-                <w:sz w:val="24"/>
-                <w:szCs w:val="24"/>
-              </w:rPr>
-              <w:t>数据</w:t>
-            </w:r>
-            <w:r>
-              <w:rPr>
-                <w:rFonts w:ascii="仿宋" w:hAnsi="仿宋" w:eastAsia="仿宋" w:cs="仿宋"/>
-                <w:spacing w:val="-6"/>
-                <w:sz w:val="24"/>
-                <w:szCs w:val="24"/>
-              </w:rPr>
-              <w:t>库、weblogic 中间件，能够</w:t>
-            </w:r>
-            <w:r>
-              <w:rPr>
-                <w:rFonts w:ascii="仿宋" w:hAnsi="仿宋" w:eastAsia="仿宋" w:cs="仿宋"/>
-                <w:spacing w:val="-1"/>
-                <w:sz w:val="24"/>
-                <w:szCs w:val="24"/>
-              </w:rPr>
-              <w:t>处理操作系统和中间件的技术问题和故障。</w:t>
-            </w:r>
-          </w:p>
-          <w:p>
-            <w:pPr>
-              <w:spacing w:before="30" w:line="217" w:lineRule="auto"/>
-              <w:ind w:left="26"/>
-              <w:rPr>
-                <w:rFonts w:ascii="仿宋" w:hAnsi="仿宋" w:eastAsia="仿宋" w:cs="仿宋"/>
-                <w:sz w:val="24"/>
-                <w:szCs w:val="24"/>
-              </w:rPr>
-            </w:pPr>
-            <w:r>
-              <w:rPr>
-                <w:rFonts w:ascii="仿宋" w:hAnsi="仿宋" w:eastAsia="仿宋" w:cs="仿宋"/>
-                <w:spacing w:val="-3"/>
-                <w:sz w:val="24"/>
-                <w:szCs w:val="24"/>
-              </w:rPr>
-              <w:t>5.熟悉电力行业的实际业务及相关流程。</w:t>
-            </w:r>
-          </w:p>
-          <w:p>
-            <w:pPr>
-              <w:spacing w:before="31" w:line="216" w:lineRule="auto"/>
-              <w:jc w:val="right"/>
-              <w:rPr>
-                <w:rFonts w:ascii="仿宋" w:hAnsi="仿宋" w:eastAsia="仿宋" w:cs="仿宋"/>
-                <w:sz w:val="24"/>
-                <w:szCs w:val="24"/>
-              </w:rPr>
-            </w:pPr>
-            <w:r>
-              <w:rPr>
-                <w:rFonts w:ascii="仿宋" w:hAnsi="仿宋" w:eastAsia="仿宋" w:cs="仿宋"/>
-                <w:spacing w:val="-7"/>
-                <w:sz w:val="24"/>
-                <w:szCs w:val="24"/>
-              </w:rPr>
-              <w:t>6.对工作职责有充分认知，有很强的工作责任心和组织协调能力。</w:t>
-            </w:r>
-          </w:p>
-          <w:p>
-            <w:pPr>
-              <w:spacing w:before="32" w:line="229" w:lineRule="auto"/>
-              <w:ind w:left="30" w:right="41" w:hanging="3"/>
-              <w:rPr>
-                <w:rFonts w:ascii="仿宋" w:hAnsi="仿宋" w:eastAsia="仿宋" w:cs="仿宋"/>
-                <w:sz w:val="24"/>
-                <w:szCs w:val="24"/>
-              </w:rPr>
-            </w:pPr>
-            <w:r>
-              <w:rPr>
-                <w:rFonts w:ascii="仿宋" w:hAnsi="仿宋" w:eastAsia="仿宋" w:cs="仿宋"/>
-                <w:spacing w:val="-1"/>
-                <w:sz w:val="24"/>
-                <w:szCs w:val="24"/>
-              </w:rPr>
-              <w:t>7.具备较强的沟通协调、口头表达能力，能够与客户进行良好的</w:t>
-            </w:r>
-            <w:r>
-              <w:rPr>
-                <w:rFonts w:ascii="仿宋" w:hAnsi="仿宋" w:eastAsia="仿宋" w:cs="仿宋"/>
-                <w:spacing w:val="-12"/>
-                <w:sz w:val="24"/>
-                <w:szCs w:val="24"/>
-              </w:rPr>
-              <w:t>沟通。</w:t>
+              <w:t>有C1驾驶证，能熟练驾驶应急车辆</w:t>
             </w:r>
           </w:p>
           <w:p>
@@ -7975,29 +7927,12 @@
             </w:pPr>
             <w:r>
               <w:rPr>
-                <w:rFonts w:ascii="仿宋" w:hAnsi="仿宋" w:eastAsia="仿宋" w:cs="仿宋"/>
+                <w:rFonts w:hint="eastAsia" w:ascii="仿宋" w:hAnsi="仿宋" w:eastAsia="仿宋" w:cs="仿宋"/>
+                <w:spacing w:val="-4"/>
                 <w:sz w:val="24"/>
                 <w:szCs w:val="24"/>
               </w:rPr>
-              <w:t>8.具备很强文字写作与技术能力，能很好</w:t>
-            </w:r>
-            <w:r>
-              <w:rPr>
-                <w:rFonts w:ascii="仿宋" w:hAnsi="仿宋" w:eastAsia="仿宋" w:cs="仿宋"/>
-                <w:spacing w:val="-1"/>
-                <w:sz w:val="24"/>
-                <w:szCs w:val="24"/>
-              </w:rPr>
-              <w:t>地完成各项服务、信息</w:t>
-            </w:r>
-            <w:r>
-              <w:rPr>
-                <w:rFonts w:ascii="仿宋" w:hAnsi="仿宋" w:eastAsia="仿宋" w:cs="仿宋"/>
-                <w:spacing w:val="-6"/>
-                <w:sz w:val="24"/>
-                <w:szCs w:val="24"/>
-              </w:rPr>
-              <w:t>化项目方案文档。</w:t>
+              <w:t>退伍军人或有电力行业经验者优先</w:t>
             </w:r>
           </w:p>
         </w:tc>
@@ -8172,11 +8107,6 @@
             <w:pPr>
               <w:spacing w:before="32" w:line="216" w:lineRule="auto"/>
               <w:ind w:left="24"/>
-              <w:rPr>
-                <w:rFonts w:ascii="仿宋" w:hAnsi="仿宋" w:eastAsia="仿宋" w:cs="仿宋"/>
-                <w:sz w:val="24"/>
-                <w:szCs w:val="24"/>
-              </w:rPr>
             </w:pPr>
             <w:r>
               <w:rPr>
@@ -8188,10 +8118,81 @@
               <w:t>6、根据用户的反馈发现系统运作中产生的问题；</w:t>
             </w:r>
           </w:p>
-          <w:p>
-            <w:pPr>
-              <w:spacing w:before="31" w:line="216" w:lineRule="auto"/>
-              <w:ind w:left="28"/>
+        </w:tc>
+        <w:tc>
+          <w:tcPr>
+            <w:tcW w:w="2760" w:type="dxa"/>
+            <w:tcMar>
+              <w:top w:w="60" w:type="dxa"/>
+              <w:left w:w="120" w:type="dxa"/>
+              <w:bottom w:w="30" w:type="dxa"/>
+              <w:right w:w="120" w:type="dxa"/>
+            </w:tcMar>
+          </w:tcPr>
+          <w:p>
+            <w:pPr>
+              <w:spacing w:before="70" w:line="217" w:lineRule="auto"/>
+              <w:ind w:left="36"/>
+              <w:rPr>
+                <w:rFonts w:ascii="仿宋" w:hAnsi="仿宋" w:eastAsia="仿宋" w:cs="仿宋"/>
+                <w:sz w:val="24"/>
+                <w:szCs w:val="24"/>
+              </w:rPr>
+            </w:pPr>
+            <w:r>
+              <w:rPr>
+                <w:rFonts w:ascii="仿宋" w:hAnsi="仿宋" w:eastAsia="仿宋" w:cs="仿宋"/>
+                <w:spacing w:val="-4"/>
+                <w:sz w:val="24"/>
+                <w:szCs w:val="24"/>
+              </w:rPr>
+              <w:t>1、了解、掌握公司运维体系相关规范及流程；</w:t>
+            </w:r>
+          </w:p>
+          <w:p>
+            <w:pPr>
+              <w:spacing w:before="29" w:line="217" w:lineRule="auto"/>
+              <w:ind w:left="21"/>
+              <w:rPr>
+                <w:rFonts w:ascii="仿宋" w:hAnsi="仿宋" w:eastAsia="仿宋" w:cs="仿宋"/>
+                <w:sz w:val="24"/>
+                <w:szCs w:val="24"/>
+              </w:rPr>
+            </w:pPr>
+            <w:r>
+              <w:rPr>
+                <w:rFonts w:ascii="仿宋" w:hAnsi="仿宋" w:eastAsia="仿宋" w:cs="仿宋"/>
+                <w:spacing w:val="-3"/>
+                <w:sz w:val="24"/>
+                <w:szCs w:val="24"/>
+              </w:rPr>
+              <w:t>2、具有良好的语言表达能力和文字组织能力；</w:t>
+            </w:r>
+          </w:p>
+          <w:p>
+            <w:pPr>
+              <w:spacing w:before="29" w:line="216" w:lineRule="auto"/>
+              <w:ind w:left="23"/>
+              <w:rPr>
+                <w:rFonts w:ascii="仿宋" w:hAnsi="仿宋" w:eastAsia="仿宋" w:cs="仿宋"/>
+                <w:sz w:val="24"/>
+                <w:szCs w:val="24"/>
+              </w:rPr>
+            </w:pPr>
+            <w:r>
+              <w:rPr>
+                <w:rFonts w:ascii="仿宋" w:hAnsi="仿宋" w:eastAsia="仿宋" w:cs="仿宋"/>
+                <w:spacing w:val="-3"/>
+                <w:sz w:val="24"/>
+                <w:szCs w:val="24"/>
+              </w:rPr>
+              <w:t>3、品行端正、性格开朗、思维敏捷、善于沟通和分析；</w:t>
+            </w:r>
+          </w:p>
+          <w:p>
+            <w:pPr>
+              <w:spacing w:before="30" w:line="217" w:lineRule="auto"/>
+              <w:ind w:left="17"/>
               <w:rPr>
                 <w:rFonts w:ascii="仿宋" w:hAnsi="仿宋" w:eastAsia="仿宋" w:cs="仿宋"/>
                 <w:sz w:val="24"/>
@@ -8205,27 +8206,7 @@
                 <w:sz w:val="24"/>
                 <w:szCs w:val="24"/>
               </w:rPr>
-              <w:t>7、确认事件的解决情况并关闭；</w:t>
-            </w:r>
-          </w:p>
-          <w:p>
-            <w:pPr>
-              <w:spacing w:before="31" w:line="216" w:lineRule="auto"/>
-              <w:ind w:left="23"/>
-              <w:rPr>
-                <w:rFonts w:ascii="仿宋" w:hAnsi="仿宋" w:eastAsia="仿宋" w:cs="仿宋"/>
-                <w:sz w:val="24"/>
-                <w:szCs w:val="24"/>
-              </w:rPr>
-            </w:pPr>
-            <w:r>
-              <w:rPr>
-                <w:rFonts w:ascii="仿宋" w:hAnsi="仿宋" w:eastAsia="仿宋" w:cs="仿宋"/>
-                <w:spacing w:val="-4"/>
-                <w:sz w:val="24"/>
-                <w:szCs w:val="24"/>
-              </w:rPr>
-              <w:t>8、负责客户回访、电话调研等工作；</w:t>
+              <w:t>4、了解工单处理流程概念；</w:t>
             </w:r>
           </w:p>
           <w:p>
@@ -8254,155 +8235,11 @@
             <w:r>
               <w:rPr>
                 <w:rFonts w:ascii="仿宋" w:hAnsi="仿宋" w:eastAsia="仿宋" w:cs="仿宋"/>
-                <w:spacing w:val="-7"/>
-                <w:sz w:val="24"/>
-                <w:szCs w:val="24"/>
-              </w:rPr>
-              <w:t>9、用户投诉受理；</w:t>
-            </w:r>
-          </w:p>
-        </w:tc>
-        <w:tc>
-          <w:tcPr>
-            <w:tcW w:w="2760" w:type="dxa"/>
-            <w:tcMar>
-              <w:top w:w="60" w:type="dxa"/>
-              <w:left w:w="120" w:type="dxa"/>
-              <w:bottom w:w="30" w:type="dxa"/>
-              <w:right w:w="120" w:type="dxa"/>
-            </w:tcMar>
-          </w:tcPr>
-          <w:p>
-            <w:pPr>
-              <w:spacing w:before="70" w:line="217" w:lineRule="auto"/>
-              <w:ind w:left="36"/>
-              <w:rPr>
-                <w:rFonts w:ascii="仿宋" w:hAnsi="仿宋" w:eastAsia="仿宋" w:cs="仿宋"/>
-                <w:sz w:val="24"/>
-                <w:szCs w:val="24"/>
-              </w:rPr>
-            </w:pPr>
-            <w:r>
-              <w:rPr>
-                <w:rFonts w:ascii="仿宋" w:hAnsi="仿宋" w:eastAsia="仿宋" w:cs="仿宋"/>
-                <w:spacing w:val="-4"/>
-                <w:sz w:val="24"/>
-                <w:szCs w:val="24"/>
-              </w:rPr>
-              <w:t>1、了解、掌握公司运维体系相关规范及流程；</w:t>
-            </w:r>
-          </w:p>
-          <w:p>
-            <w:pPr>
-              <w:spacing w:before="29" w:line="217" w:lineRule="auto"/>
-              <w:ind w:left="21"/>
-              <w:rPr>
-                <w:rFonts w:ascii="仿宋" w:hAnsi="仿宋" w:eastAsia="仿宋" w:cs="仿宋"/>
-                <w:sz w:val="24"/>
-                <w:szCs w:val="24"/>
-              </w:rPr>
-            </w:pPr>
-            <w:r>
-              <w:rPr>
-                <w:rFonts w:ascii="仿宋" w:hAnsi="仿宋" w:eastAsia="仿宋" w:cs="仿宋"/>
                 <w:spacing w:val="-3"/>
                 <w:sz w:val="24"/>
                 <w:szCs w:val="24"/>
               </w:rPr>
-              <w:t>2、具有良好的语言表达能力和文字组织能力；</w:t>
-            </w:r>
-          </w:p>
-          <w:p>
-            <w:pPr>
-              <w:spacing w:before="29" w:line="216" w:lineRule="auto"/>
-              <w:ind w:left="23"/>
-              <w:rPr>
-                <w:rFonts w:ascii="仿宋" w:hAnsi="仿宋" w:eastAsia="仿宋" w:cs="仿宋"/>
-                <w:sz w:val="24"/>
-                <w:szCs w:val="24"/>
-              </w:rPr>
-            </w:pPr>
-            <w:r>
-              <w:rPr>
-                <w:rFonts w:ascii="仿宋" w:hAnsi="仿宋" w:eastAsia="仿宋" w:cs="仿宋"/>
-                <w:spacing w:val="-3"/>
-                <w:sz w:val="24"/>
-                <w:szCs w:val="24"/>
-              </w:rPr>
-              <w:t>3、品行端正、性格开朗、思维敏捷、善于沟通和分析；</w:t>
-            </w:r>
-          </w:p>
-          <w:p>
-            <w:pPr>
-              <w:spacing w:before="30" w:line="217" w:lineRule="auto"/>
-              <w:ind w:left="17"/>
-              <w:rPr>
-                <w:rFonts w:ascii="仿宋" w:hAnsi="仿宋" w:eastAsia="仿宋" w:cs="仿宋"/>
-                <w:sz w:val="24"/>
-                <w:szCs w:val="24"/>
-              </w:rPr>
-            </w:pPr>
-            <w:r>
-              <w:rPr>
-                <w:rFonts w:ascii="仿宋" w:hAnsi="仿宋" w:eastAsia="仿宋" w:cs="仿宋"/>
-                <w:spacing w:val="-5"/>
-                <w:sz w:val="24"/>
-                <w:szCs w:val="24"/>
-              </w:rPr>
-              <w:t>4、了解工单处理流程概念；</w:t>
-            </w:r>
-          </w:p>
-          <w:p>
-            <w:pPr>
-              <w:spacing w:before="31" w:line="217" w:lineRule="auto"/>
-              <w:ind w:left="23"/>
-              <w:rPr>
-                <w:rFonts w:ascii="仿宋" w:hAnsi="仿宋" w:eastAsia="仿宋" w:cs="仿宋"/>
-                <w:sz w:val="24"/>
-                <w:szCs w:val="24"/>
-              </w:rPr>
-            </w:pPr>
-            <w:r>
-              <w:rPr>
-                <w:rFonts w:ascii="仿宋" w:hAnsi="仿宋" w:eastAsia="仿宋" w:cs="仿宋"/>
-                <w:spacing w:val="-3"/>
-                <w:sz w:val="24"/>
-                <w:szCs w:val="24"/>
-              </w:rPr>
               <w:t>5、较好的表达能力、协调沟通能力、文字处理能力；</w:t>
-            </w:r>
-          </w:p>
-          <w:p>
-            <w:pPr>
-              <w:keepNext w:val="0"/>
-              <w:keepLines w:val="0"/>
-              <w:pageBreakBefore w:val="0"/>
-              <w:widowControl w:val="0"/>
-              <w:numPr>
-                <w:ilvl w:val="0"/>
-                <w:numId w:val="0"/>
-              </w:numPr>
-              <w:kinsoku w:val="0"/>
-              <w:wordWrap/>
-              <w:overflowPunct/>
-              <w:topLinePunct w:val="0"/>
-              <w:autoSpaceDE w:val="0"/>
-              <w:autoSpaceDN w:val="0"/>
-              <w:bidi w:val="0"/>
-              <w:adjustRightInd w:val="0"/>
-              <w:snapToGrid w:val="0"/>
-              <w:spacing w:before="120" w:after="120" w:line="288" w:lineRule="auto"/>
-              <w:jc w:val="left"/>
-              <w:textAlignment w:val="baseline"/>
-            </w:pPr>
-            <w:r>
-              <w:rPr>
-                <w:rFonts w:ascii="仿宋" w:hAnsi="仿宋" w:eastAsia="仿宋" w:cs="仿宋"/>
-                <w:spacing w:val="-2"/>
-                <w:sz w:val="24"/>
-                <w:szCs w:val="24"/>
-              </w:rPr>
-              <w:t>6、熟悉应用软件，能够在线解决简单故障者尤佳。</w:t>
             </w:r>
           </w:p>
         </w:tc>
@@ -8426,8 +8263,8 @@
         <w:snapToGrid w:val="0"/>
         <w:textAlignment w:val="baseline"/>
       </w:pPr>
-      <w:bookmarkStart w:id="14" w:name="heading_8"/>
-      <w:bookmarkStart w:id="15" w:name="_Toc22542"/>
+      <w:bookmarkStart w:id="14" w:name="_Toc22542"/>
+      <w:bookmarkStart w:id="15" w:name="heading_8"/>
       <w:r>
         <w:t>公司年度计划</w:t>
       </w:r>
@@ -8530,7 +8367,7 @@
     <w:tbl>
       <w:tblPr>
         <w:tblStyle w:val="20"/>
-        <w:tblW w:w="9361" w:type="dxa"/>
+        <w:tblW w:w="9341" w:type="dxa"/>
         <w:jc w:val="center"/>
         <w:tblBorders>
           <w:top w:val="single" w:color="auto" w:sz="4" w:space="0"/>
@@ -8549,9 +8386,9 @@
         </w:tblCellMar>
       </w:tblPr>
       <w:tblGrid>
-        <w:gridCol w:w="797"/>
-        <w:gridCol w:w="685"/>
-        <w:gridCol w:w="1359"/>
+        <w:gridCol w:w="785"/>
+        <w:gridCol w:w="676"/>
+        <w:gridCol w:w="1360"/>
         <w:gridCol w:w="1020"/>
         <w:gridCol w:w="3020"/>
         <w:gridCol w:w="1020"/>
@@ -8675,7 +8512,7 @@
         </w:tc>
         <w:tc>
           <w:tcPr>
-            <w:tcW w:w="0" w:type="auto"/>
+            <w:tcW w:w="1360" w:type="dxa"/>
             <w:noWrap w:val="0"/>
             <w:tcMar>
               <w:top w:w="60" w:type="dxa"/>
@@ -9013,7 +8850,7 @@
               <w:adjustRightInd w:val="0"/>
               <w:snapToGrid w:val="0"/>
               <w:spacing w:before="120" w:after="120" w:line="240" w:lineRule="auto"/>
-              <w:ind w:left="0"/>
+              <w:ind w:left="0" w:leftChars="0" w:right="0" w:rightChars="0" w:firstLine="0" w:firstLineChars="0"/>
               <w:jc w:val="center"/>
               <w:textAlignment w:val="baseline"/>
               <w:rPr>
@@ -9033,7 +8870,7 @@
         </w:tc>
         <w:tc>
           <w:tcPr>
-            <w:tcW w:w="0" w:type="auto"/>
+            <w:tcW w:w="1360" w:type="dxa"/>
             <w:noWrap w:val="0"/>
             <w:tcMar>
               <w:top w:w="60" w:type="dxa"/>
@@ -9069,11 +8906,11 @@
             </w:pPr>
             <w:r>
               <w:rPr>
-                <w:rFonts w:hint="eastAsia" w:ascii="Arial" w:eastAsia="等线" w:cs="Arial"/>
+                <w:rFonts w:hint="eastAsia" w:eastAsia="等线" w:cs="Arial"/>
                 <w:sz w:val="22"/>
                 <w:lang w:val="en-US" w:eastAsia="zh-CN"/>
               </w:rPr>
-              <w:t>数据库运维工程师</w:t>
+              <w:t>电缆应急抢修运维工程师</w:t>
             </w:r>
           </w:p>
         </w:tc>
@@ -9153,7 +8990,7 @@
               <w:snapToGrid w:val="0"/>
               <w:spacing w:before="120" w:after="120" w:line="240" w:lineRule="auto"/>
               <w:ind w:left="0" w:leftChars="0" w:right="0" w:rightChars="0" w:firstLine="0" w:firstLineChars="0"/>
-              <w:jc w:val="left"/>
+              <w:jc w:val="right"/>
               <w:textAlignment w:val="baseline"/>
               <w:rPr>
                 <w:rFonts w:ascii="Arial" w:eastAsia="等线"/>
@@ -9371,7 +9208,7 @@
         </w:tc>
         <w:tc>
           <w:tcPr>
-            <w:tcW w:w="0" w:type="auto"/>
+            <w:tcW w:w="1360" w:type="dxa"/>
             <w:noWrap w:val="0"/>
             <w:tcMar>
               <w:top w:w="60" w:type="dxa"/>
@@ -9728,7 +9565,7 @@
         </w:tc>
         <w:tc>
           <w:tcPr>
-            <w:tcW w:w="0" w:type="auto"/>
+            <w:tcW w:w="1360" w:type="dxa"/>
             <w:noWrap w:val="0"/>
             <w:tcMar>
               <w:top w:w="60" w:type="dxa"/>
@@ -10069,7 +9906,7 @@
         </w:tc>
         <w:tc>
           <w:tcPr>
-            <w:tcW w:w="0" w:type="auto"/>
+            <w:tcW w:w="1360" w:type="dxa"/>
             <w:vMerge w:val="restart"/>
             <w:noWrap w:val="0"/>
             <w:tcMar>
@@ -10408,7 +10245,7 @@
         </w:tc>
         <w:tc>
           <w:tcPr>
-            <w:tcW w:w="0" w:type="auto"/>
+            <w:tcW w:w="1360" w:type="dxa"/>
             <w:vMerge w:val="continue"/>
             <w:noWrap w:val="0"/>
             <w:tcMar>
@@ -10648,7 +10485,7 @@
         </w:trPr>
         <w:tc>
           <w:tcPr>
-            <w:tcW w:w="920" w:type="dxa"/>
+            <w:tcW w:w="2821" w:type="dxa"/>
             <w:gridSpan w:val="3"/>
             <w:noWrap w:val="0"/>
             <w:tcMar>
@@ -10810,7 +10647,7 @@
               <w:snapToGrid w:val="0"/>
               <w:spacing w:before="120" w:after="120" w:line="240" w:lineRule="auto"/>
               <w:ind w:left="0" w:leftChars="0" w:right="0" w:rightChars="0" w:firstLine="0" w:firstLineChars="0"/>
-              <w:jc w:val="center"/>
+              <w:jc w:val="left"/>
               <w:textAlignment w:val="baseline"/>
               <w:rPr>
                 <w:rFonts w:ascii="Arial" w:eastAsia="等线"/>
@@ -10929,10 +10766,20 @@
           <w:rFonts w:hint="eastAsia"/>
           <w:lang w:val="en-US" w:eastAsia="zh-CN"/>
         </w:rPr>
-        <w:t>储备</w:t>
+        <w:t>储备11</w:t>
       </w:r>
       <w:r>
-        <w:t>14人，其中外部招聘6人、内部选聘8人。</w:t>
+        <w:t>人，其中外部招聘6人、内部选聘</w:t>
+      </w:r>
+      <w:r>
+        <w:rPr>
+          <w:rFonts w:hint="eastAsia"/>
+          <w:lang w:val="en-US" w:eastAsia="zh-CN"/>
+        </w:rPr>
+        <w:t>5</w:t>
+      </w:r>
+      <w:r>
+        <w:t>人。</w:t>
       </w:r>
     </w:p>
     <w:p>
@@ -11621,32 +11468,43 @@
         <w:tc>
           <w:tcPr>
             <w:tcW w:w="1160" w:type="dxa"/>
-            <w:tcMar>
-              <w:top w:w="60" w:type="dxa"/>
-              <w:left w:w="120" w:type="dxa"/>
-              <w:bottom w:w="30" w:type="dxa"/>
-              <w:right w:w="120" w:type="dxa"/>
-            </w:tcMar>
-          </w:tcPr>
-          <w:p>
-            <w:pPr>
-              <w:keepNext w:val="0"/>
-              <w:keepLines w:val="0"/>
-              <w:pageBreakBefore w:val="0"/>
-              <w:widowControl w:val="0"/>
-              <w:kinsoku w:val="0"/>
-              <w:wordWrap/>
-              <w:overflowPunct/>
-              <w:topLinePunct w:val="0"/>
-              <w:autoSpaceDE w:val="0"/>
-              <w:autoSpaceDN w:val="0"/>
-              <w:bidi w:val="0"/>
-              <w:adjustRightInd w:val="0"/>
-              <w:snapToGrid w:val="0"/>
-              <w:spacing w:before="120" w:after="120" w:line="288" w:lineRule="auto"/>
-              <w:ind w:left="0"/>
-              <w:jc w:val="left"/>
-              <w:textAlignment w:val="baseline"/>
+            <w:shd w:val="clear" w:color="auto" w:fill="auto"/>
+            <w:tcMar>
+              <w:top w:w="60" w:type="dxa"/>
+              <w:left w:w="120" w:type="dxa"/>
+              <w:bottom w:w="30" w:type="dxa"/>
+              <w:right w:w="120" w:type="dxa"/>
+            </w:tcMar>
+            <w:vAlign w:val="top"/>
+          </w:tcPr>
+          <w:p>
+            <w:pPr>
+              <w:keepNext w:val="0"/>
+              <w:keepLines w:val="0"/>
+              <w:pageBreakBefore w:val="0"/>
+              <w:widowControl w:val="0"/>
+              <w:kinsoku w:val="0"/>
+              <w:wordWrap/>
+              <w:overflowPunct/>
+              <w:topLinePunct w:val="0"/>
+              <w:autoSpaceDE w:val="0"/>
+              <w:autoSpaceDN w:val="0"/>
+              <w:bidi w:val="0"/>
+              <w:adjustRightInd w:val="0"/>
+              <w:snapToGrid w:val="0"/>
+              <w:spacing w:before="120" w:after="120" w:line="288" w:lineRule="auto"/>
+              <w:ind w:left="0" w:leftChars="0"/>
+              <w:jc w:val="left"/>
+              <w:textAlignment w:val="baseline"/>
+              <w:rPr>
+                <w:rFonts w:hint="eastAsia" w:ascii="Arial" w:hAnsi="Arial" w:eastAsia="宋体" w:cs="Arial"/>
+                <w:snapToGrid w:val="0"/>
+                <w:color w:val="000000"/>
+                <w:kern w:val="0"/>
+                <w:sz w:val="21"/>
+                <w:szCs w:val="21"/>
+                <w:lang w:val="en-US" w:eastAsia="zh-CN" w:bidi="ar-SA"/>
+              </w:rPr>
             </w:pPr>
             <w:r>
               <w:rPr>
@@ -11660,32 +11518,43 @@
         <w:tc>
           <w:tcPr>
             <w:tcW w:w="1173" w:type="dxa"/>
-            <w:tcMar>
-              <w:top w:w="60" w:type="dxa"/>
-              <w:left w:w="120" w:type="dxa"/>
-              <w:bottom w:w="30" w:type="dxa"/>
-              <w:right w:w="120" w:type="dxa"/>
-            </w:tcMar>
-          </w:tcPr>
-          <w:p>
-            <w:pPr>
-              <w:keepNext w:val="0"/>
-              <w:keepLines w:val="0"/>
-              <w:pageBreakBefore w:val="0"/>
-              <w:widowControl w:val="0"/>
-              <w:kinsoku w:val="0"/>
-              <w:wordWrap/>
-              <w:overflowPunct/>
-              <w:topLinePunct w:val="0"/>
-              <w:autoSpaceDE w:val="0"/>
-              <w:autoSpaceDN w:val="0"/>
-              <w:bidi w:val="0"/>
-              <w:adjustRightInd w:val="0"/>
-              <w:snapToGrid w:val="0"/>
-              <w:spacing w:before="120" w:after="120" w:line="288" w:lineRule="auto"/>
-              <w:ind w:left="0"/>
-              <w:jc w:val="left"/>
-              <w:textAlignment w:val="baseline"/>
+            <w:shd w:val="clear" w:color="auto" w:fill="auto"/>
+            <w:tcMar>
+              <w:top w:w="60" w:type="dxa"/>
+              <w:left w:w="120" w:type="dxa"/>
+              <w:bottom w:w="30" w:type="dxa"/>
+              <w:right w:w="120" w:type="dxa"/>
+            </w:tcMar>
+            <w:vAlign w:val="top"/>
+          </w:tcPr>
+          <w:p>
+            <w:pPr>
+              <w:keepNext w:val="0"/>
+              <w:keepLines w:val="0"/>
+              <w:pageBreakBefore w:val="0"/>
+              <w:widowControl w:val="0"/>
+              <w:kinsoku w:val="0"/>
+              <w:wordWrap/>
+              <w:overflowPunct/>
+              <w:topLinePunct w:val="0"/>
+              <w:autoSpaceDE w:val="0"/>
+              <w:autoSpaceDN w:val="0"/>
+              <w:bidi w:val="0"/>
+              <w:adjustRightInd w:val="0"/>
+              <w:snapToGrid w:val="0"/>
+              <w:spacing w:before="120" w:after="120" w:line="288" w:lineRule="auto"/>
+              <w:ind w:left="0" w:leftChars="0"/>
+              <w:jc w:val="left"/>
+              <w:textAlignment w:val="baseline"/>
+              <w:rPr>
+                <w:rFonts w:hint="eastAsia" w:ascii="Arial" w:hAnsi="Arial" w:eastAsia="宋体" w:cs="Arial"/>
+                <w:snapToGrid w:val="0"/>
+                <w:color w:val="000000"/>
+                <w:kern w:val="0"/>
+                <w:sz w:val="21"/>
+                <w:szCs w:val="21"/>
+                <w:lang w:val="en-US" w:eastAsia="zh-CN" w:bidi="ar-SA"/>
+              </w:rPr>
             </w:pPr>
             <w:r>
               <w:rPr>
@@ -11700,71 +11569,90 @@
         <w:tc>
           <w:tcPr>
             <w:tcW w:w="1414" w:type="dxa"/>
-            <w:tcMar>
-              <w:top w:w="60" w:type="dxa"/>
-              <w:left w:w="120" w:type="dxa"/>
-              <w:bottom w:w="30" w:type="dxa"/>
-              <w:right w:w="120" w:type="dxa"/>
-            </w:tcMar>
-          </w:tcPr>
-          <w:p>
-            <w:pPr>
-              <w:keepNext w:val="0"/>
-              <w:keepLines w:val="0"/>
-              <w:pageBreakBefore w:val="0"/>
-              <w:widowControl w:val="0"/>
-              <w:kinsoku w:val="0"/>
-              <w:wordWrap/>
-              <w:overflowPunct/>
-              <w:topLinePunct w:val="0"/>
-              <w:autoSpaceDE w:val="0"/>
-              <w:autoSpaceDN w:val="0"/>
-              <w:bidi w:val="0"/>
-              <w:adjustRightInd w:val="0"/>
-              <w:snapToGrid w:val="0"/>
-              <w:spacing w:before="120" w:after="120" w:line="288" w:lineRule="auto"/>
-              <w:ind w:left="0"/>
-              <w:jc w:val="left"/>
-              <w:textAlignment w:val="baseline"/>
-            </w:pPr>
-            <w:r>
-              <w:rPr>
-                <w:rFonts w:ascii="Arial" w:hAnsi="Arial" w:eastAsia="等线" w:cs="Arial"/>
-                <w:sz w:val="22"/>
-              </w:rPr>
-              <w:t>ERP系统运维工程师</w:t>
+            <w:shd w:val="clear" w:color="auto" w:fill="auto"/>
+            <w:tcMar>
+              <w:top w:w="60" w:type="dxa"/>
+              <w:left w:w="120" w:type="dxa"/>
+              <w:bottom w:w="30" w:type="dxa"/>
+              <w:right w:w="120" w:type="dxa"/>
+            </w:tcMar>
+            <w:vAlign w:val="top"/>
+          </w:tcPr>
+          <w:p>
+            <w:pPr>
+              <w:keepNext w:val="0"/>
+              <w:keepLines w:val="0"/>
+              <w:pageBreakBefore w:val="0"/>
+              <w:widowControl w:val="0"/>
+              <w:kinsoku w:val="0"/>
+              <w:wordWrap/>
+              <w:overflowPunct/>
+              <w:topLinePunct w:val="0"/>
+              <w:autoSpaceDE w:val="0"/>
+              <w:autoSpaceDN w:val="0"/>
+              <w:bidi w:val="0"/>
+              <w:adjustRightInd w:val="0"/>
+              <w:snapToGrid w:val="0"/>
+              <w:spacing w:before="120" w:after="120" w:line="288" w:lineRule="auto"/>
+              <w:ind w:left="0" w:leftChars="0"/>
+              <w:jc w:val="left"/>
+              <w:textAlignment w:val="baseline"/>
+              <w:rPr>
+                <w:rFonts w:hint="default" w:ascii="Arial" w:hAnsi="Arial" w:eastAsia="等线" w:cs="Arial"/>
+                <w:sz w:val="22"/>
+                <w:lang w:val="en-US" w:eastAsia="zh-CN"/>
+              </w:rPr>
+            </w:pPr>
+            <w:r>
+              <w:rPr>
+                <w:rFonts w:hint="eastAsia" w:eastAsia="等线" w:cs="Arial"/>
+                <w:sz w:val="22"/>
+                <w:lang w:val="en-US" w:eastAsia="zh-CN"/>
+              </w:rPr>
+              <w:t>电缆应急抢修运维工程师</w:t>
             </w:r>
           </w:p>
         </w:tc>
         <w:tc>
           <w:tcPr>
             <w:tcW w:w="1626" w:type="dxa"/>
-            <w:tcMar>
-              <w:top w:w="60" w:type="dxa"/>
-              <w:left w:w="120" w:type="dxa"/>
-              <w:bottom w:w="30" w:type="dxa"/>
-              <w:right w:w="120" w:type="dxa"/>
-            </w:tcMar>
-          </w:tcPr>
-          <w:p>
-            <w:pPr>
-              <w:keepNext w:val="0"/>
-              <w:keepLines w:val="0"/>
-              <w:pageBreakBefore w:val="0"/>
-              <w:widowControl w:val="0"/>
-              <w:kinsoku w:val="0"/>
-              <w:wordWrap/>
-              <w:overflowPunct/>
-              <w:topLinePunct w:val="0"/>
-              <w:autoSpaceDE w:val="0"/>
-              <w:autoSpaceDN w:val="0"/>
-              <w:bidi w:val="0"/>
-              <w:adjustRightInd w:val="0"/>
-              <w:snapToGrid w:val="0"/>
-              <w:spacing w:before="120" w:after="120" w:line="288" w:lineRule="auto"/>
-              <w:ind w:left="0"/>
-              <w:jc w:val="left"/>
-              <w:textAlignment w:val="baseline"/>
+            <w:shd w:val="clear" w:color="auto" w:fill="auto"/>
+            <w:tcMar>
+              <w:top w:w="60" w:type="dxa"/>
+              <w:left w:w="120" w:type="dxa"/>
+              <w:bottom w:w="30" w:type="dxa"/>
+              <w:right w:w="120" w:type="dxa"/>
+            </w:tcMar>
+            <w:vAlign w:val="top"/>
+          </w:tcPr>
+          <w:p>
+            <w:pPr>
+              <w:keepNext w:val="0"/>
+              <w:keepLines w:val="0"/>
+              <w:pageBreakBefore w:val="0"/>
+              <w:widowControl w:val="0"/>
+              <w:kinsoku w:val="0"/>
+              <w:wordWrap/>
+              <w:overflowPunct/>
+              <w:topLinePunct w:val="0"/>
+              <w:autoSpaceDE w:val="0"/>
+              <w:autoSpaceDN w:val="0"/>
+              <w:bidi w:val="0"/>
+              <w:adjustRightInd w:val="0"/>
+              <w:snapToGrid w:val="0"/>
+              <w:spacing w:before="120" w:after="120" w:line="288" w:lineRule="auto"/>
+              <w:ind w:left="0" w:leftChars="0"/>
+              <w:jc w:val="left"/>
+              <w:textAlignment w:val="baseline"/>
+              <w:rPr>
+                <w:rFonts w:ascii="Arial" w:hAnsi="Arial" w:eastAsia="宋体" w:cs="Arial"/>
+                <w:snapToGrid w:val="0"/>
+                <w:color w:val="000000"/>
+                <w:kern w:val="0"/>
+                <w:sz w:val="21"/>
+                <w:szCs w:val="21"/>
+                <w:lang w:val="en-US" w:eastAsia="en-US" w:bidi="ar-SA"/>
+              </w:rPr>
             </w:pPr>
             <w:r>
               <w:rPr>
@@ -11778,32 +11666,43 @@
         <w:tc>
           <w:tcPr>
             <w:tcW w:w="1694" w:type="dxa"/>
-            <w:tcMar>
-              <w:top w:w="60" w:type="dxa"/>
-              <w:left w:w="120" w:type="dxa"/>
-              <w:bottom w:w="30" w:type="dxa"/>
-              <w:right w:w="120" w:type="dxa"/>
-            </w:tcMar>
-          </w:tcPr>
-          <w:p>
-            <w:pPr>
-              <w:keepNext w:val="0"/>
-              <w:keepLines w:val="0"/>
-              <w:pageBreakBefore w:val="0"/>
-              <w:widowControl w:val="0"/>
-              <w:kinsoku w:val="0"/>
-              <w:wordWrap/>
-              <w:overflowPunct/>
-              <w:topLinePunct w:val="0"/>
-              <w:autoSpaceDE w:val="0"/>
-              <w:autoSpaceDN w:val="0"/>
-              <w:bidi w:val="0"/>
-              <w:adjustRightInd w:val="0"/>
-              <w:snapToGrid w:val="0"/>
-              <w:spacing w:before="120" w:after="120" w:line="288" w:lineRule="auto"/>
-              <w:ind w:left="0"/>
-              <w:jc w:val="left"/>
-              <w:textAlignment w:val="baseline"/>
+            <w:shd w:val="clear" w:color="auto" w:fill="auto"/>
+            <w:tcMar>
+              <w:top w:w="60" w:type="dxa"/>
+              <w:left w:w="120" w:type="dxa"/>
+              <w:bottom w:w="30" w:type="dxa"/>
+              <w:right w:w="120" w:type="dxa"/>
+            </w:tcMar>
+            <w:vAlign w:val="top"/>
+          </w:tcPr>
+          <w:p>
+            <w:pPr>
+              <w:keepNext w:val="0"/>
+              <w:keepLines w:val="0"/>
+              <w:pageBreakBefore w:val="0"/>
+              <w:widowControl w:val="0"/>
+              <w:kinsoku w:val="0"/>
+              <w:wordWrap/>
+              <w:overflowPunct/>
+              <w:topLinePunct w:val="0"/>
+              <w:autoSpaceDE w:val="0"/>
+              <w:autoSpaceDN w:val="0"/>
+              <w:bidi w:val="0"/>
+              <w:adjustRightInd w:val="0"/>
+              <w:snapToGrid w:val="0"/>
+              <w:spacing w:before="120" w:after="120" w:line="288" w:lineRule="auto"/>
+              <w:ind w:left="0" w:leftChars="0"/>
+              <w:jc w:val="left"/>
+              <w:textAlignment w:val="baseline"/>
+              <w:rPr>
+                <w:rFonts w:hint="eastAsia" w:ascii="Arial" w:hAnsi="Arial" w:eastAsia="宋体" w:cs="Arial"/>
+                <w:snapToGrid w:val="0"/>
+                <w:color w:val="000000"/>
+                <w:kern w:val="0"/>
+                <w:sz w:val="21"/>
+                <w:szCs w:val="21"/>
+                <w:lang w:val="en-US" w:eastAsia="zh-CN" w:bidi="ar-SA"/>
+              </w:rPr>
             </w:pPr>
             <w:r>
               <w:rPr>
@@ -11818,39 +11717,65 @@
                 <w:rFonts w:ascii="Arial" w:hAnsi="Arial" w:eastAsia="等线" w:cs="Arial"/>
                 <w:sz w:val="22"/>
               </w:rPr>
-              <w:t>9月</w:t>
+              <w:t>1</w:t>
+            </w:r>
+            <w:r>
+              <w:rPr>
+                <w:rFonts w:hint="eastAsia" w:eastAsia="等线" w:cs="Arial"/>
+                <w:sz w:val="22"/>
+                <w:lang w:val="en-US" w:eastAsia="zh-CN"/>
+              </w:rPr>
+              <w:t>0</w:t>
+            </w:r>
+            <w:r>
+              <w:rPr>
+                <w:rFonts w:ascii="Arial" w:hAnsi="Arial" w:eastAsia="等线" w:cs="Arial"/>
+                <w:sz w:val="22"/>
+              </w:rPr>
+              <w:t>月</w:t>
             </w:r>
           </w:p>
         </w:tc>
         <w:tc>
           <w:tcPr>
             <w:tcW w:w="1213" w:type="dxa"/>
-            <w:tcMar>
-              <w:top w:w="60" w:type="dxa"/>
-              <w:left w:w="120" w:type="dxa"/>
-              <w:bottom w:w="30" w:type="dxa"/>
-              <w:right w:w="120" w:type="dxa"/>
-            </w:tcMar>
-          </w:tcPr>
-          <w:p>
-            <w:pPr>
-              <w:keepNext w:val="0"/>
-              <w:keepLines w:val="0"/>
-              <w:pageBreakBefore w:val="0"/>
-              <w:widowControl w:val="0"/>
-              <w:kinsoku w:val="0"/>
-              <w:wordWrap/>
-              <w:overflowPunct/>
-              <w:topLinePunct w:val="0"/>
-              <w:autoSpaceDE w:val="0"/>
-              <w:autoSpaceDN w:val="0"/>
-              <w:bidi w:val="0"/>
-              <w:adjustRightInd w:val="0"/>
-              <w:snapToGrid w:val="0"/>
-              <w:spacing w:before="120" w:after="120" w:line="288" w:lineRule="auto"/>
-              <w:ind w:left="0"/>
-              <w:jc w:val="left"/>
-              <w:textAlignment w:val="baseline"/>
+            <w:shd w:val="clear" w:color="auto" w:fill="auto"/>
+            <w:tcMar>
+              <w:top w:w="60" w:type="dxa"/>
+              <w:left w:w="120" w:type="dxa"/>
+              <w:bottom w:w="30" w:type="dxa"/>
+              <w:right w:w="120" w:type="dxa"/>
+            </w:tcMar>
+            <w:vAlign w:val="top"/>
+          </w:tcPr>
+          <w:p>
+            <w:pPr>
+              <w:keepNext w:val="0"/>
+              <w:keepLines w:val="0"/>
+              <w:pageBreakBefore w:val="0"/>
+              <w:widowControl w:val="0"/>
+              <w:kinsoku w:val="0"/>
+              <w:wordWrap/>
+              <w:overflowPunct/>
+              <w:topLinePunct w:val="0"/>
+              <w:autoSpaceDE w:val="0"/>
+              <w:autoSpaceDN w:val="0"/>
+              <w:bidi w:val="0"/>
+              <w:adjustRightInd w:val="0"/>
+              <w:snapToGrid w:val="0"/>
+              <w:spacing w:before="120" w:after="120" w:line="288" w:lineRule="auto"/>
+              <w:ind w:left="0" w:leftChars="0"/>
+              <w:jc w:val="left"/>
+              <w:textAlignment w:val="baseline"/>
+              <w:rPr>
+                <w:rFonts w:ascii="Arial" w:hAnsi="Arial" w:eastAsia="宋体" w:cs="Arial"/>
+                <w:snapToGrid w:val="0"/>
+                <w:color w:val="000000"/>
+                <w:kern w:val="0"/>
+                <w:sz w:val="21"/>
+                <w:szCs w:val="21"/>
+                <w:lang w:val="en-US" w:eastAsia="en-US" w:bidi="ar-SA"/>
+              </w:rPr>
             </w:pPr>
             <w:r>
               <w:rPr>
@@ -11889,6 +11814,7 @@
               <w:bottom w:w="30" w:type="dxa"/>
               <w:right w:w="120" w:type="dxa"/>
             </w:tcMar>
+            <w:vAlign w:val="top"/>
           </w:tcPr>
           <w:p>
             <w:pPr>
@@ -11938,6 +11864,7 @@
               <w:bottom w:w="30" w:type="dxa"/>
               <w:right w:w="120" w:type="dxa"/>
             </w:tcMar>
+            <w:vAlign w:val="top"/>
           </w:tcPr>
           <w:p>
             <w:pPr>
@@ -11988,6 +11915,7 @@
               <w:bottom w:w="30" w:type="dxa"/>
               <w:right w:w="120" w:type="dxa"/>
             </w:tcMar>
+            <w:vAlign w:val="top"/>
           </w:tcPr>
           <w:p>
             <w:pPr>
@@ -12020,922 +11948,17 @@
             </w:pPr>
             <w:r>
               <w:rPr>
-                <w:rFonts w:ascii="Arial" w:hAnsi="Arial" w:eastAsia="等线" w:cs="Arial"/>
-                <w:sz w:val="22"/>
-              </w:rPr>
-              <w:t>运行监控运维工程师</w:t>
-            </w:r>
-          </w:p>
-        </w:tc>
-        <w:tc>
-          <w:tcPr>
-            <w:tcW w:w="1626" w:type="dxa"/>
-            <w:shd w:val="clear" w:color="auto" w:fill="auto"/>
-            <w:tcMar>
-              <w:top w:w="60" w:type="dxa"/>
-              <w:left w:w="120" w:type="dxa"/>
-              <w:bottom w:w="30" w:type="dxa"/>
-              <w:right w:w="120" w:type="dxa"/>
-            </w:tcMar>
-          </w:tcPr>
-          <w:p>
-            <w:pPr>
-              <w:keepNext w:val="0"/>
-              <w:keepLines w:val="0"/>
-              <w:pageBreakBefore w:val="0"/>
-              <w:widowControl w:val="0"/>
-              <w:kinsoku w:val="0"/>
-              <w:wordWrap/>
-              <w:overflowPunct/>
-              <w:topLinePunct w:val="0"/>
-              <w:autoSpaceDE w:val="0"/>
-              <w:autoSpaceDN w:val="0"/>
-              <w:bidi w:val="0"/>
-              <w:adjustRightInd w:val="0"/>
-              <w:snapToGrid w:val="0"/>
-              <w:spacing w:before="120" w:after="120" w:line="288" w:lineRule="auto"/>
-              <w:ind w:left="0" w:leftChars="0"/>
-              <w:jc w:val="left"/>
-              <w:textAlignment w:val="baseline"/>
-              <w:rPr>
-                <w:rFonts w:ascii="Arial" w:hAnsi="Arial" w:eastAsia="宋体" w:cs="Arial"/>
-                <w:snapToGrid w:val="0"/>
-                <w:color w:val="000000"/>
-                <w:kern w:val="0"/>
-                <w:sz w:val="21"/>
-                <w:szCs w:val="21"/>
-                <w:lang w:val="en-US" w:eastAsia="en-US" w:bidi="ar-SA"/>
-              </w:rPr>
-            </w:pPr>
-            <w:r>
-              <w:rPr>
-                <w:rFonts w:ascii="Arial" w:hAnsi="Arial" w:eastAsia="等线" w:cs="Arial"/>
-                <w:sz w:val="22"/>
-              </w:rPr>
-              <w:t>1</w:t>
-            </w:r>
-          </w:p>
-        </w:tc>
-        <w:tc>
-          <w:tcPr>
-            <w:tcW w:w="1694" w:type="dxa"/>
-            <w:shd w:val="clear" w:color="auto" w:fill="auto"/>
-            <w:tcMar>
-              <w:top w:w="60" w:type="dxa"/>
-              <w:left w:w="120" w:type="dxa"/>
-              <w:bottom w:w="30" w:type="dxa"/>
-              <w:right w:w="120" w:type="dxa"/>
-            </w:tcMar>
-          </w:tcPr>
-          <w:p>
-            <w:pPr>
-              <w:keepNext w:val="0"/>
-              <w:keepLines w:val="0"/>
-              <w:pageBreakBefore w:val="0"/>
-              <w:widowControl w:val="0"/>
-              <w:kinsoku w:val="0"/>
-              <w:wordWrap/>
-              <w:overflowPunct/>
-              <w:topLinePunct w:val="0"/>
-              <w:autoSpaceDE w:val="0"/>
-              <w:autoSpaceDN w:val="0"/>
-              <w:bidi w:val="0"/>
-              <w:adjustRightInd w:val="0"/>
-              <w:snapToGrid w:val="0"/>
-              <w:spacing w:before="120" w:after="120" w:line="288" w:lineRule="auto"/>
-              <w:ind w:left="0" w:leftChars="0"/>
-              <w:jc w:val="left"/>
-              <w:textAlignment w:val="baseline"/>
-              <w:rPr>
-                <w:rFonts w:ascii="Arial" w:hAnsi="Arial" w:eastAsia="宋体" w:cs="Arial"/>
-                <w:snapToGrid w:val="0"/>
-                <w:color w:val="000000"/>
-                <w:kern w:val="0"/>
-                <w:sz w:val="21"/>
-                <w:szCs w:val="21"/>
-                <w:lang w:val="en-US" w:eastAsia="en-US" w:bidi="ar-SA"/>
-              </w:rPr>
-            </w:pPr>
-            <w:r>
-              <w:rPr>
-                <w:rFonts w:hint="eastAsia" w:eastAsia="等线" w:cs="Arial"/>
-                <w:sz w:val="22"/>
-                <w:lang w:val="en-US" w:eastAsia="zh-CN"/>
-              </w:rPr>
-              <w:t>2025年</w:t>
-            </w:r>
-            <w:r>
-              <w:rPr>
-                <w:rFonts w:ascii="Arial" w:hAnsi="Arial" w:eastAsia="等线" w:cs="Arial"/>
-                <w:sz w:val="22"/>
-              </w:rPr>
-              <w:t>10月</w:t>
-            </w:r>
-          </w:p>
-        </w:tc>
-        <w:tc>
-          <w:tcPr>
-            <w:tcW w:w="1213" w:type="dxa"/>
-            <w:shd w:val="clear" w:color="auto" w:fill="auto"/>
-            <w:tcMar>
-              <w:top w:w="60" w:type="dxa"/>
-              <w:left w:w="120" w:type="dxa"/>
-              <w:bottom w:w="30" w:type="dxa"/>
-              <w:right w:w="120" w:type="dxa"/>
-            </w:tcMar>
-          </w:tcPr>
-          <w:p>
-            <w:pPr>
-              <w:keepNext w:val="0"/>
-              <w:keepLines w:val="0"/>
-              <w:pageBreakBefore w:val="0"/>
-              <w:widowControl w:val="0"/>
-              <w:kinsoku w:val="0"/>
-              <w:wordWrap/>
-              <w:overflowPunct/>
-              <w:topLinePunct w:val="0"/>
-              <w:autoSpaceDE w:val="0"/>
-              <w:autoSpaceDN w:val="0"/>
-              <w:bidi w:val="0"/>
-              <w:adjustRightInd w:val="0"/>
-              <w:snapToGrid w:val="0"/>
-              <w:spacing w:before="120" w:after="120" w:line="288" w:lineRule="auto"/>
-              <w:ind w:left="0" w:leftChars="0"/>
-              <w:jc w:val="left"/>
-              <w:textAlignment w:val="baseline"/>
-              <w:rPr>
-                <w:rFonts w:ascii="Arial" w:hAnsi="Arial" w:eastAsia="宋体" w:cs="Arial"/>
-                <w:snapToGrid w:val="0"/>
-                <w:color w:val="000000"/>
-                <w:kern w:val="0"/>
-                <w:sz w:val="21"/>
-                <w:szCs w:val="21"/>
-                <w:lang w:val="en-US" w:eastAsia="en-US" w:bidi="ar-SA"/>
-              </w:rPr>
-            </w:pPr>
-            <w:r>
-              <w:rPr>
-                <w:rFonts w:ascii="Arial" w:hAnsi="Arial" w:eastAsia="等线" w:cs="Arial"/>
-                <w:sz w:val="22"/>
-              </w:rPr>
-              <w:t>内部选聘</w:t>
-            </w:r>
-          </w:p>
-        </w:tc>
-      </w:tr>
-      <w:tr>
-        <w:tblPrEx>
-          <w:tblBorders>
-            <w:top w:val="single" w:color="auto" w:sz="4" w:space="0"/>
-            <w:left w:val="single" w:color="auto" w:sz="4" w:space="0"/>
-            <w:bottom w:val="single" w:color="auto" w:sz="4" w:space="0"/>
-            <w:right w:val="single" w:color="auto" w:sz="4" w:space="0"/>
-            <w:insideH w:val="single" w:color="auto" w:sz="4" w:space="0"/>
-            <w:insideV w:val="single" w:color="auto" w:sz="4" w:space="0"/>
-          </w:tblBorders>
-          <w:tblCellMar>
-            <w:top w:w="0" w:type="dxa"/>
-            <w:left w:w="10" w:type="dxa"/>
-            <w:bottom w:w="0" w:type="dxa"/>
-            <w:right w:w="10" w:type="dxa"/>
-          </w:tblCellMar>
-        </w:tblPrEx>
-        <w:tc>
-          <w:tcPr>
-            <w:tcW w:w="1160" w:type="dxa"/>
-            <w:tcMar>
-              <w:top w:w="60" w:type="dxa"/>
-              <w:left w:w="120" w:type="dxa"/>
-              <w:bottom w:w="30" w:type="dxa"/>
-              <w:right w:w="120" w:type="dxa"/>
-            </w:tcMar>
-          </w:tcPr>
-          <w:p>
-            <w:pPr>
-              <w:keepNext w:val="0"/>
-              <w:keepLines w:val="0"/>
-              <w:pageBreakBefore w:val="0"/>
-              <w:widowControl w:val="0"/>
-              <w:kinsoku w:val="0"/>
-              <w:wordWrap/>
-              <w:overflowPunct/>
-              <w:topLinePunct w:val="0"/>
-              <w:autoSpaceDE w:val="0"/>
-              <w:autoSpaceDN w:val="0"/>
-              <w:bidi w:val="0"/>
-              <w:adjustRightInd w:val="0"/>
-              <w:snapToGrid w:val="0"/>
-              <w:spacing w:before="120" w:after="120" w:line="288" w:lineRule="auto"/>
-              <w:ind w:left="0"/>
-              <w:jc w:val="left"/>
-              <w:textAlignment w:val="baseline"/>
-            </w:pPr>
-            <w:r>
-              <w:rPr>
-                <w:rFonts w:hint="eastAsia"/>
-                <w:lang w:val="en-US" w:eastAsia="zh-CN"/>
-              </w:rPr>
-              <w:t>操作岗</w:t>
-            </w:r>
-          </w:p>
-        </w:tc>
-        <w:tc>
-          <w:tcPr>
-            <w:tcW w:w="1173" w:type="dxa"/>
-            <w:tcMar>
-              <w:top w:w="60" w:type="dxa"/>
-              <w:left w:w="120" w:type="dxa"/>
-              <w:bottom w:w="30" w:type="dxa"/>
-              <w:right w:w="120" w:type="dxa"/>
-            </w:tcMar>
-          </w:tcPr>
-          <w:p>
-            <w:pPr>
-              <w:keepNext w:val="0"/>
-              <w:keepLines w:val="0"/>
-              <w:pageBreakBefore w:val="0"/>
-              <w:widowControl w:val="0"/>
-              <w:kinsoku w:val="0"/>
-              <w:wordWrap/>
-              <w:overflowPunct/>
-              <w:topLinePunct w:val="0"/>
-              <w:autoSpaceDE w:val="0"/>
-              <w:autoSpaceDN w:val="0"/>
-              <w:bidi w:val="0"/>
-              <w:adjustRightInd w:val="0"/>
-              <w:snapToGrid w:val="0"/>
-              <w:spacing w:before="120" w:after="120" w:line="288" w:lineRule="auto"/>
-              <w:ind w:left="0"/>
-              <w:jc w:val="left"/>
-              <w:textAlignment w:val="baseline"/>
-            </w:pPr>
-            <w:r>
-              <w:rPr>
-                <w:rFonts w:hint="eastAsia" w:eastAsia="等线" w:cs="Arial"/>
-                <w:sz w:val="22"/>
-                <w:lang w:val="en-US" w:eastAsia="zh-CN"/>
-              </w:rPr>
-              <w:t>运维部</w:t>
-            </w:r>
-          </w:p>
-        </w:tc>
-        <w:tc>
-          <w:tcPr>
-            <w:tcW w:w="1414" w:type="dxa"/>
-            <w:tcMar>
-              <w:top w:w="60" w:type="dxa"/>
-              <w:left w:w="120" w:type="dxa"/>
-              <w:bottom w:w="30" w:type="dxa"/>
-              <w:right w:w="120" w:type="dxa"/>
-            </w:tcMar>
-          </w:tcPr>
-          <w:p>
-            <w:pPr>
-              <w:keepNext w:val="0"/>
-              <w:keepLines w:val="0"/>
-              <w:pageBreakBefore w:val="0"/>
-              <w:widowControl w:val="0"/>
-              <w:kinsoku w:val="0"/>
-              <w:wordWrap/>
-              <w:overflowPunct/>
-              <w:topLinePunct w:val="0"/>
-              <w:autoSpaceDE w:val="0"/>
-              <w:autoSpaceDN w:val="0"/>
-              <w:bidi w:val="0"/>
-              <w:adjustRightInd w:val="0"/>
-              <w:snapToGrid w:val="0"/>
-              <w:spacing w:before="120" w:after="120" w:line="288" w:lineRule="auto"/>
-              <w:ind w:left="0"/>
-              <w:jc w:val="left"/>
-              <w:textAlignment w:val="baseline"/>
-            </w:pPr>
-            <w:r>
-              <w:rPr>
-                <w:rFonts w:ascii="Arial" w:hAnsi="Arial" w:eastAsia="等线" w:cs="Arial"/>
-                <w:sz w:val="22"/>
-              </w:rPr>
-              <w:t>数据库运维工程师</w:t>
-            </w:r>
-          </w:p>
-        </w:tc>
-        <w:tc>
-          <w:tcPr>
-            <w:tcW w:w="1626" w:type="dxa"/>
-            <w:tcMar>
-              <w:top w:w="60" w:type="dxa"/>
-              <w:left w:w="120" w:type="dxa"/>
-              <w:bottom w:w="30" w:type="dxa"/>
-              <w:right w:w="120" w:type="dxa"/>
-            </w:tcMar>
-          </w:tcPr>
-          <w:p>
-            <w:pPr>
-              <w:keepNext w:val="0"/>
-              <w:keepLines w:val="0"/>
-              <w:pageBreakBefore w:val="0"/>
-              <w:widowControl w:val="0"/>
-              <w:kinsoku w:val="0"/>
-              <w:wordWrap/>
-              <w:overflowPunct/>
-              <w:topLinePunct w:val="0"/>
-              <w:autoSpaceDE w:val="0"/>
-              <w:autoSpaceDN w:val="0"/>
-              <w:bidi w:val="0"/>
-              <w:adjustRightInd w:val="0"/>
-              <w:snapToGrid w:val="0"/>
-              <w:spacing w:before="120" w:after="120" w:line="288" w:lineRule="auto"/>
-              <w:ind w:left="0"/>
-              <w:jc w:val="left"/>
-              <w:textAlignment w:val="baseline"/>
-            </w:pPr>
-            <w:r>
-              <w:rPr>
-                <w:rFonts w:ascii="Arial" w:hAnsi="Arial" w:eastAsia="等线" w:cs="Arial"/>
-                <w:sz w:val="22"/>
-              </w:rPr>
-              <w:t>1</w:t>
-            </w:r>
-          </w:p>
-        </w:tc>
-        <w:tc>
-          <w:tcPr>
-            <w:tcW w:w="1694" w:type="dxa"/>
-            <w:tcMar>
-              <w:top w:w="60" w:type="dxa"/>
-              <w:left w:w="120" w:type="dxa"/>
-              <w:bottom w:w="30" w:type="dxa"/>
-              <w:right w:w="120" w:type="dxa"/>
-            </w:tcMar>
-          </w:tcPr>
-          <w:p>
-            <w:pPr>
-              <w:keepNext w:val="0"/>
-              <w:keepLines w:val="0"/>
-              <w:pageBreakBefore w:val="0"/>
-              <w:widowControl w:val="0"/>
-              <w:kinsoku w:val="0"/>
-              <w:wordWrap/>
-              <w:overflowPunct/>
-              <w:topLinePunct w:val="0"/>
-              <w:autoSpaceDE w:val="0"/>
-              <w:autoSpaceDN w:val="0"/>
-              <w:bidi w:val="0"/>
-              <w:adjustRightInd w:val="0"/>
-              <w:snapToGrid w:val="0"/>
-              <w:spacing w:before="120" w:after="120" w:line="288" w:lineRule="auto"/>
-              <w:ind w:left="0"/>
-              <w:jc w:val="left"/>
-              <w:textAlignment w:val="baseline"/>
-            </w:pPr>
-            <w:r>
-              <w:rPr>
-                <w:rFonts w:hint="eastAsia" w:eastAsia="等线" w:cs="Arial"/>
-                <w:sz w:val="22"/>
-                <w:lang w:val="en-US" w:eastAsia="zh-CN"/>
-              </w:rPr>
-              <w:t>2025年</w:t>
-            </w:r>
-            <w:r>
-              <w:rPr>
-                <w:rFonts w:ascii="Arial" w:hAnsi="Arial" w:eastAsia="等线" w:cs="Arial"/>
-                <w:sz w:val="22"/>
-              </w:rPr>
-              <w:t>12月</w:t>
-            </w:r>
-          </w:p>
-        </w:tc>
-        <w:tc>
-          <w:tcPr>
-            <w:tcW w:w="1213" w:type="dxa"/>
-            <w:tcMar>
-              <w:top w:w="60" w:type="dxa"/>
-              <w:left w:w="120" w:type="dxa"/>
-              <w:bottom w:w="30" w:type="dxa"/>
-              <w:right w:w="120" w:type="dxa"/>
-            </w:tcMar>
-          </w:tcPr>
-          <w:p>
-            <w:pPr>
-              <w:keepNext w:val="0"/>
-              <w:keepLines w:val="0"/>
-              <w:pageBreakBefore w:val="0"/>
-              <w:widowControl w:val="0"/>
-              <w:kinsoku w:val="0"/>
-              <w:wordWrap/>
-              <w:overflowPunct/>
-              <w:topLinePunct w:val="0"/>
-              <w:autoSpaceDE w:val="0"/>
-              <w:autoSpaceDN w:val="0"/>
-              <w:bidi w:val="0"/>
-              <w:adjustRightInd w:val="0"/>
-              <w:snapToGrid w:val="0"/>
-              <w:spacing w:before="120" w:after="120" w:line="288" w:lineRule="auto"/>
-              <w:ind w:left="0"/>
-              <w:jc w:val="left"/>
-              <w:textAlignment w:val="baseline"/>
-            </w:pPr>
-            <w:r>
-              <w:rPr>
-                <w:rFonts w:ascii="Arial" w:hAnsi="Arial" w:eastAsia="等线" w:cs="Arial"/>
-                <w:sz w:val="22"/>
-              </w:rPr>
-              <w:t>内部选聘</w:t>
-            </w:r>
-          </w:p>
-        </w:tc>
-      </w:tr>
-      <w:tr>
-        <w:tblPrEx>
-          <w:tblBorders>
-            <w:top w:val="single" w:color="auto" w:sz="4" w:space="0"/>
-            <w:left w:val="single" w:color="auto" w:sz="4" w:space="0"/>
-            <w:bottom w:val="single" w:color="auto" w:sz="4" w:space="0"/>
-            <w:right w:val="single" w:color="auto" w:sz="4" w:space="0"/>
-            <w:insideH w:val="single" w:color="auto" w:sz="4" w:space="0"/>
-            <w:insideV w:val="single" w:color="auto" w:sz="4" w:space="0"/>
-          </w:tblBorders>
-          <w:tblCellMar>
-            <w:top w:w="0" w:type="dxa"/>
-            <w:left w:w="10" w:type="dxa"/>
-            <w:bottom w:w="0" w:type="dxa"/>
-            <w:right w:w="10" w:type="dxa"/>
-          </w:tblCellMar>
-        </w:tblPrEx>
-        <w:tc>
-          <w:tcPr>
-            <w:tcW w:w="1160" w:type="dxa"/>
-            <w:shd w:val="clear" w:color="auto" w:fill="auto"/>
-            <w:tcMar>
-              <w:top w:w="60" w:type="dxa"/>
-              <w:left w:w="120" w:type="dxa"/>
-              <w:bottom w:w="30" w:type="dxa"/>
-              <w:right w:w="120" w:type="dxa"/>
-            </w:tcMar>
-            <w:vAlign w:val="top"/>
-          </w:tcPr>
-          <w:p>
-            <w:pPr>
-              <w:keepNext w:val="0"/>
-              <w:keepLines w:val="0"/>
-              <w:pageBreakBefore w:val="0"/>
-              <w:widowControl w:val="0"/>
-              <w:kinsoku w:val="0"/>
-              <w:wordWrap/>
-              <w:overflowPunct/>
-              <w:topLinePunct w:val="0"/>
-              <w:autoSpaceDE w:val="0"/>
-              <w:autoSpaceDN w:val="0"/>
-              <w:bidi w:val="0"/>
-              <w:adjustRightInd w:val="0"/>
-              <w:snapToGrid w:val="0"/>
-              <w:spacing w:before="120" w:after="120" w:line="288" w:lineRule="auto"/>
-              <w:ind w:left="0" w:leftChars="0"/>
-              <w:jc w:val="left"/>
-              <w:textAlignment w:val="baseline"/>
-              <w:rPr>
-                <w:rFonts w:hint="eastAsia" w:ascii="Arial" w:hAnsi="Arial" w:eastAsia="宋体" w:cs="Arial"/>
-                <w:snapToGrid w:val="0"/>
-                <w:color w:val="000000"/>
-                <w:kern w:val="0"/>
-                <w:sz w:val="21"/>
-                <w:szCs w:val="21"/>
-                <w:lang w:val="en-US" w:eastAsia="zh-CN" w:bidi="ar-SA"/>
-              </w:rPr>
-            </w:pPr>
-            <w:r>
-              <w:rPr>
-                <w:rFonts w:hint="eastAsia"/>
-                <w:lang w:val="en-US" w:eastAsia="zh-CN"/>
-              </w:rPr>
-              <w:t>操作岗</w:t>
-            </w:r>
-          </w:p>
-        </w:tc>
-        <w:tc>
-          <w:tcPr>
-            <w:tcW w:w="1173" w:type="dxa"/>
-            <w:shd w:val="clear" w:color="auto" w:fill="auto"/>
-            <w:tcMar>
-              <w:top w:w="60" w:type="dxa"/>
-              <w:left w:w="120" w:type="dxa"/>
-              <w:bottom w:w="30" w:type="dxa"/>
-              <w:right w:w="120" w:type="dxa"/>
-            </w:tcMar>
-            <w:vAlign w:val="top"/>
-          </w:tcPr>
-          <w:p>
-            <w:pPr>
-              <w:keepNext w:val="0"/>
-              <w:keepLines w:val="0"/>
-              <w:pageBreakBefore w:val="0"/>
-              <w:widowControl w:val="0"/>
-              <w:kinsoku w:val="0"/>
-              <w:wordWrap/>
-              <w:overflowPunct/>
-              <w:topLinePunct w:val="0"/>
-              <w:autoSpaceDE w:val="0"/>
-              <w:autoSpaceDN w:val="0"/>
-              <w:bidi w:val="0"/>
-              <w:adjustRightInd w:val="0"/>
-              <w:snapToGrid w:val="0"/>
-              <w:spacing w:before="120" w:after="120" w:line="288" w:lineRule="auto"/>
-              <w:ind w:left="0" w:leftChars="0"/>
-              <w:jc w:val="left"/>
-              <w:textAlignment w:val="baseline"/>
-              <w:rPr>
-                <w:rFonts w:hint="eastAsia" w:ascii="Arial" w:hAnsi="Arial" w:eastAsia="宋体" w:cs="Arial"/>
-                <w:snapToGrid w:val="0"/>
-                <w:color w:val="000000"/>
-                <w:kern w:val="0"/>
-                <w:sz w:val="21"/>
-                <w:szCs w:val="21"/>
-                <w:lang w:val="en-US" w:eastAsia="zh-CN" w:bidi="ar-SA"/>
-              </w:rPr>
-            </w:pPr>
-            <w:r>
-              <w:rPr>
-                <w:rFonts w:hint="eastAsia" w:eastAsia="等线" w:cs="Arial"/>
-                <w:sz w:val="22"/>
-                <w:lang w:val="en-US" w:eastAsia="zh-CN"/>
-              </w:rPr>
-              <w:t>运维部</w:t>
-            </w:r>
-          </w:p>
-        </w:tc>
-        <w:tc>
-          <w:tcPr>
-            <w:tcW w:w="1414" w:type="dxa"/>
-            <w:shd w:val="clear" w:color="auto" w:fill="auto"/>
-            <w:tcMar>
-              <w:top w:w="60" w:type="dxa"/>
-              <w:left w:w="120" w:type="dxa"/>
-              <w:bottom w:w="30" w:type="dxa"/>
-              <w:right w:w="120" w:type="dxa"/>
-            </w:tcMar>
-            <w:vAlign w:val="top"/>
-          </w:tcPr>
-          <w:p>
-            <w:pPr>
-              <w:keepNext w:val="0"/>
-              <w:keepLines w:val="0"/>
-              <w:pageBreakBefore w:val="0"/>
-              <w:widowControl w:val="0"/>
-              <w:kinsoku w:val="0"/>
-              <w:wordWrap/>
-              <w:overflowPunct/>
-              <w:topLinePunct w:val="0"/>
-              <w:autoSpaceDE w:val="0"/>
-              <w:autoSpaceDN w:val="0"/>
-              <w:bidi w:val="0"/>
-              <w:adjustRightInd w:val="0"/>
-              <w:snapToGrid w:val="0"/>
-              <w:spacing w:before="120" w:after="120" w:line="288" w:lineRule="auto"/>
-              <w:ind w:left="0" w:leftChars="0"/>
-              <w:jc w:val="left"/>
-              <w:textAlignment w:val="baseline"/>
-              <w:rPr>
-                <w:rFonts w:ascii="Arial" w:hAnsi="Arial" w:eastAsia="宋体" w:cs="Arial"/>
-                <w:snapToGrid w:val="0"/>
-                <w:color w:val="000000"/>
-                <w:kern w:val="0"/>
-                <w:sz w:val="21"/>
-                <w:szCs w:val="21"/>
-                <w:lang w:val="en-US" w:eastAsia="en-US" w:bidi="ar-SA"/>
-              </w:rPr>
-            </w:pPr>
-            <w:r>
-              <w:rPr>
-                <w:rFonts w:ascii="Arial" w:hAnsi="Arial" w:eastAsia="等线" w:cs="Arial"/>
-                <w:sz w:val="22"/>
-              </w:rPr>
-              <w:t>应急通信运维工程师</w:t>
-            </w:r>
-          </w:p>
-        </w:tc>
-        <w:tc>
-          <w:tcPr>
-            <w:tcW w:w="1626" w:type="dxa"/>
-            <w:shd w:val="clear" w:color="auto" w:fill="auto"/>
-            <w:tcMar>
-              <w:top w:w="60" w:type="dxa"/>
-              <w:left w:w="120" w:type="dxa"/>
-              <w:bottom w:w="30" w:type="dxa"/>
-              <w:right w:w="120" w:type="dxa"/>
-            </w:tcMar>
-            <w:vAlign w:val="top"/>
-          </w:tcPr>
-          <w:p>
-            <w:pPr>
-              <w:keepNext w:val="0"/>
-              <w:keepLines w:val="0"/>
-              <w:pageBreakBefore w:val="0"/>
-              <w:widowControl w:val="0"/>
-              <w:kinsoku w:val="0"/>
-              <w:wordWrap/>
-              <w:overflowPunct/>
-              <w:topLinePunct w:val="0"/>
-              <w:autoSpaceDE w:val="0"/>
-              <w:autoSpaceDN w:val="0"/>
-              <w:bidi w:val="0"/>
-              <w:adjustRightInd w:val="0"/>
-              <w:snapToGrid w:val="0"/>
-              <w:spacing w:before="120" w:after="120" w:line="288" w:lineRule="auto"/>
-              <w:ind w:left="0" w:leftChars="0"/>
-              <w:jc w:val="left"/>
-              <w:textAlignment w:val="baseline"/>
-              <w:rPr>
-                <w:rFonts w:ascii="Arial" w:hAnsi="Arial" w:eastAsia="宋体" w:cs="Arial"/>
-                <w:snapToGrid w:val="0"/>
-                <w:color w:val="000000"/>
-                <w:kern w:val="0"/>
-                <w:sz w:val="21"/>
-                <w:szCs w:val="21"/>
-                <w:lang w:val="en-US" w:eastAsia="en-US" w:bidi="ar-SA"/>
-              </w:rPr>
-            </w:pPr>
-            <w:r>
-              <w:rPr>
-                <w:rFonts w:ascii="Arial" w:hAnsi="Arial" w:eastAsia="等线" w:cs="Arial"/>
-                <w:sz w:val="22"/>
-              </w:rPr>
-              <w:t>1</w:t>
-            </w:r>
-          </w:p>
-        </w:tc>
-        <w:tc>
-          <w:tcPr>
-            <w:tcW w:w="1694" w:type="dxa"/>
-            <w:shd w:val="clear" w:color="auto" w:fill="auto"/>
-            <w:tcMar>
-              <w:top w:w="60" w:type="dxa"/>
-              <w:left w:w="120" w:type="dxa"/>
-              <w:bottom w:w="30" w:type="dxa"/>
-              <w:right w:w="120" w:type="dxa"/>
-            </w:tcMar>
-            <w:vAlign w:val="top"/>
-          </w:tcPr>
-          <w:p>
-            <w:pPr>
-              <w:keepNext w:val="0"/>
-              <w:keepLines w:val="0"/>
-              <w:pageBreakBefore w:val="0"/>
-              <w:widowControl w:val="0"/>
-              <w:kinsoku w:val="0"/>
-              <w:wordWrap/>
-              <w:overflowPunct/>
-              <w:topLinePunct w:val="0"/>
-              <w:autoSpaceDE w:val="0"/>
-              <w:autoSpaceDN w:val="0"/>
-              <w:bidi w:val="0"/>
-              <w:adjustRightInd w:val="0"/>
-              <w:snapToGrid w:val="0"/>
-              <w:spacing w:before="120" w:after="120" w:line="288" w:lineRule="auto"/>
-              <w:ind w:left="0" w:leftChars="0"/>
-              <w:jc w:val="left"/>
-              <w:textAlignment w:val="baseline"/>
-              <w:rPr>
-                <w:rFonts w:hint="eastAsia" w:ascii="Arial" w:hAnsi="Arial" w:eastAsia="宋体" w:cs="Arial"/>
-                <w:snapToGrid w:val="0"/>
-                <w:color w:val="000000"/>
-                <w:kern w:val="0"/>
-                <w:sz w:val="21"/>
-                <w:szCs w:val="21"/>
-                <w:lang w:val="en-US" w:eastAsia="zh-CN" w:bidi="ar-SA"/>
-              </w:rPr>
-            </w:pPr>
-            <w:r>
-              <w:rPr>
-                <w:rFonts w:hint="eastAsia" w:eastAsia="等线" w:cs="Arial"/>
-                <w:sz w:val="22"/>
-                <w:lang w:val="en-US" w:eastAsia="zh-CN"/>
-              </w:rPr>
-              <w:t>2026年</w:t>
-            </w:r>
-            <w:r>
-              <w:rPr>
-                <w:rFonts w:ascii="Arial" w:hAnsi="Arial" w:eastAsia="等线" w:cs="Arial"/>
-                <w:sz w:val="22"/>
-              </w:rPr>
-              <w:t>1月</w:t>
-            </w:r>
-          </w:p>
-        </w:tc>
-        <w:tc>
-          <w:tcPr>
-            <w:tcW w:w="1213" w:type="dxa"/>
-            <w:shd w:val="clear" w:color="auto" w:fill="auto"/>
-            <w:tcMar>
-              <w:top w:w="60" w:type="dxa"/>
-              <w:left w:w="120" w:type="dxa"/>
-              <w:bottom w:w="30" w:type="dxa"/>
-              <w:right w:w="120" w:type="dxa"/>
-            </w:tcMar>
-            <w:vAlign w:val="top"/>
-          </w:tcPr>
-          <w:p>
-            <w:pPr>
-              <w:keepNext w:val="0"/>
-              <w:keepLines w:val="0"/>
-              <w:pageBreakBefore w:val="0"/>
-              <w:widowControl w:val="0"/>
-              <w:kinsoku w:val="0"/>
-              <w:wordWrap/>
-              <w:overflowPunct/>
-              <w:topLinePunct w:val="0"/>
-              <w:autoSpaceDE w:val="0"/>
-              <w:autoSpaceDN w:val="0"/>
-              <w:bidi w:val="0"/>
-              <w:adjustRightInd w:val="0"/>
-              <w:snapToGrid w:val="0"/>
-              <w:spacing w:before="120" w:after="120" w:line="288" w:lineRule="auto"/>
-              <w:ind w:left="0" w:leftChars="0"/>
-              <w:jc w:val="left"/>
-              <w:textAlignment w:val="baseline"/>
-              <w:rPr>
-                <w:rFonts w:ascii="Arial" w:hAnsi="Arial" w:eastAsia="宋体" w:cs="Arial"/>
-                <w:snapToGrid w:val="0"/>
-                <w:color w:val="000000"/>
-                <w:kern w:val="0"/>
-                <w:sz w:val="21"/>
-                <w:szCs w:val="21"/>
-                <w:lang w:val="en-US" w:eastAsia="en-US" w:bidi="ar-SA"/>
-              </w:rPr>
-            </w:pPr>
-            <w:r>
-              <w:rPr>
-                <w:rFonts w:ascii="Arial" w:hAnsi="Arial" w:eastAsia="等线" w:cs="Arial"/>
-                <w:sz w:val="22"/>
-              </w:rPr>
-              <w:t>内部选聘</w:t>
-            </w:r>
-          </w:p>
-        </w:tc>
-      </w:tr>
-      <w:tr>
-        <w:tblPrEx>
-          <w:tblBorders>
-            <w:top w:val="single" w:color="auto" w:sz="4" w:space="0"/>
-            <w:left w:val="single" w:color="auto" w:sz="4" w:space="0"/>
-            <w:bottom w:val="single" w:color="auto" w:sz="4" w:space="0"/>
-            <w:right w:val="single" w:color="auto" w:sz="4" w:space="0"/>
-            <w:insideH w:val="single" w:color="auto" w:sz="4" w:space="0"/>
-            <w:insideV w:val="single" w:color="auto" w:sz="4" w:space="0"/>
-          </w:tblBorders>
-          <w:tblCellMar>
-            <w:top w:w="0" w:type="dxa"/>
-            <w:left w:w="10" w:type="dxa"/>
-            <w:bottom w:w="0" w:type="dxa"/>
-            <w:right w:w="10" w:type="dxa"/>
-          </w:tblCellMar>
-        </w:tblPrEx>
-        <w:tc>
-          <w:tcPr>
-            <w:tcW w:w="1160" w:type="dxa"/>
-            <w:shd w:val="clear" w:color="auto" w:fill="auto"/>
-            <w:tcMar>
-              <w:top w:w="60" w:type="dxa"/>
-              <w:left w:w="120" w:type="dxa"/>
-              <w:bottom w:w="30" w:type="dxa"/>
-              <w:right w:w="120" w:type="dxa"/>
-            </w:tcMar>
-            <w:vAlign w:val="top"/>
-          </w:tcPr>
-          <w:p>
-            <w:pPr>
-              <w:keepNext w:val="0"/>
-              <w:keepLines w:val="0"/>
-              <w:pageBreakBefore w:val="0"/>
-              <w:widowControl w:val="0"/>
-              <w:kinsoku w:val="0"/>
-              <w:wordWrap/>
-              <w:overflowPunct/>
-              <w:topLinePunct w:val="0"/>
-              <w:autoSpaceDE w:val="0"/>
-              <w:autoSpaceDN w:val="0"/>
-              <w:bidi w:val="0"/>
-              <w:adjustRightInd w:val="0"/>
-              <w:snapToGrid w:val="0"/>
-              <w:spacing w:before="120" w:after="120" w:line="288" w:lineRule="auto"/>
-              <w:ind w:left="0" w:leftChars="0"/>
-              <w:jc w:val="left"/>
-              <w:textAlignment w:val="baseline"/>
-              <w:rPr>
-                <w:rFonts w:hint="eastAsia" w:ascii="Arial" w:hAnsi="Arial" w:eastAsia="宋体" w:cs="Arial"/>
-                <w:snapToGrid w:val="0"/>
-                <w:color w:val="000000"/>
-                <w:kern w:val="0"/>
-                <w:sz w:val="21"/>
-                <w:szCs w:val="21"/>
-                <w:lang w:val="en-US" w:eastAsia="zh-CN" w:bidi="ar-SA"/>
-              </w:rPr>
-            </w:pPr>
-            <w:r>
-              <w:rPr>
-                <w:rFonts w:hint="eastAsia"/>
-                <w:lang w:val="en-US" w:eastAsia="zh-CN"/>
-              </w:rPr>
-              <w:t>操作岗</w:t>
-            </w:r>
-          </w:p>
-        </w:tc>
-        <w:tc>
-          <w:tcPr>
-            <w:tcW w:w="1173" w:type="dxa"/>
-            <w:shd w:val="clear" w:color="auto" w:fill="auto"/>
-            <w:tcMar>
-              <w:top w:w="60" w:type="dxa"/>
-              <w:left w:w="120" w:type="dxa"/>
-              <w:bottom w:w="30" w:type="dxa"/>
-              <w:right w:w="120" w:type="dxa"/>
-            </w:tcMar>
-            <w:vAlign w:val="top"/>
-          </w:tcPr>
-          <w:p>
-            <w:pPr>
-              <w:keepNext w:val="0"/>
-              <w:keepLines w:val="0"/>
-              <w:pageBreakBefore w:val="0"/>
-              <w:widowControl w:val="0"/>
-              <w:kinsoku w:val="0"/>
-              <w:wordWrap/>
-              <w:overflowPunct/>
-              <w:topLinePunct w:val="0"/>
-              <w:autoSpaceDE w:val="0"/>
-              <w:autoSpaceDN w:val="0"/>
-              <w:bidi w:val="0"/>
-              <w:adjustRightInd w:val="0"/>
-              <w:snapToGrid w:val="0"/>
-              <w:spacing w:before="120" w:after="120" w:line="288" w:lineRule="auto"/>
-              <w:ind w:left="0" w:leftChars="0"/>
-              <w:jc w:val="left"/>
-              <w:textAlignment w:val="baseline"/>
-              <w:rPr>
-                <w:rFonts w:hint="eastAsia" w:ascii="Arial" w:hAnsi="Arial" w:eastAsia="宋体" w:cs="Arial"/>
-                <w:snapToGrid w:val="0"/>
-                <w:color w:val="000000"/>
-                <w:kern w:val="0"/>
-                <w:sz w:val="21"/>
-                <w:szCs w:val="21"/>
-                <w:lang w:val="en-US" w:eastAsia="zh-CN" w:bidi="ar-SA"/>
-              </w:rPr>
-            </w:pPr>
-            <w:r>
-              <w:rPr>
-                <w:rFonts w:hint="eastAsia" w:eastAsia="等线" w:cs="Arial"/>
-                <w:sz w:val="22"/>
-                <w:lang w:val="en-US" w:eastAsia="zh-CN"/>
-              </w:rPr>
-              <w:t>运维部</w:t>
-            </w:r>
-          </w:p>
-        </w:tc>
-        <w:tc>
-          <w:tcPr>
-            <w:tcW w:w="1414" w:type="dxa"/>
-            <w:shd w:val="clear" w:color="auto" w:fill="auto"/>
-            <w:tcMar>
-              <w:top w:w="60" w:type="dxa"/>
-              <w:left w:w="120" w:type="dxa"/>
-              <w:bottom w:w="30" w:type="dxa"/>
-              <w:right w:w="120" w:type="dxa"/>
-            </w:tcMar>
-            <w:vAlign w:val="top"/>
-          </w:tcPr>
-          <w:p>
-            <w:pPr>
-              <w:keepNext w:val="0"/>
-              <w:keepLines w:val="0"/>
-              <w:pageBreakBefore w:val="0"/>
-              <w:widowControl w:val="0"/>
-              <w:kinsoku w:val="0"/>
-              <w:wordWrap/>
-              <w:overflowPunct/>
-              <w:topLinePunct w:val="0"/>
-              <w:autoSpaceDE w:val="0"/>
-              <w:autoSpaceDN w:val="0"/>
-              <w:bidi w:val="0"/>
-              <w:adjustRightInd w:val="0"/>
-              <w:snapToGrid w:val="0"/>
-              <w:spacing w:before="120" w:after="120" w:line="288" w:lineRule="auto"/>
-              <w:ind w:left="0" w:leftChars="0"/>
-              <w:jc w:val="left"/>
-              <w:textAlignment w:val="baseline"/>
-              <w:rPr>
-                <w:rFonts w:ascii="Arial" w:hAnsi="Arial" w:eastAsia="宋体" w:cs="Arial"/>
-                <w:snapToGrid w:val="0"/>
-                <w:color w:val="000000"/>
-                <w:kern w:val="0"/>
-                <w:sz w:val="21"/>
-                <w:szCs w:val="21"/>
-                <w:lang w:val="en-US" w:eastAsia="en-US" w:bidi="ar-SA"/>
-              </w:rPr>
-            </w:pPr>
-            <w:r>
-              <w:rPr>
-                <w:rFonts w:ascii="Arial" w:hAnsi="Arial" w:eastAsia="等线" w:cs="Arial"/>
-                <w:sz w:val="22"/>
-              </w:rPr>
-              <w:t>传输设备运维工程师</w:t>
+                <w:rFonts w:ascii="Helvetica" w:hAnsi="Helvetica" w:eastAsia="Helvetica" w:cs="Helvetica"/>
+                <w:i w:val="0"/>
+                <w:iCs w:val="0"/>
+                <w:caps w:val="0"/>
+                <w:color w:val="333333"/>
+                <w:spacing w:val="0"/>
+                <w:sz w:val="24"/>
+                <w:szCs w:val="24"/>
+                <w:shd w:val="clear" w:fill="FFFFFF"/>
+              </w:rPr>
+              <w:t>电缆在线监测运维工程师</w:t>
             </w:r>
           </w:p>
         </w:tc>
@@ -13514,13 +12537,18 @@
               <w:ind w:left="0"/>
               <w:jc w:val="left"/>
               <w:textAlignment w:val="baseline"/>
-            </w:pPr>
-            <w:r>
-              <w:rPr>
-                <w:rFonts w:ascii="Arial" w:hAnsi="Arial" w:eastAsia="等线" w:cs="Arial"/>
-                <w:sz w:val="22"/>
-              </w:rPr>
-              <w:t>8</w:t>
+              <w:rPr>
+                <w:rFonts w:hint="eastAsia" w:eastAsia="宋体"/>
+                <w:lang w:eastAsia="zh-CN"/>
+              </w:rPr>
+            </w:pPr>
+            <w:r>
+              <w:rPr>
+                <w:rFonts w:hint="eastAsia" w:eastAsia="等线" w:cs="Arial"/>
+                <w:sz w:val="22"/>
+                <w:lang w:val="en-US" w:eastAsia="zh-CN"/>
+              </w:rPr>
+              <w:t>5</w:t>
             </w:r>
           </w:p>
         </w:tc>
@@ -14118,7 +13146,7 @@
               <w:widowControl w:val="0"/>
               <w:numPr>
                 <w:ilvl w:val="0"/>
-                <w:numId w:val="2"/>
+                <w:numId w:val="4"/>
               </w:numPr>
               <w:kinsoku w:val="0"/>
               <w:wordWrap/>
@@ -14480,7 +13508,7 @@
               <w:widowControl w:val="0"/>
               <w:numPr>
                 <w:ilvl w:val="0"/>
-                <w:numId w:val="2"/>
+                <w:numId w:val="4"/>
               </w:numPr>
               <w:kinsoku w:val="0"/>
               <w:wordWrap/>
@@ -14776,7 +13804,7 @@
               <w:widowControl w:val="0"/>
               <w:numPr>
                 <w:ilvl w:val="0"/>
-                <w:numId w:val="2"/>
+                <w:numId w:val="4"/>
               </w:numPr>
               <w:kinsoku w:val="0"/>
               <w:wordWrap/>
@@ -15072,7 +14100,7 @@
               <w:widowControl w:val="0"/>
               <w:numPr>
                 <w:ilvl w:val="0"/>
-                <w:numId w:val="2"/>
+                <w:numId w:val="4"/>
               </w:numPr>
               <w:kinsoku w:val="0"/>
               <w:wordWrap/>
@@ -15432,7 +14460,7 @@
               <w:widowControl w:val="0"/>
               <w:numPr>
                 <w:ilvl w:val="0"/>
-                <w:numId w:val="2"/>
+                <w:numId w:val="4"/>
               </w:numPr>
               <w:kinsoku w:val="0"/>
               <w:wordWrap/>
@@ -15798,7 +14826,7 @@
               <w:widowControl w:val="0"/>
               <w:numPr>
                 <w:ilvl w:val="0"/>
-                <w:numId w:val="2"/>
+                <w:numId w:val="4"/>
               </w:numPr>
               <w:kinsoku w:val="0"/>
               <w:wordWrap/>
@@ -16164,7 +15192,7 @@
               <w:widowControl w:val="0"/>
               <w:numPr>
                 <w:ilvl w:val="0"/>
-                <w:numId w:val="2"/>
+                <w:numId w:val="4"/>
               </w:numPr>
               <w:kinsoku w:val="0"/>
               <w:wordWrap/>
@@ -16530,7 +15558,7 @@
               <w:widowControl w:val="0"/>
               <w:numPr>
                 <w:ilvl w:val="0"/>
-                <w:numId w:val="2"/>
+                <w:numId w:val="4"/>
               </w:numPr>
               <w:kinsoku w:val="0"/>
               <w:wordWrap/>
@@ -16896,7 +15924,7 @@
               <w:widowControl w:val="0"/>
               <w:numPr>
                 <w:ilvl w:val="0"/>
-                <w:numId w:val="2"/>
+                <w:numId w:val="4"/>
               </w:numPr>
               <w:kinsoku w:val="0"/>
               <w:wordWrap/>
@@ -17262,7 +16290,7 @@
               <w:widowControl w:val="0"/>
               <w:numPr>
                 <w:ilvl w:val="0"/>
-                <w:numId w:val="2"/>
+                <w:numId w:val="4"/>
               </w:numPr>
               <w:kinsoku w:val="0"/>
               <w:wordWrap/>
@@ -17628,7 +16656,7 @@
               <w:widowControl w:val="0"/>
               <w:numPr>
                 <w:ilvl w:val="0"/>
-                <w:numId w:val="2"/>
+                <w:numId w:val="4"/>
               </w:numPr>
               <w:kinsoku w:val="0"/>
               <w:wordWrap/>
@@ -17924,7 +16952,7 @@
               <w:widowControl w:val="0"/>
               <w:numPr>
                 <w:ilvl w:val="0"/>
-                <w:numId w:val="2"/>
+                <w:numId w:val="4"/>
               </w:numPr>
               <w:kinsoku w:val="0"/>
               <w:wordWrap/>
@@ -18286,7 +17314,7 @@
               <w:widowControl w:val="0"/>
               <w:numPr>
                 <w:ilvl w:val="0"/>
-                <w:numId w:val="2"/>
+                <w:numId w:val="4"/>
               </w:numPr>
               <w:kinsoku w:val="0"/>
               <w:wordWrap/>
@@ -18648,7 +17676,7 @@
               <w:widowControl w:val="0"/>
               <w:numPr>
                 <w:ilvl w:val="0"/>
-                <w:numId w:val="2"/>
+                <w:numId w:val="4"/>
               </w:numPr>
               <w:kinsoku w:val="0"/>
               <w:wordWrap/>
@@ -18944,7 +17972,7 @@
               <w:widowControl w:val="0"/>
               <w:numPr>
                 <w:ilvl w:val="0"/>
-                <w:numId w:val="2"/>
+                <w:numId w:val="4"/>
               </w:numPr>
               <w:kinsoku w:val="0"/>
               <w:wordWrap/>
@@ -19240,7 +18268,7 @@
               <w:widowControl w:val="0"/>
               <w:numPr>
                 <w:ilvl w:val="0"/>
-                <w:numId w:val="2"/>
+                <w:numId w:val="4"/>
               </w:numPr>
               <w:kinsoku w:val="0"/>
               <w:wordWrap/>
@@ -19536,7 +18564,7 @@
               <w:widowControl w:val="0"/>
               <w:numPr>
                 <w:ilvl w:val="0"/>
-                <w:numId w:val="2"/>
+                <w:numId w:val="4"/>
               </w:numPr>
               <w:kinsoku w:val="0"/>
               <w:wordWrap/>
@@ -19832,7 +18860,7 @@
               <w:widowControl w:val="0"/>
               <w:numPr>
                 <w:ilvl w:val="0"/>
-                <w:numId w:val="2"/>
+                <w:numId w:val="4"/>
               </w:numPr>
               <w:kinsoku w:val="0"/>
               <w:wordWrap/>
@@ -20194,7 +19222,7 @@
               <w:widowControl w:val="0"/>
               <w:numPr>
                 <w:ilvl w:val="0"/>
-                <w:numId w:val="2"/>
+                <w:numId w:val="4"/>
               </w:numPr>
               <w:kinsoku w:val="0"/>
               <w:wordWrap/>
@@ -20556,7 +19584,7 @@
               <w:widowControl w:val="0"/>
               <w:numPr>
                 <w:ilvl w:val="0"/>
-                <w:numId w:val="2"/>
+                <w:numId w:val="4"/>
               </w:numPr>
               <w:kinsoku w:val="0"/>
               <w:wordWrap/>
@@ -20918,7 +19946,7 @@
               <w:widowControl w:val="0"/>
               <w:numPr>
                 <w:ilvl w:val="0"/>
-                <w:numId w:val="2"/>
+                <w:numId w:val="4"/>
               </w:numPr>
               <w:kinsoku w:val="0"/>
               <w:wordWrap/>
@@ -21280,7 +20308,7 @@
               <w:widowControl w:val="0"/>
               <w:numPr>
                 <w:ilvl w:val="0"/>
-                <w:numId w:val="2"/>
+                <w:numId w:val="4"/>
               </w:numPr>
               <w:kinsoku w:val="0"/>
               <w:wordWrap/>
@@ -21380,21 +20408,22 @@
               <w:jc w:val="left"/>
               <w:textAlignment w:val="baseline"/>
               <w:rPr>
-                <w:rFonts w:ascii="Arial" w:hAnsi="Arial" w:eastAsia="宋体" w:cs="Arial"/>
+                <w:rFonts w:hint="default" w:ascii="Arial" w:hAnsi="Arial" w:eastAsia="等线" w:cs="Arial"/>
                 <w:snapToGrid w:val="0"/>
                 <w:color w:val="000000"/>
                 <w:kern w:val="0"/>
                 <w:sz w:val="21"/>
                 <w:szCs w:val="21"/>
-                <w:lang w:val="en-US" w:eastAsia="en-US" w:bidi="ar-SA"/>
-              </w:rPr>
-            </w:pPr>
-            <w:r>
-              <w:rPr>
-                <w:rFonts w:ascii="Arial" w:hAnsi="Arial" w:eastAsia="等线" w:cs="Arial"/>
-                <w:sz w:val="22"/>
-              </w:rPr>
-              <w:t>黑麋峰抽水蓄能电站调度通信系统介绍</w:t>
+                <w:lang w:val="en-US" w:eastAsia="zh-CN" w:bidi="ar-SA"/>
+              </w:rPr>
+            </w:pPr>
+            <w:r>
+              <w:rPr>
+                <w:rFonts w:hint="eastAsia" w:eastAsia="等线" w:cs="Arial"/>
+                <w:sz w:val="22"/>
+                <w:lang w:val="en-US" w:eastAsia="zh-CN"/>
+              </w:rPr>
+              <w:t>电缆故障测巡与诊断培训</w:t>
             </w:r>
           </w:p>
         </w:tc>
@@ -21642,7 +20671,7 @@
               <w:widowControl w:val="0"/>
               <w:numPr>
                 <w:ilvl w:val="0"/>
-                <w:numId w:val="2"/>
+                <w:numId w:val="4"/>
               </w:numPr>
               <w:kinsoku w:val="0"/>
               <w:wordWrap/>
@@ -22004,7 +21033,7 @@
               <w:widowControl w:val="0"/>
               <w:numPr>
                 <w:ilvl w:val="0"/>
-                <w:numId w:val="2"/>
+                <w:numId w:val="4"/>
               </w:numPr>
               <w:kinsoku w:val="0"/>
               <w:wordWrap/>
@@ -22300,7 +21329,7 @@
               <w:widowControl w:val="0"/>
               <w:numPr>
                 <w:ilvl w:val="0"/>
-                <w:numId w:val="2"/>
+                <w:numId w:val="4"/>
               </w:numPr>
               <w:kinsoku w:val="0"/>
               <w:wordWrap/>
@@ -22596,7 +21625,7 @@
               <w:widowControl w:val="0"/>
               <w:numPr>
                 <w:ilvl w:val="0"/>
-                <w:numId w:val="2"/>
+                <w:numId w:val="4"/>
               </w:numPr>
               <w:kinsoku w:val="0"/>
               <w:wordWrap/>
@@ -22892,7 +21921,7 @@
               <w:widowControl w:val="0"/>
               <w:numPr>
                 <w:ilvl w:val="0"/>
-                <w:numId w:val="2"/>
+                <w:numId w:val="4"/>
               </w:numPr>
               <w:kinsoku w:val="0"/>
               <w:wordWrap/>
@@ -23188,7 +22217,7 @@
               <w:widowControl w:val="0"/>
               <w:numPr>
                 <w:ilvl w:val="0"/>
-                <w:numId w:val="2"/>
+                <w:numId w:val="4"/>
               </w:numPr>
               <w:kinsoku w:val="0"/>
               <w:wordWrap/>
@@ -23484,7 +22513,7 @@
               <w:widowControl w:val="0"/>
               <w:numPr>
                 <w:ilvl w:val="0"/>
-                <w:numId w:val="2"/>
+                <w:numId w:val="4"/>
               </w:numPr>
               <w:kinsoku w:val="0"/>
               <w:wordWrap/>
@@ -23780,7 +22809,7 @@
               <w:widowControl w:val="0"/>
               <w:numPr>
                 <w:ilvl w:val="0"/>
-                <w:numId w:val="2"/>
+                <w:numId w:val="4"/>
               </w:numPr>
               <w:kinsoku w:val="0"/>
               <w:wordWrap/>
@@ -24076,7 +23105,7 @@
               <w:widowControl w:val="0"/>
               <w:numPr>
                 <w:ilvl w:val="0"/>
-                <w:numId w:val="2"/>
+                <w:numId w:val="4"/>
               </w:numPr>
               <w:kinsoku w:val="0"/>
               <w:wordWrap/>
@@ -24889,13 +23918,18 @@
               <w:ind w:left="0"/>
               <w:jc w:val="left"/>
               <w:textAlignment w:val="baseline"/>
-            </w:pPr>
-            <w:r>
-              <w:rPr>
-                <w:rFonts w:ascii="Arial" w:hAnsi="Arial" w:eastAsia="等线" w:cs="Arial"/>
-                <w:sz w:val="22"/>
-              </w:rPr>
-              <w:t>应急通信运维工程师</w:t>
+              <w:rPr>
+                <w:rFonts w:hint="default" w:eastAsia="宋体"/>
+                <w:lang w:val="en-US" w:eastAsia="zh-CN"/>
+              </w:rPr>
+            </w:pPr>
+            <w:r>
+              <w:rPr>
+                <w:rFonts w:hint="eastAsia" w:eastAsia="等线" w:cs="Arial"/>
+                <w:sz w:val="22"/>
+                <w:lang w:val="en-US" w:eastAsia="zh-CN"/>
+              </w:rPr>
+              <w:t>电缆应急抢修运维工程师</w:t>
             </w:r>
           </w:p>
         </w:tc>
@@ -25359,13 +24393,18 @@
               <w:ind w:left="0"/>
               <w:jc w:val="left"/>
               <w:textAlignment w:val="baseline"/>
-            </w:pPr>
-            <w:r>
-              <w:rPr>
-                <w:rFonts w:ascii="Arial" w:hAnsi="Arial" w:eastAsia="等线" w:cs="Arial"/>
-                <w:sz w:val="22"/>
-              </w:rPr>
-              <w:t>应急通信运维工程师</w:t>
+              <w:rPr>
+                <w:rFonts w:hint="default" w:eastAsia="宋体"/>
+                <w:lang w:val="en-US" w:eastAsia="zh-CN"/>
+              </w:rPr>
+            </w:pPr>
+            <w:r>
+              <w:rPr>
+                <w:rFonts w:hint="eastAsia" w:eastAsia="等线" w:cs="Arial"/>
+                <w:sz w:val="22"/>
+                <w:lang w:val="en-US" w:eastAsia="zh-CN"/>
+              </w:rPr>
+              <w:t>会议电视运维工程师</w:t>
             </w:r>
           </w:p>
         </w:tc>
@@ -25437,13 +24476,18 @@
               <w:ind w:left="0"/>
               <w:jc w:val="left"/>
               <w:textAlignment w:val="baseline"/>
-            </w:pPr>
-            <w:r>
-              <w:rPr>
-                <w:rFonts w:ascii="Arial" w:hAnsi="Arial" w:eastAsia="等线" w:cs="Arial"/>
-                <w:sz w:val="22"/>
-              </w:rPr>
-              <w:t>应急通信运维工程师</w:t>
+              <w:rPr>
+                <w:rFonts w:hint="default" w:eastAsia="宋体"/>
+                <w:lang w:val="en-US" w:eastAsia="zh-CN"/>
+              </w:rPr>
+            </w:pPr>
+            <w:r>
+              <w:rPr>
+                <w:rFonts w:hint="eastAsia" w:eastAsia="等线" w:cs="Arial"/>
+                <w:sz w:val="22"/>
+                <w:lang w:val="en-US" w:eastAsia="zh-CN"/>
+              </w:rPr>
+              <w:t>会议电视运维工程师</w:t>
             </w:r>
           </w:p>
         </w:tc>
@@ -25476,13 +24520,18 @@
               <w:ind w:left="0"/>
               <w:jc w:val="left"/>
               <w:textAlignment w:val="baseline"/>
-            </w:pPr>
-            <w:r>
-              <w:rPr>
-                <w:rFonts w:ascii="Arial" w:hAnsi="Arial" w:eastAsia="等线" w:cs="Arial"/>
-                <w:sz w:val="22"/>
-              </w:rPr>
-              <w:t>传输设备运维工程师</w:t>
+              <w:rPr>
+                <w:rFonts w:hint="default" w:eastAsia="宋体"/>
+                <w:lang w:val="en-US" w:eastAsia="zh-CN"/>
+              </w:rPr>
+            </w:pPr>
+            <w:r>
+              <w:rPr>
+                <w:rFonts w:hint="eastAsia" w:eastAsia="等线" w:cs="Arial"/>
+                <w:sz w:val="22"/>
+                <w:lang w:val="en-US" w:eastAsia="zh-CN"/>
+              </w:rPr>
+              <w:t>电缆在线监测运维工程师</w:t>
             </w:r>
           </w:p>
         </w:tc>
@@ -25758,10 +24807,11 @@
             </w:pPr>
             <w:r>
               <w:rPr>
-                <w:rFonts w:ascii="Arial" w:hAnsi="Arial" w:eastAsia="等线" w:cs="Arial"/>
-                <w:sz w:val="22"/>
-              </w:rPr>
-              <w:t>会议电视运维工程师</w:t>
+                <w:rFonts w:hint="eastAsia" w:eastAsia="等线" w:cs="Arial"/>
+                <w:sz w:val="22"/>
+                <w:lang w:val="en-US" w:eastAsia="zh-CN"/>
+              </w:rPr>
+              <w:t>电缆在线监测运维工程师</w:t>
             </w:r>
           </w:p>
         </w:tc>
@@ -26503,8 +25553,8 @@
         <w:snapToGrid w:val="0"/>
         <w:textAlignment w:val="baseline"/>
       </w:pPr>
-      <w:bookmarkStart w:id="31" w:name="heading_18"/>
-      <w:bookmarkStart w:id="32" w:name="_Toc32524"/>
+      <w:bookmarkStart w:id="31" w:name="_Toc32524"/>
+      <w:bookmarkStart w:id="32" w:name="heading_18"/>
       <w:r>
         <w:t>计划考核时间</w:t>
       </w:r>
@@ -26520,7 +25570,7 @@
         <w:widowControl w:val="0"/>
         <w:numPr>
           <w:ilvl w:val="0"/>
-          <w:numId w:val="3"/>
+          <w:numId w:val="5"/>
         </w:numPr>
         <w:kinsoku w:val="0"/>
         <w:wordWrap/>
@@ -26546,7 +25596,7 @@
         <w:widowControl w:val="0"/>
         <w:numPr>
           <w:ilvl w:val="0"/>
-          <w:numId w:val="3"/>
+          <w:numId w:val="5"/>
         </w:numPr>
         <w:kinsoku w:val="0"/>
         <w:wordWrap/>
@@ -26591,8 +25641,8 @@
         <w:snapToGrid w:val="0"/>
         <w:textAlignment w:val="baseline"/>
       </w:pPr>
-      <w:bookmarkStart w:id="33" w:name="heading_19"/>
-      <w:bookmarkStart w:id="34" w:name="_Toc17908"/>
+      <w:bookmarkStart w:id="33" w:name="_Toc17908"/>
+      <w:bookmarkStart w:id="34" w:name="heading_19"/>
       <w:r>
         <w:t>接受考核部门</w:t>
       </w:r>
@@ -26903,8 +25953,8 @@
         <w:snapToGrid w:val="0"/>
         <w:textAlignment w:val="baseline"/>
       </w:pPr>
-      <w:bookmarkStart w:id="42" w:name="heading_21"/>
-      <w:bookmarkStart w:id="43" w:name="_Toc15406"/>
+      <w:bookmarkStart w:id="42" w:name="_Toc15406"/>
+      <w:bookmarkStart w:id="43" w:name="heading_21"/>
       <w:r>
         <w:t>运维人员岗位技能评价计划</w:t>
       </w:r>
@@ -27254,9 +26304,43 @@
     </w:lvl>
   </w:abstractNum>
   <w:abstractNum w:abstractNumId="2">
+    <w:nsid w:val="C64CF051"/>
+    <w:multiLevelType w:val="singleLevel"/>
+    <w:tmpl w:val="C64CF051"/>
+    <w:lvl w:ilvl="0" w:tentative="0">
+      <w:start w:val="1"/>
+      <w:numFmt w:val="decimal"/>
+      <w:lvlText w:val="%1."/>
+      <w:lvlJc w:val="left"/>
+      <w:pPr>
+        <w:ind w:left="425" w:hanging="425"/>
+      </w:pPr>
+      <w:rPr>
+        <w:rFonts w:hint="default"/>
+      </w:rPr>
+    </w:lvl>
+  </w:abstractNum>
+  <w:abstractNum w:abstractNumId="3">
     <w:nsid w:val="13D8067B"/>
     <w:multiLevelType w:val="singleLevel"/>
     <w:tmpl w:val="13D8067B"/>
+    <w:lvl w:ilvl="0" w:tentative="0">
+      <w:start w:val="1"/>
+      <w:numFmt w:val="decimal"/>
+      <w:lvlText w:val="%1."/>
+      <w:lvlJc w:val="left"/>
+      <w:pPr>
+        <w:ind w:left="425" w:hanging="425"/>
+      </w:pPr>
+      <w:rPr>
+        <w:rFonts w:hint="default"/>
+      </w:rPr>
+    </w:lvl>
+  </w:abstractNum>
+  <w:abstractNum w:abstractNumId="4">
+    <w:nsid w:val="47A3A350"/>
+    <w:multiLevelType w:val="singleLevel"/>
+    <w:tmpl w:val="47A3A350"/>
     <w:lvl w:ilvl="0" w:tentative="0">
       <w:start w:val="1"/>
       <w:numFmt w:val="decimal"/>
@@ -27274,9 +26358,15 @@
     <w:abstractNumId w:val="0"/>
   </w:num>
   <w:num w:numId="2">
+    <w:abstractNumId w:val="4"/>
+  </w:num>
+  <w:num w:numId="3">
     <w:abstractNumId w:val="2"/>
   </w:num>
-  <w:num w:numId="3">
+  <w:num w:numId="4">
+    <w:abstractNumId w:val="3"/>
+  </w:num>
+  <w:num w:numId="5">
     <w:abstractNumId w:val="1"/>
   </w:num>
 </w:numbering>
